--- a/docs/report/ReportTemplates/Отчет по практике 2024.docx
+++ b/docs/report/ReportTemplates/Отчет по практике 2024.docx
@@ -1,6 +1,6 @@
 
 <file path=word/document.xml><?xml version="1.0" encoding="utf-8"?>
-<w:document xmlns:wpc="http://schemas.microsoft.com/office/word/2010/wordprocessingCanvas" xmlns:cx="http://schemas.microsoft.com/office/drawing/2014/chartex" xmlns:cx1="http://schemas.microsoft.com/office/drawing/2015/9/8/chartex" xmlns:cx2="http://schemas.microsoft.com/office/drawing/2015/10/21/chartex" xmlns:cx3="http://schemas.microsoft.com/office/drawing/2016/5/9/chartex" xmlns:cx4="http://schemas.microsoft.com/office/drawing/2016/5/10/chartex" xmlns:cx5="http://schemas.microsoft.com/office/drawing/2016/5/11/chartex" xmlns:cx6="http://schemas.microsoft.com/office/drawing/2016/5/12/chartex" xmlns:cx7="http://schemas.microsoft.com/office/drawing/2016/5/13/chartex" xmlns:cx8="http://schemas.microsoft.com/office/drawing/2016/5/14/chartex" xmlns:mc="http://schemas.openxmlformats.org/markup-compatibility/2006" xmlns:aink="http://schemas.microsoft.com/office/drawing/2016/ink" xmlns:am3d="http://schemas.microsoft.com/office/drawing/2017/model3d" xmlns:o="urn:schemas-microsoft-com:office:office" xmlns:oel="http://schemas.microsoft.com/office/2019/extlst" xmlns:r="http://schemas.openxmlformats.org/officeDocument/2006/relationships" xmlns:m="http://schemas.openxmlformats.org/officeDocument/2006/math" xmlns:v="urn:schemas-microsoft-com:vml" xmlns:wp14="http://schemas.microsoft.com/office/word/2010/wordprocessingDrawing" xmlns:wp="http://schemas.openxmlformats.org/drawingml/2006/wordprocessingDrawing" xmlns:w10="urn:schemas-microsoft-com:office:word" xmlns:w="http://schemas.openxmlformats.org/wordprocessingml/2006/main" xmlns:w14="http://schemas.microsoft.com/office/word/2010/wordml" xmlns:w15="http://schemas.microsoft.com/office/word/2012/wordml" xmlns:w16cex="http://schemas.microsoft.com/office/word/2018/wordml/cex" xmlns:w16cid="http://schemas.microsoft.com/office/word/2016/wordml/cid" xmlns:w16="http://schemas.microsoft.com/office/word/2018/wordml" xmlns:w16du="http://schemas.microsoft.com/office/word/2023/wordml/word16du" xmlns:w16sdtdh="http://schemas.microsoft.com/office/word/2020/wordml/sdtdatahash" xmlns:w16se="http://schemas.microsoft.com/office/word/2015/wordml/symex" xmlns:wpg="http://schemas.microsoft.com/office/word/2010/wordprocessingGroup" xmlns:wpi="http://schemas.microsoft.com/office/word/2010/wordprocessingInk" xmlns:wne="http://schemas.microsoft.com/office/word/2006/wordml" xmlns:wps="http://schemas.microsoft.com/office/word/2010/wordprocessingShape" mc:Ignorable="w14 w15 w16se w16cid w16 w16cex w16sdtdh w16du wp14">
+<w:document xmlns:wpc="http://schemas.microsoft.com/office/word/2010/wordprocessingCanvas" xmlns:cx="http://schemas.microsoft.com/office/drawing/2014/chartex" xmlns:cx1="http://schemas.microsoft.com/office/drawing/2015/9/8/chartex" xmlns:cx2="http://schemas.microsoft.com/office/drawing/2015/10/21/chartex" xmlns:cx3="http://schemas.microsoft.com/office/drawing/2016/5/9/chartex" xmlns:cx4="http://schemas.microsoft.com/office/drawing/2016/5/10/chartex" xmlns:cx5="http://schemas.microsoft.com/office/drawing/2016/5/11/chartex" xmlns:cx6="http://schemas.microsoft.com/office/drawing/2016/5/12/chartex" xmlns:cx7="http://schemas.microsoft.com/office/drawing/2016/5/13/chartex" xmlns:cx8="http://schemas.microsoft.com/office/drawing/2016/5/14/chartex" xmlns:mc="http://schemas.openxmlformats.org/markup-compatibility/2006" xmlns:aink="http://schemas.microsoft.com/office/drawing/2016/ink" xmlns:am3d="http://schemas.microsoft.com/office/drawing/2017/model3d" xmlns:o="urn:schemas-microsoft-com:office:office" xmlns:oel="http://schemas.microsoft.com/office/2019/extlst" xmlns:r="http://schemas.openxmlformats.org/officeDocument/2006/relationships" xmlns:m="http://schemas.openxmlformats.org/officeDocument/2006/math" xmlns:v="urn:schemas-microsoft-com:vml" xmlns:wp14="http://schemas.microsoft.com/office/word/2010/wordprocessingDrawing" xmlns:wp="http://schemas.openxmlformats.org/drawingml/2006/wordprocessingDrawing" xmlns:w10="urn:schemas-microsoft-com:office:word" xmlns:w="http://schemas.openxmlformats.org/wordprocessingml/2006/main" xmlns:w14="http://schemas.microsoft.com/office/word/2010/wordml" xmlns:w15="http://schemas.microsoft.com/office/word/2012/wordml" xmlns:w16cex="http://schemas.microsoft.com/office/word/2018/wordml/cex" xmlns:w16cid="http://schemas.microsoft.com/office/word/2016/wordml/cid" xmlns:w16="http://schemas.microsoft.com/office/word/2018/wordml" xmlns:w16du="http://schemas.microsoft.com/office/word/2023/wordml/word16du" xmlns:w16sdtdh="http://schemas.microsoft.com/office/word/2020/wordml/sdtdatahash" xmlns:w16sdtfl="http://schemas.microsoft.com/office/word/2024/wordml/sdtformatlock" xmlns:w16se="http://schemas.microsoft.com/office/word/2015/wordml/symex" xmlns:wpg="http://schemas.microsoft.com/office/word/2010/wordprocessingGroup" xmlns:wpi="http://schemas.microsoft.com/office/word/2010/wordprocessingInk" xmlns:wne="http://schemas.microsoft.com/office/word/2006/wordml" xmlns:wps="http://schemas.microsoft.com/office/word/2010/wordprocessingShape" mc:Ignorable="w14 w15 w16se w16cid w16 w16cex w16sdtdh w16sdtfl w16du wp14">
   <w:body>
     <w:p>
       <w:pPr>
@@ -894,14 +894,12 @@
                 <w:rFonts w:eastAsia="Times New Roman" w:cs="Times New Roman"/>
               </w:rPr>
             </w:pPr>
-            <w:proofErr w:type="spellStart"/>
             <w:r>
               <w:rPr>
                 <w:rFonts w:eastAsia="Times New Roman" w:cs="Times New Roman"/>
               </w:rPr>
               <w:t>Руководитель</w:t>
             </w:r>
-            <w:proofErr w:type="spellEnd"/>
             <w:r>
               <w:rPr>
                 <w:rFonts w:eastAsia="Times New Roman" w:cs="Times New Roman"/>
@@ -909,14 +907,12 @@
               </w:rPr>
               <w:t xml:space="preserve"> </w:t>
             </w:r>
-            <w:proofErr w:type="spellStart"/>
             <w:r>
               <w:rPr>
                 <w:rFonts w:eastAsia="Times New Roman" w:cs="Times New Roman"/>
               </w:rPr>
               <w:t>от</w:t>
             </w:r>
-            <w:proofErr w:type="spellEnd"/>
             <w:r>
               <w:rPr>
                 <w:rFonts w:eastAsia="Times New Roman" w:cs="Times New Roman"/>
@@ -924,14 +920,12 @@
               </w:rPr>
               <w:t xml:space="preserve"> </w:t>
             </w:r>
-            <w:proofErr w:type="spellStart"/>
             <w:r>
               <w:rPr>
                 <w:rFonts w:eastAsia="Times New Roman" w:cs="Times New Roman"/>
               </w:rPr>
               <w:t>университета</w:t>
             </w:r>
-            <w:proofErr w:type="spellEnd"/>
           </w:p>
         </w:tc>
         <w:tc>
@@ -989,17 +983,8 @@
                 <w:rFonts w:eastAsia="Times New Roman" w:cs="Times New Roman"/>
                 <w:u w:val="single"/>
               </w:rPr>
-              <w:t xml:space="preserve">И.В. </w:t>
-            </w:r>
-            <w:proofErr w:type="spellStart"/>
-            <w:r>
-              <w:rPr>
-                <w:rFonts w:eastAsia="Times New Roman" w:cs="Times New Roman"/>
-                <w:u w:val="single"/>
-              </w:rPr>
-              <w:t>Ковалев</w:t>
-            </w:r>
-            <w:proofErr w:type="spellEnd"/>
+              <w:t>И.В. Ковалев</w:t>
+            </w:r>
             <w:r>
               <w:rPr>
                 <w:rFonts w:eastAsia="Times New Roman" w:cs="Times New Roman"/>
@@ -1063,21 +1048,12 @@
                 <w:sz w:val="20"/>
               </w:rPr>
             </w:pPr>
-            <w:proofErr w:type="spellStart"/>
             <w:r>
               <w:rPr>
                 <w:rFonts w:eastAsia="Times New Roman" w:cs="Times New Roman"/>
                 <w:sz w:val="20"/>
               </w:rPr>
-              <w:t>дата</w:t>
-            </w:r>
-            <w:proofErr w:type="spellEnd"/>
-            <w:r>
-              <w:rPr>
-                <w:rFonts w:eastAsia="Times New Roman" w:cs="Times New Roman"/>
-                <w:sz w:val="20"/>
-              </w:rPr>
-              <w:t>,</w:t>
+              <w:t>дата,</w:t>
             </w:r>
             <w:r>
               <w:rPr>
@@ -1087,7 +1063,6 @@
               </w:rPr>
               <w:t xml:space="preserve"> </w:t>
             </w:r>
-            <w:proofErr w:type="spellStart"/>
             <w:r>
               <w:rPr>
                 <w:rFonts w:eastAsia="Times New Roman" w:cs="Times New Roman"/>
@@ -1095,7 +1070,6 @@
               </w:rPr>
               <w:t>подпись</w:t>
             </w:r>
-            <w:proofErr w:type="spellEnd"/>
           </w:p>
         </w:tc>
         <w:tc>
@@ -1113,21 +1087,12 @@
                 <w:sz w:val="20"/>
               </w:rPr>
             </w:pPr>
-            <w:proofErr w:type="spellStart"/>
             <w:r>
               <w:rPr>
                 <w:rFonts w:eastAsia="Times New Roman" w:cs="Times New Roman"/>
                 <w:sz w:val="20"/>
               </w:rPr>
-              <w:t>инициалы</w:t>
-            </w:r>
-            <w:proofErr w:type="spellEnd"/>
-            <w:r>
-              <w:rPr>
-                <w:rFonts w:eastAsia="Times New Roman" w:cs="Times New Roman"/>
-                <w:sz w:val="20"/>
-              </w:rPr>
-              <w:t>,</w:t>
+              <w:t>инициалы,</w:t>
             </w:r>
             <w:r>
               <w:rPr>
@@ -1137,7 +1102,6 @@
               </w:rPr>
               <w:t xml:space="preserve"> </w:t>
             </w:r>
-            <w:proofErr w:type="spellStart"/>
             <w:r>
               <w:rPr>
                 <w:rFonts w:eastAsia="Times New Roman" w:cs="Times New Roman"/>
@@ -1145,7 +1109,6 @@
               </w:rPr>
               <w:t>фамилия</w:t>
             </w:r>
-            <w:proofErr w:type="spellEnd"/>
           </w:p>
         </w:tc>
       </w:tr>
@@ -1168,14 +1131,12 @@
                 <w:rFonts w:eastAsia="Times New Roman" w:cs="Times New Roman"/>
               </w:rPr>
             </w:pPr>
-            <w:proofErr w:type="spellStart"/>
             <w:r>
               <w:rPr>
                 <w:rFonts w:eastAsia="Times New Roman" w:cs="Times New Roman"/>
               </w:rPr>
               <w:t>Руководитель</w:t>
             </w:r>
-            <w:proofErr w:type="spellEnd"/>
             <w:r>
               <w:rPr>
                 <w:rFonts w:eastAsia="Times New Roman" w:cs="Times New Roman"/>
@@ -1183,14 +1144,12 @@
               </w:rPr>
               <w:t xml:space="preserve"> </w:t>
             </w:r>
-            <w:proofErr w:type="spellStart"/>
             <w:r>
               <w:rPr>
                 <w:rFonts w:eastAsia="Times New Roman" w:cs="Times New Roman"/>
               </w:rPr>
               <w:t>от</w:t>
             </w:r>
-            <w:proofErr w:type="spellEnd"/>
             <w:r>
               <w:rPr>
                 <w:rFonts w:eastAsia="Times New Roman" w:cs="Times New Roman"/>
@@ -1198,14 +1157,12 @@
               </w:rPr>
               <w:t xml:space="preserve"> </w:t>
             </w:r>
-            <w:proofErr w:type="spellStart"/>
             <w:r>
               <w:rPr>
                 <w:rFonts w:eastAsia="Times New Roman" w:cs="Times New Roman"/>
               </w:rPr>
               <w:t>предприятия</w:t>
             </w:r>
-            <w:proofErr w:type="spellEnd"/>
           </w:p>
         </w:tc>
         <w:tc>
@@ -1263,17 +1220,8 @@
                 <w:rFonts w:eastAsia="Times New Roman" w:cs="Times New Roman"/>
                 <w:u w:val="single"/>
               </w:rPr>
-              <w:t xml:space="preserve">И.В. </w:t>
-            </w:r>
-            <w:proofErr w:type="spellStart"/>
-            <w:r>
-              <w:rPr>
-                <w:rFonts w:eastAsia="Times New Roman" w:cs="Times New Roman"/>
-                <w:u w:val="single"/>
-              </w:rPr>
-              <w:t>Ковалев</w:t>
-            </w:r>
-            <w:proofErr w:type="spellEnd"/>
+              <w:t>И.В. Ковалев</w:t>
+            </w:r>
             <w:r>
               <w:rPr>
                 <w:rFonts w:eastAsia="Times New Roman" w:cs="Times New Roman"/>
@@ -1337,21 +1285,12 @@
                 <w:sz w:val="20"/>
               </w:rPr>
             </w:pPr>
-            <w:proofErr w:type="spellStart"/>
             <w:r>
               <w:rPr>
                 <w:rFonts w:eastAsia="Times New Roman" w:cs="Times New Roman"/>
                 <w:sz w:val="20"/>
               </w:rPr>
-              <w:t>дата</w:t>
-            </w:r>
-            <w:proofErr w:type="spellEnd"/>
-            <w:r>
-              <w:rPr>
-                <w:rFonts w:eastAsia="Times New Roman" w:cs="Times New Roman"/>
-                <w:sz w:val="20"/>
-              </w:rPr>
-              <w:t>,</w:t>
+              <w:t>дата,</w:t>
             </w:r>
             <w:r>
               <w:rPr>
@@ -1361,7 +1300,6 @@
               </w:rPr>
               <w:t xml:space="preserve"> </w:t>
             </w:r>
-            <w:proofErr w:type="spellStart"/>
             <w:r>
               <w:rPr>
                 <w:rFonts w:eastAsia="Times New Roman" w:cs="Times New Roman"/>
@@ -1369,7 +1307,6 @@
               </w:rPr>
               <w:t>подпись</w:t>
             </w:r>
-            <w:proofErr w:type="spellEnd"/>
           </w:p>
         </w:tc>
         <w:tc>
@@ -1387,21 +1324,12 @@
                 <w:sz w:val="20"/>
               </w:rPr>
             </w:pPr>
-            <w:proofErr w:type="spellStart"/>
             <w:r>
               <w:rPr>
                 <w:rFonts w:eastAsia="Times New Roman" w:cs="Times New Roman"/>
                 <w:sz w:val="20"/>
               </w:rPr>
-              <w:t>инициалы</w:t>
-            </w:r>
-            <w:proofErr w:type="spellEnd"/>
-            <w:r>
-              <w:rPr>
-                <w:rFonts w:eastAsia="Times New Roman" w:cs="Times New Roman"/>
-                <w:sz w:val="20"/>
-              </w:rPr>
-              <w:t>,</w:t>
+              <w:t>инициалы,</w:t>
             </w:r>
             <w:r>
               <w:rPr>
@@ -1411,7 +1339,6 @@
               </w:rPr>
               <w:t xml:space="preserve"> </w:t>
             </w:r>
-            <w:proofErr w:type="spellStart"/>
             <w:r>
               <w:rPr>
                 <w:rFonts w:eastAsia="Times New Roman" w:cs="Times New Roman"/>
@@ -1419,7 +1346,6 @@
               </w:rPr>
               <w:t>фамилия</w:t>
             </w:r>
-            <w:proofErr w:type="spellEnd"/>
           </w:p>
         </w:tc>
       </w:tr>
@@ -1441,14 +1367,12 @@
                 <w:rFonts w:eastAsia="Times New Roman" w:cs="Times New Roman"/>
               </w:rPr>
             </w:pPr>
-            <w:proofErr w:type="spellStart"/>
             <w:r>
               <w:rPr>
                 <w:rFonts w:eastAsia="Times New Roman" w:cs="Times New Roman"/>
               </w:rPr>
               <w:t>Студент</w:t>
             </w:r>
-            <w:proofErr w:type="spellEnd"/>
           </w:p>
         </w:tc>
         <w:tc>
@@ -1529,17 +1453,8 @@
                 <w:rFonts w:eastAsia="Times New Roman" w:cs="Times New Roman"/>
                 <w:u w:val="single"/>
               </w:rPr>
-              <w:t xml:space="preserve">Н.М. </w:t>
-            </w:r>
-            <w:proofErr w:type="spellStart"/>
-            <w:r>
-              <w:rPr>
-                <w:rFonts w:eastAsia="Times New Roman" w:cs="Times New Roman"/>
-                <w:u w:val="single"/>
-              </w:rPr>
-              <w:t>Горовенко</w:t>
-            </w:r>
-            <w:proofErr w:type="spellEnd"/>
+              <w:t>Н.М. Горовенко</w:t>
+            </w:r>
             <w:r>
               <w:rPr>
                 <w:rFonts w:eastAsia="Times New Roman" w:cs="Times New Roman"/>
@@ -1586,7 +1501,6 @@
                 <w:sz w:val="20"/>
               </w:rPr>
             </w:pPr>
-            <w:proofErr w:type="spellStart"/>
             <w:r>
               <w:rPr>
                 <w:rFonts w:eastAsia="Times New Roman" w:cs="Times New Roman"/>
@@ -1594,7 +1508,6 @@
               </w:rPr>
               <w:t>номер</w:t>
             </w:r>
-            <w:proofErr w:type="spellEnd"/>
             <w:r>
               <w:rPr>
                 <w:rFonts w:eastAsia="Times New Roman" w:cs="Times New Roman"/>
@@ -1603,21 +1516,12 @@
               </w:rPr>
               <w:t xml:space="preserve"> </w:t>
             </w:r>
-            <w:proofErr w:type="spellStart"/>
             <w:r>
               <w:rPr>
                 <w:rFonts w:eastAsia="Times New Roman" w:cs="Times New Roman"/>
                 <w:sz w:val="20"/>
               </w:rPr>
-              <w:t>группы</w:t>
-            </w:r>
-            <w:proofErr w:type="spellEnd"/>
-            <w:r>
-              <w:rPr>
-                <w:rFonts w:eastAsia="Times New Roman" w:cs="Times New Roman"/>
-                <w:sz w:val="20"/>
-              </w:rPr>
-              <w:t>,</w:t>
+              <w:t>группы,</w:t>
             </w:r>
             <w:r>
               <w:rPr>
@@ -1627,7 +1531,6 @@
               </w:rPr>
               <w:t xml:space="preserve"> </w:t>
             </w:r>
-            <w:proofErr w:type="spellStart"/>
             <w:r>
               <w:rPr>
                 <w:rFonts w:eastAsia="Times New Roman" w:cs="Times New Roman"/>
@@ -1635,7 +1538,6 @@
               </w:rPr>
               <w:t>зачётной</w:t>
             </w:r>
-            <w:proofErr w:type="spellEnd"/>
             <w:r>
               <w:rPr>
                 <w:rFonts w:eastAsia="Times New Roman" w:cs="Times New Roman"/>
@@ -1644,7 +1546,6 @@
               </w:rPr>
               <w:t xml:space="preserve"> </w:t>
             </w:r>
-            <w:proofErr w:type="spellStart"/>
             <w:r>
               <w:rPr>
                 <w:rFonts w:eastAsia="Times New Roman" w:cs="Times New Roman"/>
@@ -1652,7 +1553,6 @@
               </w:rPr>
               <w:t>книжки</w:t>
             </w:r>
-            <w:proofErr w:type="spellEnd"/>
           </w:p>
         </w:tc>
         <w:tc>
@@ -1670,21 +1570,12 @@
                 <w:sz w:val="20"/>
               </w:rPr>
             </w:pPr>
-            <w:proofErr w:type="spellStart"/>
             <w:r>
               <w:rPr>
                 <w:rFonts w:eastAsia="Times New Roman" w:cs="Times New Roman"/>
                 <w:sz w:val="20"/>
               </w:rPr>
-              <w:t>дата</w:t>
-            </w:r>
-            <w:proofErr w:type="spellEnd"/>
-            <w:r>
-              <w:rPr>
-                <w:rFonts w:eastAsia="Times New Roman" w:cs="Times New Roman"/>
-                <w:sz w:val="20"/>
-              </w:rPr>
-              <w:t>,</w:t>
+              <w:t>дата,</w:t>
             </w:r>
             <w:r>
               <w:rPr>
@@ -1694,7 +1585,6 @@
               </w:rPr>
               <w:t xml:space="preserve"> </w:t>
             </w:r>
-            <w:proofErr w:type="spellStart"/>
             <w:r>
               <w:rPr>
                 <w:rFonts w:eastAsia="Times New Roman" w:cs="Times New Roman"/>
@@ -1702,7 +1592,6 @@
               </w:rPr>
               <w:t>подпись</w:t>
             </w:r>
-            <w:proofErr w:type="spellEnd"/>
           </w:p>
         </w:tc>
         <w:tc>
@@ -1720,21 +1609,12 @@
                 <w:sz w:val="20"/>
               </w:rPr>
             </w:pPr>
-            <w:proofErr w:type="spellStart"/>
             <w:r>
               <w:rPr>
                 <w:rFonts w:eastAsia="Times New Roman" w:cs="Times New Roman"/>
                 <w:sz w:val="20"/>
               </w:rPr>
-              <w:t>инициалы</w:t>
-            </w:r>
-            <w:proofErr w:type="spellEnd"/>
-            <w:r>
-              <w:rPr>
-                <w:rFonts w:eastAsia="Times New Roman" w:cs="Times New Roman"/>
-                <w:sz w:val="20"/>
-              </w:rPr>
-              <w:t>,</w:t>
+              <w:t>инициалы,</w:t>
             </w:r>
             <w:r>
               <w:rPr>
@@ -1744,7 +1624,6 @@
               </w:rPr>
               <w:t xml:space="preserve"> </w:t>
             </w:r>
-            <w:proofErr w:type="spellStart"/>
             <w:r>
               <w:rPr>
                 <w:rFonts w:eastAsia="Times New Roman" w:cs="Times New Roman"/>
@@ -1752,7 +1631,6 @@
               </w:rPr>
               <w:t>фамилия</w:t>
             </w:r>
-            <w:proofErr w:type="spellEnd"/>
           </w:p>
         </w:tc>
       </w:tr>
@@ -1913,6 +1791,7 @@
         <w:rPr>
           <w:rFonts w:eastAsia="Times New Roman" w:cs="Times New Roman"/>
           <w:szCs w:val="28"/>
+          <w:lang w:val="en-US"/>
         </w:rPr>
       </w:pPr>
       <w:r>
@@ -1935,7 +1814,15 @@
           <w:rFonts w:eastAsia="Times New Roman" w:cs="Times New Roman"/>
           <w:szCs w:val="28"/>
         </w:rPr>
-        <w:t>2024</w:t>
+        <w:t>202</w:t>
+      </w:r>
+      <w:r>
+        <w:rPr>
+          <w:rFonts w:eastAsia="Times New Roman" w:cs="Times New Roman"/>
+          <w:szCs w:val="28"/>
+          <w:lang w:val="en-US"/>
+        </w:rPr>
+        <w:t>6</w:t>
       </w:r>
     </w:p>
     <w:p>
@@ -3025,29 +2912,7 @@
           <w:szCs w:val="26"/>
           <w:shd w:val="clear" w:color="auto" w:fill="FFFFFF"/>
         </w:rPr>
-        <w:t xml:space="preserve">Современные технологии в области искусственного интеллекта и машинного обучения продолжают расширять границы возможностей нейронных сетей. Обучение нейросетевых моделей требует большого объема разнообразных данных, и создание высококачественных </w:t>
-      </w:r>
-      <w:proofErr w:type="spellStart"/>
-      <w:r>
-        <w:rPr>
-          <w:rFonts w:cs="Times New Roman"/>
-          <w:color w:val="000000"/>
-          <w:sz w:val="26"/>
-          <w:szCs w:val="26"/>
-          <w:shd w:val="clear" w:color="auto" w:fill="FFFFFF"/>
-        </w:rPr>
-        <w:t>датасетов</w:t>
-      </w:r>
-      <w:proofErr w:type="spellEnd"/>
-      <w:r>
-        <w:rPr>
-          <w:rFonts w:cs="Times New Roman"/>
-          <w:color w:val="000000"/>
-          <w:sz w:val="26"/>
-          <w:szCs w:val="26"/>
-          <w:shd w:val="clear" w:color="auto" w:fill="FFFFFF"/>
-        </w:rPr>
-        <w:t xml:space="preserve"> является одним из ключевых вызовов в этой области. В связи с этим актуальной становится задача создания симуляторов, которые могли бы предоставлять эффективные и масштабируемые среды для обучения нейронных сетей.</w:t>
+        <w:t>Современные технологии в области искусственного интеллекта и машинного обучения продолжают расширять границы возможностей нейронных сетей. Обучение нейросетевых моделей требует большого объема разнообразных данных, и создание высококачественных датасетов является одним из ключевых вызовов в этой области. В связи с этим актуальной становится задача создания симуляторов, которые могли бы предоставлять эффективные и масштабируемые среды для обучения нейронных сетей.</w:t>
       </w:r>
     </w:p>
     <w:p>
@@ -3108,27 +2973,7 @@
           <w:szCs w:val="28"/>
           <w:shd w:val="clear" w:color="auto" w:fill="FFFFFF"/>
         </w:rPr>
-        <w:t>симулятора(</w:t>
-      </w:r>
-      <w:proofErr w:type="spellStart"/>
-      <w:r>
-        <w:rPr>
-          <w:rFonts w:eastAsia="Calibri"/>
-          <w:color w:val="000000"/>
-          <w:szCs w:val="28"/>
-          <w:shd w:val="clear" w:color="auto" w:fill="FFFFFF"/>
-        </w:rPr>
-        <w:t>ов</w:t>
-      </w:r>
-      <w:proofErr w:type="spellEnd"/>
-      <w:r>
-        <w:rPr>
-          <w:rFonts w:eastAsia="Calibri"/>
-          <w:color w:val="000000"/>
-          <w:szCs w:val="28"/>
-          <w:shd w:val="clear" w:color="auto" w:fill="FFFFFF"/>
-        </w:rPr>
-        <w:t>) для обучения нейронных сетей в контролируемой виртуальной среде.</w:t>
+        <w:t>симулятора(ов) для обучения нейронных сетей в контролируемой виртуальной среде.</w:t>
       </w:r>
     </w:p>
     <w:p>
@@ -3641,23 +3486,7 @@
           <w:rFonts w:cs="Times New Roman"/>
           <w:lang w:eastAsia="ru-RU"/>
         </w:rPr>
-        <w:t xml:space="preserve">CARLA предоставляет </w:t>
-      </w:r>
-      <w:proofErr w:type="spellStart"/>
-      <w:r>
-        <w:rPr>
-          <w:rFonts w:cs="Times New Roman"/>
-          <w:lang w:eastAsia="ru-RU"/>
-        </w:rPr>
-        <w:t>высокореалистичную</w:t>
-      </w:r>
-      <w:proofErr w:type="spellEnd"/>
-      <w:r>
-        <w:rPr>
-          <w:rFonts w:cs="Times New Roman"/>
-          <w:lang w:eastAsia="ru-RU"/>
-        </w:rPr>
-        <w:t xml:space="preserve"> трехмерную среду с поддержкой различных типов дорожных покрытий, погодных условий, времени суток и других факторов. </w:t>
+        <w:t xml:space="preserve">CARLA предоставляет высокореалистичную трехмерную среду с поддержкой различных типов дорожных покрытий, погодных условий, времени суток и других факторов. </w:t>
       </w:r>
     </w:p>
     <w:p>
@@ -4053,23 +3882,7 @@
           <w:rFonts w:cs="Times New Roman"/>
           <w:lang w:eastAsia="ru-RU"/>
         </w:rPr>
-        <w:t xml:space="preserve">CARLA требует значительных вычислительных ресурсов, особенно при использовании </w:t>
-      </w:r>
-      <w:proofErr w:type="spellStart"/>
-      <w:r>
-        <w:rPr>
-          <w:rFonts w:cs="Times New Roman"/>
-          <w:lang w:eastAsia="ru-RU"/>
-        </w:rPr>
-        <w:t>высокореалистичных</w:t>
-      </w:r>
-      <w:proofErr w:type="spellEnd"/>
-      <w:r>
-        <w:rPr>
-          <w:rFonts w:cs="Times New Roman"/>
-          <w:lang w:eastAsia="ru-RU"/>
-        </w:rPr>
-        <w:t xml:space="preserve"> сценариев и детализации. Это может создавать проблемы для пользователей с ограниченными вычислительными мощностями. На рисунке 1 показаны рекомендуемые системные требования для использования </w:t>
+        <w:t xml:space="preserve">CARLA требует значительных вычислительных ресурсов, особенно при использовании высокореалистичных сценариев и детализации. Это может создавать проблемы для пользователей с ограниченными вычислительными мощностями. На рисунке 1 показаны рекомендуемые системные требования для использования </w:t>
       </w:r>
       <w:r>
         <w:rPr>
@@ -4319,55 +4132,7 @@
           <w:rFonts w:cs="Times New Roman"/>
           <w:lang w:eastAsia="ru-RU"/>
         </w:rPr>
-        <w:t xml:space="preserve">OpenAI </w:t>
-      </w:r>
-      <w:proofErr w:type="spellStart"/>
-      <w:r>
-        <w:rPr>
-          <w:rFonts w:cs="Times New Roman"/>
-          <w:lang w:eastAsia="ru-RU"/>
-        </w:rPr>
-        <w:t>Gym</w:t>
-      </w:r>
-      <w:proofErr w:type="spellEnd"/>
-      <w:r>
-        <w:rPr>
-          <w:rFonts w:cs="Times New Roman"/>
-          <w:lang w:eastAsia="ru-RU"/>
-        </w:rPr>
-        <w:t xml:space="preserve"> представляет собой набор инструментов и библиотек от компании OpenAI, созданных для разработки и проверки алгоритмов искусственного интеллекта в области обучения с подкреплением. Этот фреймворк предлагает разнообразные задачи и сценарии, предназначенные для обучения и тестирования искусственных агентов. OpenAI </w:t>
-      </w:r>
-      <w:proofErr w:type="spellStart"/>
-      <w:r>
-        <w:rPr>
-          <w:rFonts w:cs="Times New Roman"/>
-          <w:lang w:eastAsia="ru-RU"/>
-        </w:rPr>
-        <w:t>Gym</w:t>
-      </w:r>
-      <w:proofErr w:type="spellEnd"/>
-      <w:r>
-        <w:rPr>
-          <w:rFonts w:cs="Times New Roman"/>
-          <w:lang w:eastAsia="ru-RU"/>
-        </w:rPr>
-        <w:t xml:space="preserve"> обеспечивает удобный интерфейс для взаимодействия с окружением, позволяя получать наблюдения, выполнять действия и получать обратную связь в виде награды или штрафа. Способность настройки различных параметров окружения делает его гибким инструментом для различных задач, включая классические задачи управления, игры на Atari, робототехнику и многое другое. OpenAI </w:t>
-      </w:r>
-      <w:proofErr w:type="spellStart"/>
-      <w:r>
-        <w:rPr>
-          <w:rFonts w:cs="Times New Roman"/>
-          <w:lang w:eastAsia="ru-RU"/>
-        </w:rPr>
-        <w:t>Gym</w:t>
-      </w:r>
-      <w:proofErr w:type="spellEnd"/>
-      <w:r>
-        <w:rPr>
-          <w:rFonts w:cs="Times New Roman"/>
-          <w:lang w:eastAsia="ru-RU"/>
-        </w:rPr>
-        <w:t xml:space="preserve"> является широко используемым и популярным инструментом в области искусственного </w:t>
+        <w:t xml:space="preserve">OpenAI Gym представляет собой набор инструментов и библиотек от компании OpenAI, созданных для разработки и проверки алгоритмов искусственного интеллекта в области обучения с подкреплением. Этот фреймворк предлагает разнообразные задачи и сценарии, предназначенные для обучения и тестирования искусственных агентов. OpenAI Gym обеспечивает удобный интерфейс для взаимодействия с окружением, позволяя получать наблюдения, выполнять действия и получать обратную связь в виде награды или штрафа. Способность настройки различных параметров окружения делает его гибким инструментом для различных задач, включая классические задачи управления, игры на Atari, робототехнику и многое другое. OpenAI Gym является широко используемым и популярным инструментом в области искусственного </w:t>
       </w:r>
       <w:r>
         <w:rPr>
@@ -4394,120 +4159,101 @@
           <w:bCs/>
           <w:lang w:eastAsia="ru-RU"/>
         </w:rPr>
-        <w:t xml:space="preserve">Основные компоненты OpenAI </w:t>
-      </w:r>
-      <w:proofErr w:type="spellStart"/>
-      <w:r>
+        <w:t>Основные компоненты OpenAI Gym</w:t>
+      </w:r>
+    </w:p>
+    <w:p>
+      <w:pPr>
+        <w:rPr>
+          <w:rFonts w:cs="Times New Roman"/>
+          <w:lang w:eastAsia="ru-RU"/>
+        </w:rPr>
+      </w:pPr>
+      <w:r>
+        <w:rPr>
+          <w:rFonts w:cs="Times New Roman"/>
+          <w:lang w:eastAsia="ru-RU"/>
+        </w:rPr>
+        <w:t>OpenAI Gym состоит из нескольких основных компонентов, которые позволяют вам создавать и взаимодействовать с различными средами:</w:t>
+      </w:r>
+    </w:p>
+    <w:p>
+      <w:pPr>
         <w:rPr>
           <w:rFonts w:cs="Times New Roman"/>
           <w:b/>
           <w:bCs/>
           <w:lang w:eastAsia="ru-RU"/>
         </w:rPr>
-        <w:t>Gym</w:t>
-      </w:r>
-      <w:proofErr w:type="spellEnd"/>
-    </w:p>
-    <w:p>
-      <w:pPr>
-        <w:rPr>
-          <w:rFonts w:cs="Times New Roman"/>
-          <w:lang w:eastAsia="ru-RU"/>
-        </w:rPr>
-      </w:pPr>
-      <w:r>
-        <w:rPr>
-          <w:rFonts w:cs="Times New Roman"/>
-          <w:lang w:eastAsia="ru-RU"/>
-        </w:rPr>
-        <w:t xml:space="preserve">OpenAI </w:t>
-      </w:r>
-      <w:proofErr w:type="spellStart"/>
-      <w:r>
-        <w:rPr>
-          <w:rFonts w:cs="Times New Roman"/>
-          <w:lang w:eastAsia="ru-RU"/>
-        </w:rPr>
-        <w:t>Gym</w:t>
-      </w:r>
-      <w:proofErr w:type="spellEnd"/>
-      <w:r>
-        <w:rPr>
-          <w:rFonts w:cs="Times New Roman"/>
-          <w:lang w:eastAsia="ru-RU"/>
-        </w:rPr>
-        <w:t xml:space="preserve"> состоит из нескольких основных компонентов, которые позволяют вам создавать и взаимодействовать с различными средами:</w:t>
-      </w:r>
-    </w:p>
-    <w:p>
-      <w:pPr>
+      </w:pPr>
+      <w:r>
         <w:rPr>
           <w:rFonts w:cs="Times New Roman"/>
           <w:b/>
           <w:bCs/>
           <w:lang w:eastAsia="ru-RU"/>
         </w:rPr>
-      </w:pPr>
-      <w:r>
+        <w:t>Среда (Environment)</w:t>
+      </w:r>
+    </w:p>
+    <w:p>
+      <w:pPr>
+        <w:rPr>
+          <w:rFonts w:cs="Times New Roman"/>
+          <w:lang w:eastAsia="ru-RU"/>
+        </w:rPr>
+      </w:pPr>
+      <w:r>
+        <w:rPr>
+          <w:rFonts w:cs="Times New Roman"/>
+          <w:lang w:eastAsia="ru-RU"/>
+        </w:rPr>
+        <w:t>Среда представляет собой модель, в которой происходит взаимодействие агента с окружающим миром. Она определяет правила и ограничения задачи, а также предоставляет методы для взаимодействия с ней. В Gym среда представлена классом, который содержит методы для инициализации, выполнения действий и получения наблюдений.</w:t>
+      </w:r>
+    </w:p>
+    <w:p>
+      <w:pPr>
         <w:rPr>
           <w:rFonts w:cs="Times New Roman"/>
           <w:b/>
           <w:bCs/>
           <w:lang w:eastAsia="ru-RU"/>
         </w:rPr>
-        <w:t>Среда (Environment)</w:t>
-      </w:r>
-    </w:p>
-    <w:p>
-      <w:pPr>
-        <w:rPr>
-          <w:rFonts w:cs="Times New Roman"/>
-          <w:lang w:eastAsia="ru-RU"/>
-        </w:rPr>
-      </w:pPr>
-      <w:r>
-        <w:rPr>
-          <w:rFonts w:cs="Times New Roman"/>
-          <w:lang w:eastAsia="ru-RU"/>
-        </w:rPr>
-        <w:t xml:space="preserve">Среда представляет собой модель, в которой происходит взаимодействие агента с окружающим миром. Она определяет правила и ограничения задачи, а также предоставляет методы для взаимодействия с ней. В </w:t>
-      </w:r>
-      <w:proofErr w:type="spellStart"/>
-      <w:r>
-        <w:rPr>
-          <w:rFonts w:cs="Times New Roman"/>
-          <w:lang w:eastAsia="ru-RU"/>
-        </w:rPr>
-        <w:t>Gym</w:t>
-      </w:r>
-      <w:proofErr w:type="spellEnd"/>
-      <w:r>
-        <w:rPr>
-          <w:rFonts w:cs="Times New Roman"/>
-          <w:lang w:eastAsia="ru-RU"/>
-        </w:rPr>
-        <w:t xml:space="preserve"> среда представлена классом, который содержит методы для инициализации, выполнения действий и получения наблюдений.</w:t>
-      </w:r>
-    </w:p>
-    <w:p>
-      <w:pPr>
+      </w:pPr>
+      <w:r>
         <w:rPr>
           <w:rFonts w:cs="Times New Roman"/>
           <w:b/>
           <w:bCs/>
           <w:lang w:eastAsia="ru-RU"/>
         </w:rPr>
-      </w:pPr>
-      <w:r>
+        <w:t>Действия (Actions)</w:t>
+      </w:r>
+    </w:p>
+    <w:p>
+      <w:pPr>
+        <w:rPr>
+          <w:rFonts w:cs="Times New Roman"/>
+          <w:lang w:eastAsia="ru-RU"/>
+        </w:rPr>
+      </w:pPr>
+      <w:r>
+        <w:rPr>
+          <w:rFonts w:cs="Times New Roman"/>
+          <w:lang w:eastAsia="ru-RU"/>
+        </w:rPr>
+        <w:t>Действия представляют собой действия, которые агент может предпринять в среде. Они могут быть дискретными (например, выбор из нескольких действий) или непрерывными (например, задание значения в диапазоне). В Gym действия представлены в виде простых типов данных, таких как числа или строки.</w:t>
+      </w:r>
+    </w:p>
+    <w:p>
+      <w:pPr>
         <w:rPr>
           <w:rFonts w:cs="Times New Roman"/>
           <w:b/>
           <w:bCs/>
           <w:lang w:eastAsia="ru-RU"/>
         </w:rPr>
-        <w:t>Действия (</w:t>
-      </w:r>
-      <w:proofErr w:type="spellStart"/>
+      </w:pPr>
       <w:r>
         <w:rPr>
           <w:rFonts w:cs="Times New Roman"/>
@@ -4515,69 +4261,67 @@
           <w:bCs/>
           <w:lang w:eastAsia="ru-RU"/>
         </w:rPr>
-        <w:t>Actions</w:t>
-      </w:r>
-      <w:proofErr w:type="spellEnd"/>
-      <w:r>
+        <w:t>Наблюдения (Observations)</w:t>
+      </w:r>
+    </w:p>
+    <w:p>
+      <w:pPr>
+        <w:rPr>
+          <w:rFonts w:cs="Times New Roman"/>
+          <w:lang w:eastAsia="ru-RU"/>
+        </w:rPr>
+      </w:pPr>
+      <w:r>
+        <w:rPr>
+          <w:rFonts w:cs="Times New Roman"/>
+          <w:lang w:eastAsia="ru-RU"/>
+        </w:rPr>
+        <w:t>Наблюдения представляют собой информацию, которую агент получает от среды после выполнения действия. Они могут быть числами, массивами или другими структурами данных, которые содержат информацию о текущем состоянии среды. В Gym наблюдения представлены в виде простых типов данных или массивов.</w:t>
+      </w:r>
+    </w:p>
+    <w:p>
+      <w:pPr>
         <w:rPr>
           <w:rFonts w:cs="Times New Roman"/>
           <w:b/>
           <w:bCs/>
           <w:lang w:eastAsia="ru-RU"/>
         </w:rPr>
-        <w:t>)</w:t>
-      </w:r>
-    </w:p>
-    <w:p>
-      <w:pPr>
-        <w:rPr>
-          <w:rFonts w:cs="Times New Roman"/>
-          <w:lang w:eastAsia="ru-RU"/>
-        </w:rPr>
-      </w:pPr>
-      <w:r>
-        <w:rPr>
-          <w:rFonts w:cs="Times New Roman"/>
-          <w:lang w:eastAsia="ru-RU"/>
-        </w:rPr>
-        <w:t xml:space="preserve">Действия представляют собой действия, которые агент может предпринять в среде. Они могут быть дискретными (например, выбор из нескольких действий) или непрерывными (например, задание значения в диапазоне). В </w:t>
-      </w:r>
-      <w:proofErr w:type="spellStart"/>
-      <w:r>
-        <w:rPr>
-          <w:rFonts w:cs="Times New Roman"/>
-          <w:lang w:eastAsia="ru-RU"/>
-        </w:rPr>
-        <w:t>Gym</w:t>
-      </w:r>
-      <w:proofErr w:type="spellEnd"/>
-      <w:r>
-        <w:rPr>
-          <w:rFonts w:cs="Times New Roman"/>
-          <w:lang w:eastAsia="ru-RU"/>
-        </w:rPr>
-        <w:t xml:space="preserve"> действия представлены в виде простых типов данных, таких как числа или строки.</w:t>
-      </w:r>
-    </w:p>
-    <w:p>
-      <w:pPr>
+      </w:pPr>
+      <w:r>
         <w:rPr>
           <w:rFonts w:cs="Times New Roman"/>
           <w:b/>
           <w:bCs/>
           <w:lang w:eastAsia="ru-RU"/>
         </w:rPr>
-      </w:pPr>
-      <w:r>
+        <w:t>Награды (Rewards)</w:t>
+      </w:r>
+    </w:p>
+    <w:p>
+      <w:pPr>
+        <w:rPr>
+          <w:rFonts w:cs="Times New Roman"/>
+          <w:lang w:eastAsia="ru-RU"/>
+        </w:rPr>
+      </w:pPr>
+      <w:r>
+        <w:rPr>
+          <w:rFonts w:cs="Times New Roman"/>
+          <w:lang w:eastAsia="ru-RU"/>
+        </w:rPr>
+        <w:t>Награды представляют собой числовую оценку, которую агент получает от среды после выполнения действия. Они используются для определения качества выполненного действия и помогают агенту оптимизировать свое поведение. В Gym награды представлены в виде чисел.</w:t>
+      </w:r>
+    </w:p>
+    <w:p>
+      <w:pPr>
         <w:rPr>
           <w:rFonts w:cs="Times New Roman"/>
           <w:b/>
           <w:bCs/>
           <w:lang w:eastAsia="ru-RU"/>
         </w:rPr>
-        <w:t>Наблюдения (</w:t>
-      </w:r>
-      <w:proofErr w:type="spellStart"/>
+      </w:pPr>
       <w:r>
         <w:rPr>
           <w:rFonts w:cs="Times New Roman"/>
@@ -4585,69 +4329,151 @@
           <w:bCs/>
           <w:lang w:eastAsia="ru-RU"/>
         </w:rPr>
-        <w:t>Observations</w:t>
-      </w:r>
-      <w:proofErr w:type="spellEnd"/>
-      <w:r>
+        <w:t>Эпизоды (Episodes)</w:t>
+      </w:r>
+    </w:p>
+    <w:p>
+      <w:pPr>
+        <w:rPr>
+          <w:rFonts w:cs="Times New Roman"/>
+          <w:lang w:eastAsia="ru-RU"/>
+        </w:rPr>
+      </w:pPr>
+      <w:r>
+        <w:rPr>
+          <w:rFonts w:cs="Times New Roman"/>
+          <w:lang w:eastAsia="ru-RU"/>
+        </w:rPr>
+        <w:lastRenderedPageBreak/>
+        <w:t>Эпизоды представляют собой последовательность действий, наблюдений и наград, которые агент выполняет в среде. Они имеют начало и конец и позволяют агенту учиться на основе опыта. В Gym эпизоды представлены в виде цикла, в котором агент выполняет действия, получает наблюдения и награды до достижения конечного состояния.</w:t>
+      </w:r>
+    </w:p>
+    <w:p>
+      <w:pPr>
+        <w:rPr>
+          <w:rFonts w:cs="Times New Roman"/>
+          <w:lang w:eastAsia="ru-RU"/>
+        </w:rPr>
+      </w:pPr>
+      <w:r>
+        <w:rPr>
+          <w:rFonts w:cs="Times New Roman"/>
+          <w:lang w:eastAsia="ru-RU"/>
+        </w:rPr>
+        <w:t>Все эти компоненты взаимодействуют между собой, позволяя агенту взаимодействовать с средой, получать обратную связь в виде наблюдений и наград, и учиться на основе этой информации.</w:t>
+      </w:r>
+    </w:p>
+    <w:p>
+      <w:pPr>
+        <w:rPr>
+          <w:rFonts w:cs="Times New Roman"/>
+          <w:lang w:eastAsia="ru-RU"/>
+        </w:rPr>
+      </w:pPr>
+    </w:p>
+    <w:p>
+      <w:pPr>
         <w:rPr>
           <w:rFonts w:cs="Times New Roman"/>
           <w:b/>
           <w:bCs/>
           <w:lang w:eastAsia="ru-RU"/>
         </w:rPr>
-        <w:t>)</w:t>
-      </w:r>
-    </w:p>
-    <w:p>
-      <w:pPr>
-        <w:rPr>
-          <w:rFonts w:cs="Times New Roman"/>
-          <w:lang w:eastAsia="ru-RU"/>
-        </w:rPr>
-      </w:pPr>
-      <w:r>
-        <w:rPr>
-          <w:rFonts w:cs="Times New Roman"/>
-          <w:lang w:eastAsia="ru-RU"/>
-        </w:rPr>
-        <w:t xml:space="preserve">Наблюдения представляют собой информацию, которую агент получает от среды после выполнения действия. Они могут быть числами, массивами или другими структурами данных, которые содержат информацию о текущем состоянии среды. В </w:t>
-      </w:r>
-      <w:proofErr w:type="spellStart"/>
-      <w:r>
-        <w:rPr>
-          <w:rFonts w:cs="Times New Roman"/>
-          <w:lang w:eastAsia="ru-RU"/>
-        </w:rPr>
-        <w:t>Gym</w:t>
-      </w:r>
-      <w:proofErr w:type="spellEnd"/>
-      <w:r>
-        <w:rPr>
-          <w:rFonts w:cs="Times New Roman"/>
-          <w:lang w:eastAsia="ru-RU"/>
-        </w:rPr>
-        <w:t xml:space="preserve"> наблюдения представлены в виде простых типов данных или массивов.</w:t>
-      </w:r>
-    </w:p>
-    <w:p>
-      <w:pPr>
+      </w:pPr>
+      <w:r>
         <w:rPr>
           <w:rFonts w:cs="Times New Roman"/>
           <w:b/>
           <w:bCs/>
           <w:lang w:eastAsia="ru-RU"/>
         </w:rPr>
-      </w:pPr>
-      <w:r>
+        <w:t>Преимущества OpenAI Gym</w:t>
+      </w:r>
+    </w:p>
+    <w:p>
+      <w:pPr>
+        <w:rPr>
+          <w:rFonts w:cs="Times New Roman"/>
+          <w:lang w:eastAsia="ru-RU"/>
+        </w:rPr>
+      </w:pPr>
+      <w:r>
+        <w:rPr>
+          <w:rFonts w:cs="Times New Roman"/>
+          <w:lang w:eastAsia="ru-RU"/>
+        </w:rPr>
+        <w:t>OpenAI Gym имеет несколько преимуществ, которые делают его популярным инструментом для разработки и исследования алгоритмов обучения:</w:t>
+      </w:r>
+    </w:p>
+    <w:p>
+      <w:pPr>
+        <w:rPr>
+          <w:rFonts w:cs="Times New Roman"/>
+          <w:lang w:eastAsia="ru-RU"/>
+        </w:rPr>
+      </w:pPr>
+      <w:r>
+        <w:rPr>
+          <w:rFonts w:cs="Times New Roman"/>
+          <w:lang w:eastAsia="ru-RU"/>
+        </w:rPr>
+        <w:t>Широкий выбор сред: OpenAI Gym предлагает большое количество сред, включая классические задачи, такие как игры Atari, а также среды для робототехники и управления системами.</w:t>
+      </w:r>
+    </w:p>
+    <w:p>
+      <w:pPr>
+        <w:rPr>
+          <w:rFonts w:cs="Times New Roman"/>
+          <w:lang w:eastAsia="ru-RU"/>
+        </w:rPr>
+      </w:pPr>
+      <w:r>
+        <w:rPr>
+          <w:rFonts w:cs="Times New Roman"/>
+          <w:lang w:eastAsia="ru-RU"/>
+        </w:rPr>
+        <w:t>Простота использования: OpenAI Gym предоставляет простой и интуитивно понятный интерфейс для взаимодействия с окружением и обучения агентов.</w:t>
+      </w:r>
+    </w:p>
+    <w:p>
+      <w:pPr>
+        <w:rPr>
+          <w:rFonts w:cs="Times New Roman"/>
+          <w:lang w:eastAsia="ru-RU"/>
+        </w:rPr>
+      </w:pPr>
+      <w:r>
+        <w:rPr>
+          <w:rFonts w:cs="Times New Roman"/>
+          <w:lang w:eastAsia="ru-RU"/>
+        </w:rPr>
+        <w:t>Гибкость и расширяемость: OpenAI Gym позволяет создавать собственные среды и алгоритмы обучения, что делает его гибким инструментом для разработки и исследования.</w:t>
+      </w:r>
+    </w:p>
+    <w:p>
+      <w:pPr>
+        <w:rPr>
+          <w:rFonts w:cs="Times New Roman"/>
+          <w:lang w:eastAsia="ru-RU"/>
+        </w:rPr>
+      </w:pPr>
+      <w:r>
+        <w:rPr>
+          <w:rFonts w:cs="Times New Roman"/>
+          <w:lang w:eastAsia="ru-RU"/>
+        </w:rPr>
+        <w:t>Большое сообщество: OpenAI Gym имеет активное сообщество разработчиков и исследователей, которые делятся своими знаниями и опытом, что упрощает процесс обучения и разработки.</w:t>
+      </w:r>
+    </w:p>
+    <w:p>
+      <w:pPr>
         <w:rPr>
           <w:rFonts w:cs="Times New Roman"/>
           <w:b/>
           <w:bCs/>
           <w:lang w:eastAsia="ru-RU"/>
         </w:rPr>
-        <w:t>Награды (</w:t>
-      </w:r>
-      <w:proofErr w:type="spellStart"/>
+      </w:pPr>
       <w:r>
         <w:rPr>
           <w:rFonts w:cs="Times New Roman"/>
@@ -4655,58 +4481,130 @@
           <w:bCs/>
           <w:lang w:eastAsia="ru-RU"/>
         </w:rPr>
-        <w:t>Rewards</w:t>
-      </w:r>
-      <w:proofErr w:type="spellEnd"/>
-      <w:r>
+        <w:t>Ограничения OpenAI Gym</w:t>
+      </w:r>
+    </w:p>
+    <w:p>
+      <w:pPr>
+        <w:rPr>
+          <w:rFonts w:cs="Times New Roman"/>
+          <w:lang w:eastAsia="ru-RU"/>
+        </w:rPr>
+      </w:pPr>
+      <w:r>
+        <w:rPr>
+          <w:rFonts w:cs="Times New Roman"/>
+          <w:lang w:eastAsia="ru-RU"/>
+        </w:rPr>
+        <w:t>Несмотря на свои преимущества, OpenAI Gym также имеет некоторые ограничения:</w:t>
+      </w:r>
+    </w:p>
+    <w:p>
+      <w:pPr>
+        <w:rPr>
+          <w:rFonts w:cs="Times New Roman"/>
+          <w:lang w:eastAsia="ru-RU"/>
+        </w:rPr>
+      </w:pPr>
+      <w:r>
+        <w:rPr>
+          <w:rFonts w:cs="Times New Roman"/>
+          <w:lang w:eastAsia="ru-RU"/>
+        </w:rPr>
+        <w:lastRenderedPageBreak/>
+        <w:t>Ограниченный набор сред: В OpenAI Gym представлены только определенные среды, и некоторые задачи могут быть недоступны или не подходить для конкретных исследований.</w:t>
+      </w:r>
+    </w:p>
+    <w:p>
+      <w:pPr>
+        <w:rPr>
+          <w:rFonts w:cs="Times New Roman"/>
+          <w:lang w:eastAsia="ru-RU"/>
+        </w:rPr>
+      </w:pPr>
+      <w:r>
+        <w:rPr>
+          <w:rFonts w:cs="Times New Roman"/>
+          <w:lang w:eastAsia="ru-RU"/>
+        </w:rPr>
+        <w:t>Отсутствие реального времени: В OpenAI Gym отсутствует поддержка реального времени, что ограничивает его использование в некоторых областях, таких как робототехника.</w:t>
+      </w:r>
+    </w:p>
+    <w:p>
+      <w:pPr>
+        <w:pStyle w:val="2"/>
+        <w:rPr>
+          <w:rFonts w:cs="Times New Roman"/>
+          <w:lang w:val="en-US" w:eastAsia="ru-RU"/>
+        </w:rPr>
+      </w:pPr>
+      <w:bookmarkStart w:id="7" w:name="_Toc153997254"/>
+      <w:bookmarkStart w:id="8" w:name="_Toc172073334"/>
+      <w:r>
+        <w:rPr>
+          <w:rFonts w:cs="Times New Roman"/>
+          <w:lang w:val="en-US" w:eastAsia="ru-RU"/>
+        </w:rPr>
+        <w:t>Unity ML-Agents</w:t>
+      </w:r>
+      <w:bookmarkEnd w:id="7"/>
+      <w:bookmarkEnd w:id="8"/>
+    </w:p>
+    <w:p>
+      <w:pPr>
+        <w:rPr>
+          <w:rFonts w:cs="Times New Roman"/>
+          <w:lang w:eastAsia="ru-RU"/>
+        </w:rPr>
+      </w:pPr>
+      <w:r>
+        <w:rPr>
+          <w:rFonts w:cs="Times New Roman"/>
+          <w:lang w:eastAsia="ru-RU"/>
+        </w:rPr>
+        <w:t>Unity ML-Agents представляет собой инновационный инструментарий, разработанный компанией Unity Technologies, который совмещает возможности игрового движка Unity с современными методами машинного обучения. Он предназначен для создания и обучения искусственного интеллекта (ИИ) в виртуальных средах, что делает его мощным средством для разработки автономных агентов и решения разнообразных задач.</w:t>
+      </w:r>
+    </w:p>
+    <w:p>
+      <w:pPr>
         <w:rPr>
           <w:rFonts w:cs="Times New Roman"/>
           <w:b/>
           <w:bCs/>
           <w:lang w:eastAsia="ru-RU"/>
         </w:rPr>
-        <w:t>)</w:t>
-      </w:r>
-    </w:p>
-    <w:p>
-      <w:pPr>
-        <w:rPr>
-          <w:rFonts w:cs="Times New Roman"/>
-          <w:lang w:eastAsia="ru-RU"/>
-        </w:rPr>
-      </w:pPr>
-      <w:r>
-        <w:rPr>
-          <w:rFonts w:cs="Times New Roman"/>
-          <w:lang w:eastAsia="ru-RU"/>
-        </w:rPr>
-        <w:t xml:space="preserve">Награды представляют собой числовую оценку, которую агент получает от среды после выполнения действия. Они используются для определения качества выполненного действия и помогают агенту оптимизировать свое поведение. В </w:t>
-      </w:r>
-      <w:proofErr w:type="spellStart"/>
-      <w:r>
-        <w:rPr>
-          <w:rFonts w:cs="Times New Roman"/>
-          <w:lang w:eastAsia="ru-RU"/>
-        </w:rPr>
-        <w:t>Gym</w:t>
-      </w:r>
-      <w:proofErr w:type="spellEnd"/>
-      <w:r>
-        <w:rPr>
-          <w:rFonts w:cs="Times New Roman"/>
-          <w:lang w:eastAsia="ru-RU"/>
-        </w:rPr>
-        <w:t xml:space="preserve"> награды представлены в виде чисел.</w:t>
-      </w:r>
-    </w:p>
-    <w:p>
-      <w:pPr>
+      </w:pPr>
+      <w:r>
         <w:rPr>
           <w:rFonts w:cs="Times New Roman"/>
           <w:b/>
           <w:bCs/>
           <w:lang w:eastAsia="ru-RU"/>
         </w:rPr>
+        <w:t>Основные Характеристики</w:t>
+      </w:r>
+    </w:p>
+    <w:p>
+      <w:pPr>
+        <w:rPr>
+          <w:rFonts w:cs="Times New Roman"/>
+          <w:lang w:eastAsia="ru-RU"/>
+        </w:rPr>
+      </w:pPr>
+      <w:r>
+        <w:rPr>
+          <w:rFonts w:cs="Times New Roman"/>
+          <w:lang w:eastAsia="ru-RU"/>
+        </w:rPr>
+        <w:t>Интеграция с Unity: Unity ML-Agents тесно интегрирован с игровым движком Unity, позволяя разработчикам создавать сложные и реалистичные сценарии для обучения и тестирования агентов.</w:t>
+      </w:r>
+    </w:p>
+    <w:p>
+      <w:pPr>
+        <w:rPr>
+          <w:rFonts w:cs="Times New Roman"/>
+          <w:lang w:eastAsia="ru-RU"/>
+        </w:rPr>
       </w:pPr>
       <w:r>
         <w:rPr>
@@ -4715,9 +4613,23 @@
           <w:bCs/>
           <w:lang w:eastAsia="ru-RU"/>
         </w:rPr>
-        <w:t>Эпизоды (</w:t>
-      </w:r>
-      <w:proofErr w:type="spellStart"/>
+        <w:t>Гибкие Возможности</w:t>
+      </w:r>
+      <w:r>
+        <w:rPr>
+          <w:rFonts w:cs="Times New Roman"/>
+          <w:lang w:eastAsia="ru-RU"/>
+        </w:rPr>
+        <w:t>: Фреймворк поддерживает различные типы задач, начиная от управления персонажами в играх до обучения роботов и решения задач робототехники.</w:t>
+      </w:r>
+    </w:p>
+    <w:p>
+      <w:pPr>
+        <w:rPr>
+          <w:rFonts w:cs="Times New Roman"/>
+          <w:lang w:eastAsia="ru-RU"/>
+        </w:rPr>
+      </w:pPr>
       <w:r>
         <w:rPr>
           <w:rFonts w:cs="Times New Roman"/>
@@ -4725,9 +4637,23 @@
           <w:bCs/>
           <w:lang w:eastAsia="ru-RU"/>
         </w:rPr>
-        <w:t>Episodes</w:t>
-      </w:r>
-      <w:proofErr w:type="spellEnd"/>
+        <w:t>Современные Методы Машинного Обучения</w:t>
+      </w:r>
+      <w:r>
+        <w:rPr>
+          <w:rFonts w:cs="Times New Roman"/>
+          <w:lang w:eastAsia="ru-RU"/>
+        </w:rPr>
+        <w:t>: Unity ML-Agents включает в себя современные методы обучения с подкреплением, в том числе проектирование собственных алгоритмов и использование готовых решений.</w:t>
+      </w:r>
+    </w:p>
+    <w:p>
+      <w:pPr>
+        <w:rPr>
+          <w:rFonts w:cs="Times New Roman"/>
+          <w:lang w:eastAsia="ru-RU"/>
+        </w:rPr>
+      </w:pPr>
       <w:r>
         <w:rPr>
           <w:rFonts w:cs="Times New Roman"/>
@@ -4735,79 +4661,15 @@
           <w:bCs/>
           <w:lang w:eastAsia="ru-RU"/>
         </w:rPr>
-        <w:t>)</w:t>
-      </w:r>
-    </w:p>
-    <w:p>
-      <w:pPr>
-        <w:rPr>
-          <w:rFonts w:cs="Times New Roman"/>
-          <w:lang w:eastAsia="ru-RU"/>
-        </w:rPr>
-      </w:pPr>
-      <w:r>
-        <w:rPr>
-          <w:rFonts w:cs="Times New Roman"/>
-          <w:lang w:eastAsia="ru-RU"/>
-        </w:rPr>
-        <w:lastRenderedPageBreak/>
-        <w:t xml:space="preserve">Эпизоды представляют собой последовательность действий, наблюдений и наград, которые агент выполняет в среде. Они имеют начало и конец и позволяют агенту учиться на основе опыта. В </w:t>
-      </w:r>
-      <w:proofErr w:type="spellStart"/>
-      <w:r>
-        <w:rPr>
-          <w:rFonts w:cs="Times New Roman"/>
-          <w:lang w:eastAsia="ru-RU"/>
-        </w:rPr>
-        <w:t>Gym</w:t>
-      </w:r>
-      <w:proofErr w:type="spellEnd"/>
-      <w:r>
-        <w:rPr>
-          <w:rFonts w:cs="Times New Roman"/>
-          <w:lang w:eastAsia="ru-RU"/>
-        </w:rPr>
-        <w:t xml:space="preserve"> эпизоды представлены в виде цикла, в котором агент выполняет действия, получает наблюдения и награды до достижения конечного состояния.</w:t>
-      </w:r>
-    </w:p>
-    <w:p>
-      <w:pPr>
-        <w:rPr>
-          <w:rFonts w:cs="Times New Roman"/>
-          <w:lang w:eastAsia="ru-RU"/>
-        </w:rPr>
-      </w:pPr>
-      <w:r>
-        <w:rPr>
-          <w:rFonts w:cs="Times New Roman"/>
-          <w:lang w:eastAsia="ru-RU"/>
-        </w:rPr>
-        <w:t xml:space="preserve">Все эти компоненты взаимодействуют между собой, позволяя агенту взаимодействовать </w:t>
-      </w:r>
-      <w:proofErr w:type="gramStart"/>
-      <w:r>
-        <w:rPr>
-          <w:rFonts w:cs="Times New Roman"/>
-          <w:lang w:eastAsia="ru-RU"/>
-        </w:rPr>
-        <w:t>с средой</w:t>
-      </w:r>
-      <w:proofErr w:type="gramEnd"/>
-      <w:r>
-        <w:rPr>
-          <w:rFonts w:cs="Times New Roman"/>
-          <w:lang w:eastAsia="ru-RU"/>
-        </w:rPr>
-        <w:t>, получать обратную связь в виде наблюдений и наград, и учиться на основе этой информации.</w:t>
-      </w:r>
-    </w:p>
-    <w:p>
-      <w:pPr>
-        <w:rPr>
-          <w:rFonts w:cs="Times New Roman"/>
-          <w:lang w:eastAsia="ru-RU"/>
-        </w:rPr>
-      </w:pPr>
+        <w:t>Открытый Исходный Код</w:t>
+      </w:r>
+      <w:r>
+        <w:rPr>
+          <w:rFonts w:cs="Times New Roman"/>
+          <w:lang w:eastAsia="ru-RU"/>
+        </w:rPr>
+        <w:t>: Фреймворк предоставляет открытый исходный код, что способствует совместной разработке и распространению среди сообщества разработчиков.</w:t>
+      </w:r>
     </w:p>
     <w:p>
       <w:pPr>
@@ -4825,9 +4687,16 @@
           <w:bCs/>
           <w:lang w:eastAsia="ru-RU"/>
         </w:rPr>
-        <w:t xml:space="preserve">Преимущества OpenAI </w:t>
-      </w:r>
-      <w:proofErr w:type="spellStart"/>
+        <w:t>Применение в Исследованиях</w:t>
+      </w:r>
+    </w:p>
+    <w:p>
+      <w:pPr>
+        <w:rPr>
+          <w:rFonts w:cs="Times New Roman"/>
+          <w:lang w:eastAsia="ru-RU"/>
+        </w:rPr>
+      </w:pPr>
       <w:r>
         <w:rPr>
           <w:rFonts w:cs="Times New Roman"/>
@@ -4835,173 +4704,55 @@
           <w:bCs/>
           <w:lang w:eastAsia="ru-RU"/>
         </w:rPr>
-        <w:t>Gym</w:t>
-      </w:r>
-      <w:proofErr w:type="spellEnd"/>
-    </w:p>
-    <w:p>
-      <w:pPr>
-        <w:rPr>
-          <w:rFonts w:cs="Times New Roman"/>
-          <w:lang w:eastAsia="ru-RU"/>
-        </w:rPr>
-      </w:pPr>
-      <w:r>
-        <w:rPr>
-          <w:rFonts w:cs="Times New Roman"/>
-          <w:lang w:eastAsia="ru-RU"/>
-        </w:rPr>
-        <w:t xml:space="preserve">OpenAI </w:t>
-      </w:r>
-      <w:proofErr w:type="spellStart"/>
-      <w:r>
-        <w:rPr>
-          <w:rFonts w:cs="Times New Roman"/>
-          <w:lang w:eastAsia="ru-RU"/>
-        </w:rPr>
-        <w:t>Gym</w:t>
-      </w:r>
-      <w:proofErr w:type="spellEnd"/>
-      <w:r>
-        <w:rPr>
-          <w:rFonts w:cs="Times New Roman"/>
-          <w:lang w:eastAsia="ru-RU"/>
-        </w:rPr>
-        <w:t xml:space="preserve"> имеет несколько преимуществ, которые делают его популярным инструментом для разработки и исследования алгоритмов обучения:</w:t>
-      </w:r>
-    </w:p>
-    <w:p>
-      <w:pPr>
-        <w:rPr>
-          <w:rFonts w:cs="Times New Roman"/>
-          <w:lang w:eastAsia="ru-RU"/>
-        </w:rPr>
-      </w:pPr>
-      <w:r>
-        <w:rPr>
-          <w:rFonts w:cs="Times New Roman"/>
-          <w:lang w:eastAsia="ru-RU"/>
-        </w:rPr>
-        <w:t xml:space="preserve">Широкий выбор сред: OpenAI </w:t>
-      </w:r>
-      <w:proofErr w:type="spellStart"/>
-      <w:r>
-        <w:rPr>
-          <w:rFonts w:cs="Times New Roman"/>
-          <w:lang w:eastAsia="ru-RU"/>
-        </w:rPr>
-        <w:t>Gym</w:t>
-      </w:r>
-      <w:proofErr w:type="spellEnd"/>
-      <w:r>
-        <w:rPr>
-          <w:rFonts w:cs="Times New Roman"/>
-          <w:lang w:eastAsia="ru-RU"/>
-        </w:rPr>
-        <w:t xml:space="preserve"> предлагает большое количество сред, включая классические задачи, такие как игры Atari, а также среды для робототехники и управления системами.</w:t>
-      </w:r>
-    </w:p>
-    <w:p>
-      <w:pPr>
-        <w:rPr>
-          <w:rFonts w:cs="Times New Roman"/>
-          <w:lang w:eastAsia="ru-RU"/>
-        </w:rPr>
-      </w:pPr>
-      <w:r>
-        <w:rPr>
-          <w:rFonts w:cs="Times New Roman"/>
-          <w:lang w:eastAsia="ru-RU"/>
-        </w:rPr>
-        <w:t xml:space="preserve">Простота использования: OpenAI </w:t>
-      </w:r>
-      <w:proofErr w:type="spellStart"/>
-      <w:r>
-        <w:rPr>
-          <w:rFonts w:cs="Times New Roman"/>
-          <w:lang w:eastAsia="ru-RU"/>
-        </w:rPr>
-        <w:t>Gym</w:t>
-      </w:r>
-      <w:proofErr w:type="spellEnd"/>
-      <w:r>
-        <w:rPr>
-          <w:rFonts w:cs="Times New Roman"/>
-          <w:lang w:eastAsia="ru-RU"/>
-        </w:rPr>
-        <w:t xml:space="preserve"> предоставляет простой и интуитивно понятный интерфейс для взаимодействия с окружением и обучения агентов.</w:t>
-      </w:r>
-    </w:p>
-    <w:p>
-      <w:pPr>
-        <w:rPr>
-          <w:rFonts w:cs="Times New Roman"/>
-          <w:lang w:eastAsia="ru-RU"/>
-        </w:rPr>
-      </w:pPr>
-      <w:r>
-        <w:rPr>
-          <w:rFonts w:cs="Times New Roman"/>
-          <w:lang w:eastAsia="ru-RU"/>
-        </w:rPr>
-        <w:t xml:space="preserve">Гибкость и расширяемость: OpenAI </w:t>
-      </w:r>
-      <w:proofErr w:type="spellStart"/>
-      <w:r>
-        <w:rPr>
-          <w:rFonts w:cs="Times New Roman"/>
-          <w:lang w:eastAsia="ru-RU"/>
-        </w:rPr>
-        <w:t>Gym</w:t>
-      </w:r>
-      <w:proofErr w:type="spellEnd"/>
-      <w:r>
-        <w:rPr>
-          <w:rFonts w:cs="Times New Roman"/>
-          <w:lang w:eastAsia="ru-RU"/>
-        </w:rPr>
-        <w:t xml:space="preserve"> позволяет создавать собственные среды и алгоритмы обучения, что делает его гибким инструментом для разработки и исследования.</w:t>
-      </w:r>
-    </w:p>
-    <w:p>
-      <w:pPr>
-        <w:rPr>
-          <w:rFonts w:cs="Times New Roman"/>
-          <w:lang w:eastAsia="ru-RU"/>
-        </w:rPr>
-      </w:pPr>
-      <w:r>
-        <w:rPr>
-          <w:rFonts w:cs="Times New Roman"/>
-          <w:lang w:eastAsia="ru-RU"/>
-        </w:rPr>
-        <w:t xml:space="preserve">Большое сообщество: OpenAI </w:t>
-      </w:r>
-      <w:proofErr w:type="spellStart"/>
-      <w:r>
-        <w:rPr>
-          <w:rFonts w:cs="Times New Roman"/>
-          <w:lang w:eastAsia="ru-RU"/>
-        </w:rPr>
-        <w:t>Gym</w:t>
-      </w:r>
-      <w:proofErr w:type="spellEnd"/>
-      <w:r>
-        <w:rPr>
-          <w:rFonts w:cs="Times New Roman"/>
-          <w:lang w:eastAsia="ru-RU"/>
-        </w:rPr>
-        <w:t xml:space="preserve"> имеет активное сообщество разработчиков и исследователей, которые делятся своими знаниями и опытом, что упрощает процесс обучения и разработки.</w:t>
-      </w:r>
-    </w:p>
-    <w:p>
-      <w:pPr>
+        <w:lastRenderedPageBreak/>
+        <w:t>Обучение Сложным Навыкам</w:t>
+      </w:r>
+      <w:r>
+        <w:rPr>
+          <w:rFonts w:cs="Times New Roman"/>
+          <w:lang w:eastAsia="ru-RU"/>
+        </w:rPr>
+        <w:t>: Unity ML-Agents позволяет исследователям обучать агентов выполнению сложных задач, таких как навигация в сложных средах или управление многозадачными сценариями.</w:t>
+      </w:r>
+    </w:p>
+    <w:p>
+      <w:pPr>
+        <w:rPr>
+          <w:rFonts w:cs="Times New Roman"/>
+          <w:lang w:eastAsia="ru-RU"/>
+        </w:rPr>
+      </w:pPr>
+    </w:p>
+    <w:p>
+      <w:pPr>
+        <w:rPr>
+          <w:rFonts w:cs="Times New Roman"/>
+          <w:lang w:eastAsia="ru-RU"/>
+        </w:rPr>
+      </w:pPr>
+      <w:r>
         <w:rPr>
           <w:rFonts w:cs="Times New Roman"/>
           <w:b/>
           <w:bCs/>
           <w:lang w:eastAsia="ru-RU"/>
         </w:rPr>
+        <w:t>Робототехника</w:t>
+      </w:r>
+      <w:r>
+        <w:rPr>
+          <w:rFonts w:cs="Times New Roman"/>
+          <w:lang w:eastAsia="ru-RU"/>
+        </w:rPr>
+        <w:t>: Фреймворк активно применяется в исследованиях в области робототехники, позволяя создавать и обучать модели для управления роботами.</w:t>
+      </w:r>
+    </w:p>
+    <w:p>
+      <w:pPr>
+        <w:rPr>
+          <w:rFonts w:cs="Times New Roman"/>
+          <w:lang w:eastAsia="ru-RU"/>
+        </w:rPr>
       </w:pPr>
       <w:r>
         <w:rPr>
@@ -5010,173 +4761,41 @@
           <w:bCs/>
           <w:lang w:eastAsia="ru-RU"/>
         </w:rPr>
-        <w:t xml:space="preserve">Ограничения OpenAI </w:t>
-      </w:r>
-      <w:proofErr w:type="spellStart"/>
-      <w:r>
+        <w:t>Эксперименты с Искусственным Интеллектом</w:t>
+      </w:r>
+      <w:r>
+        <w:rPr>
+          <w:rFonts w:cs="Times New Roman"/>
+          <w:lang w:eastAsia="ru-RU"/>
+        </w:rPr>
+        <w:t>: Unity ML-Agents становится платформой для проведения экспериментов с различными подходами к обучению искусственного интеллекта в виртуальных средах.</w:t>
+      </w:r>
+    </w:p>
+    <w:p>
+      <w:pPr>
         <w:rPr>
           <w:rFonts w:cs="Times New Roman"/>
           <w:b/>
           <w:bCs/>
           <w:lang w:eastAsia="ru-RU"/>
         </w:rPr>
-        <w:t>Gym</w:t>
-      </w:r>
-      <w:proofErr w:type="spellEnd"/>
-    </w:p>
-    <w:p>
-      <w:pPr>
-        <w:rPr>
-          <w:rFonts w:cs="Times New Roman"/>
-          <w:lang w:eastAsia="ru-RU"/>
-        </w:rPr>
-      </w:pPr>
-      <w:r>
-        <w:rPr>
-          <w:rFonts w:cs="Times New Roman"/>
-          <w:lang w:eastAsia="ru-RU"/>
-        </w:rPr>
-        <w:t xml:space="preserve">Несмотря на свои преимущества, OpenAI </w:t>
-      </w:r>
-      <w:proofErr w:type="spellStart"/>
-      <w:r>
-        <w:rPr>
-          <w:rFonts w:cs="Times New Roman"/>
-          <w:lang w:eastAsia="ru-RU"/>
-        </w:rPr>
-        <w:t>Gym</w:t>
-      </w:r>
-      <w:proofErr w:type="spellEnd"/>
-      <w:r>
-        <w:rPr>
-          <w:rFonts w:cs="Times New Roman"/>
-          <w:lang w:eastAsia="ru-RU"/>
-        </w:rPr>
-        <w:t xml:space="preserve"> также имеет некоторые ограничения:</w:t>
-      </w:r>
-    </w:p>
-    <w:p>
-      <w:pPr>
-        <w:rPr>
-          <w:rFonts w:cs="Times New Roman"/>
-          <w:lang w:eastAsia="ru-RU"/>
-        </w:rPr>
-      </w:pPr>
-      <w:r>
-        <w:rPr>
-          <w:rFonts w:cs="Times New Roman"/>
-          <w:lang w:eastAsia="ru-RU"/>
-        </w:rPr>
-        <w:lastRenderedPageBreak/>
-        <w:t xml:space="preserve">Ограниченный набор сред: В OpenAI </w:t>
-      </w:r>
-      <w:proofErr w:type="spellStart"/>
-      <w:r>
-        <w:rPr>
-          <w:rFonts w:cs="Times New Roman"/>
-          <w:lang w:eastAsia="ru-RU"/>
-        </w:rPr>
-        <w:t>Gym</w:t>
-      </w:r>
-      <w:proofErr w:type="spellEnd"/>
-      <w:r>
-        <w:rPr>
-          <w:rFonts w:cs="Times New Roman"/>
-          <w:lang w:eastAsia="ru-RU"/>
-        </w:rPr>
-        <w:t xml:space="preserve"> представлены только определенные среды, и некоторые задачи могут быть недоступны или не подходить для конкретных исследований.</w:t>
-      </w:r>
-    </w:p>
-    <w:p>
-      <w:pPr>
-        <w:rPr>
-          <w:rFonts w:cs="Times New Roman"/>
-          <w:lang w:eastAsia="ru-RU"/>
-        </w:rPr>
-      </w:pPr>
-      <w:r>
-        <w:rPr>
-          <w:rFonts w:cs="Times New Roman"/>
-          <w:lang w:eastAsia="ru-RU"/>
-        </w:rPr>
-        <w:t xml:space="preserve">Отсутствие реального времени: В OpenAI </w:t>
-      </w:r>
-      <w:proofErr w:type="spellStart"/>
-      <w:r>
-        <w:rPr>
-          <w:rFonts w:cs="Times New Roman"/>
-          <w:lang w:eastAsia="ru-RU"/>
-        </w:rPr>
-        <w:t>Gym</w:t>
-      </w:r>
-      <w:proofErr w:type="spellEnd"/>
-      <w:r>
-        <w:rPr>
-          <w:rFonts w:cs="Times New Roman"/>
-          <w:lang w:eastAsia="ru-RU"/>
-        </w:rPr>
-        <w:t xml:space="preserve"> отсутствует поддержка реального времени, что ограничивает его использование в некоторых областях, таких как робототехника.</w:t>
-      </w:r>
-    </w:p>
-    <w:p>
-      <w:pPr>
-        <w:pStyle w:val="2"/>
-        <w:rPr>
-          <w:rFonts w:cs="Times New Roman"/>
-          <w:lang w:val="en-US" w:eastAsia="ru-RU"/>
-        </w:rPr>
-      </w:pPr>
-      <w:bookmarkStart w:id="7" w:name="_Toc153997254"/>
-      <w:bookmarkStart w:id="8" w:name="_Toc172073334"/>
-      <w:r>
-        <w:rPr>
-          <w:rFonts w:cs="Times New Roman"/>
-          <w:lang w:val="en-US" w:eastAsia="ru-RU"/>
-        </w:rPr>
-        <w:t>Unity ML-Agents</w:t>
-      </w:r>
-      <w:bookmarkEnd w:id="7"/>
-      <w:bookmarkEnd w:id="8"/>
-    </w:p>
-    <w:p>
-      <w:pPr>
-        <w:rPr>
-          <w:rFonts w:cs="Times New Roman"/>
-          <w:lang w:eastAsia="ru-RU"/>
-        </w:rPr>
-      </w:pPr>
-      <w:r>
-        <w:rPr>
-          <w:rFonts w:cs="Times New Roman"/>
-          <w:lang w:eastAsia="ru-RU"/>
-        </w:rPr>
-        <w:t>Unity ML-</w:t>
-      </w:r>
-      <w:proofErr w:type="spellStart"/>
-      <w:r>
-        <w:rPr>
-          <w:rFonts w:cs="Times New Roman"/>
-          <w:lang w:eastAsia="ru-RU"/>
-        </w:rPr>
-        <w:t>Agents</w:t>
-      </w:r>
-      <w:proofErr w:type="spellEnd"/>
-      <w:r>
-        <w:rPr>
-          <w:rFonts w:cs="Times New Roman"/>
-          <w:lang w:eastAsia="ru-RU"/>
-        </w:rPr>
-        <w:t xml:space="preserve"> представляет собой инновационный инструментарий, разработанный компанией Unity Technologies, который совмещает возможности игрового движка Unity с современными методами машинного обучения. Он предназначен для создания и обучения искусственного интеллекта (ИИ) в виртуальных средах, что делает его мощным средством для разработки автономных агентов и решения разнообразных задач.</w:t>
-      </w:r>
-    </w:p>
-    <w:p>
-      <w:pPr>
+      </w:pPr>
+      <w:r>
         <w:rPr>
           <w:rFonts w:cs="Times New Roman"/>
           <w:b/>
           <w:bCs/>
           <w:lang w:eastAsia="ru-RU"/>
         </w:rPr>
+        <w:t>Ограничения и Перспективы</w:t>
+      </w:r>
+    </w:p>
+    <w:p>
+      <w:pPr>
+        <w:rPr>
+          <w:rFonts w:cs="Times New Roman"/>
+          <w:lang w:eastAsia="ru-RU"/>
+        </w:rPr>
       </w:pPr>
       <w:r>
         <w:rPr>
@@ -5185,38 +4804,14 @@
           <w:bCs/>
           <w:lang w:eastAsia="ru-RU"/>
         </w:rPr>
-        <w:t>Основные Характеристики</w:t>
-      </w:r>
-    </w:p>
-    <w:p>
-      <w:pPr>
-        <w:rPr>
-          <w:rFonts w:cs="Times New Roman"/>
-          <w:lang w:eastAsia="ru-RU"/>
-        </w:rPr>
-      </w:pPr>
-      <w:r>
-        <w:rPr>
-          <w:rFonts w:cs="Times New Roman"/>
-          <w:lang w:eastAsia="ru-RU"/>
-        </w:rPr>
-        <w:t>Интеграция с Unity: Unity ML-</w:t>
-      </w:r>
-      <w:proofErr w:type="spellStart"/>
-      <w:r>
-        <w:rPr>
-          <w:rFonts w:cs="Times New Roman"/>
-          <w:lang w:eastAsia="ru-RU"/>
-        </w:rPr>
-        <w:t>Agents</w:t>
-      </w:r>
-      <w:proofErr w:type="spellEnd"/>
-      <w:r>
-        <w:rPr>
-          <w:rFonts w:cs="Times New Roman"/>
-          <w:lang w:eastAsia="ru-RU"/>
-        </w:rPr>
-        <w:t xml:space="preserve"> тесно интегрирован с игровым движком Unity, позволяя разработчикам создавать сложные и реалистичные сценарии для обучения и тестирования агентов.</w:t>
+        <w:t>Производительность</w:t>
+      </w:r>
+      <w:r>
+        <w:rPr>
+          <w:rFonts w:cs="Times New Roman"/>
+          <w:lang w:eastAsia="ru-RU"/>
+        </w:rPr>
+        <w:t>: С процессорной и графической нагрузкой, связанной с созданием сложных сценариев, возможны ограничения производительности.</w:t>
       </w:r>
     </w:p>
     <w:p>
@@ -5233,302 +4828,14 @@
           <w:bCs/>
           <w:lang w:eastAsia="ru-RU"/>
         </w:rPr>
-        <w:t>Гибкие Возможности</w:t>
-      </w:r>
-      <w:r>
-        <w:rPr>
-          <w:rFonts w:cs="Times New Roman"/>
-          <w:lang w:eastAsia="ru-RU"/>
-        </w:rPr>
-        <w:t>: Фреймворк поддерживает различные типы задач, начиная от управления персонажами в играх до обучения роботов и решения задач робототехники.</w:t>
-      </w:r>
-    </w:p>
-    <w:p>
-      <w:pPr>
-        <w:rPr>
-          <w:rFonts w:cs="Times New Roman"/>
-          <w:lang w:eastAsia="ru-RU"/>
-        </w:rPr>
-      </w:pPr>
-      <w:r>
-        <w:rPr>
-          <w:rFonts w:cs="Times New Roman"/>
-          <w:b/>
-          <w:bCs/>
-          <w:lang w:eastAsia="ru-RU"/>
-        </w:rPr>
-        <w:t>Современные Методы Машинного Обучения</w:t>
-      </w:r>
-      <w:r>
-        <w:rPr>
-          <w:rFonts w:cs="Times New Roman"/>
-          <w:lang w:eastAsia="ru-RU"/>
-        </w:rPr>
-        <w:t>: Unity ML-</w:t>
-      </w:r>
-      <w:proofErr w:type="spellStart"/>
-      <w:r>
-        <w:rPr>
-          <w:rFonts w:cs="Times New Roman"/>
-          <w:lang w:eastAsia="ru-RU"/>
-        </w:rPr>
-        <w:t>Agents</w:t>
-      </w:r>
-      <w:proofErr w:type="spellEnd"/>
-      <w:r>
-        <w:rPr>
-          <w:rFonts w:cs="Times New Roman"/>
-          <w:lang w:eastAsia="ru-RU"/>
-        </w:rPr>
-        <w:t xml:space="preserve"> включает в себя современные методы обучения с подкреплением, в том числе проектирование собственных алгоритмов и использование готовых решений.</w:t>
-      </w:r>
-    </w:p>
-    <w:p>
-      <w:pPr>
-        <w:rPr>
-          <w:rFonts w:cs="Times New Roman"/>
-          <w:lang w:eastAsia="ru-RU"/>
-        </w:rPr>
-      </w:pPr>
-      <w:r>
-        <w:rPr>
-          <w:rFonts w:cs="Times New Roman"/>
-          <w:b/>
-          <w:bCs/>
-          <w:lang w:eastAsia="ru-RU"/>
-        </w:rPr>
-        <w:t>Открытый Исходный Код</w:t>
-      </w:r>
-      <w:r>
-        <w:rPr>
-          <w:rFonts w:cs="Times New Roman"/>
-          <w:lang w:eastAsia="ru-RU"/>
-        </w:rPr>
-        <w:t>: Фреймворк предоставляет открытый исходный код, что способствует совместной разработке и распространению среди сообщества разработчиков.</w:t>
-      </w:r>
-    </w:p>
-    <w:p>
-      <w:pPr>
-        <w:rPr>
-          <w:rFonts w:cs="Times New Roman"/>
-          <w:b/>
-          <w:bCs/>
-          <w:lang w:eastAsia="ru-RU"/>
-        </w:rPr>
-      </w:pPr>
-      <w:r>
-        <w:rPr>
-          <w:rFonts w:cs="Times New Roman"/>
-          <w:b/>
-          <w:bCs/>
-          <w:lang w:eastAsia="ru-RU"/>
-        </w:rPr>
-        <w:t>Применение в Исследованиях</w:t>
-      </w:r>
-    </w:p>
-    <w:p>
-      <w:pPr>
-        <w:rPr>
-          <w:rFonts w:cs="Times New Roman"/>
-          <w:lang w:eastAsia="ru-RU"/>
-        </w:rPr>
-      </w:pPr>
-      <w:r>
-        <w:rPr>
-          <w:rFonts w:cs="Times New Roman"/>
-          <w:b/>
-          <w:bCs/>
-          <w:lang w:eastAsia="ru-RU"/>
-        </w:rPr>
-        <w:lastRenderedPageBreak/>
-        <w:t>Обучение Сложным Навыкам</w:t>
-      </w:r>
-      <w:r>
-        <w:rPr>
-          <w:rFonts w:cs="Times New Roman"/>
-          <w:lang w:eastAsia="ru-RU"/>
-        </w:rPr>
-        <w:t>: Unity ML-</w:t>
-      </w:r>
-      <w:proofErr w:type="spellStart"/>
-      <w:r>
-        <w:rPr>
-          <w:rFonts w:cs="Times New Roman"/>
-          <w:lang w:eastAsia="ru-RU"/>
-        </w:rPr>
-        <w:t>Agents</w:t>
-      </w:r>
-      <w:proofErr w:type="spellEnd"/>
-      <w:r>
-        <w:rPr>
-          <w:rFonts w:cs="Times New Roman"/>
-          <w:lang w:eastAsia="ru-RU"/>
-        </w:rPr>
-        <w:t xml:space="preserve"> позволяет исследователям обучать агентов выполнению сложных задач, таких как навигация в сложных средах или управление многозадачными сценариями.</w:t>
-      </w:r>
-    </w:p>
-    <w:p>
-      <w:pPr>
-        <w:rPr>
-          <w:rFonts w:cs="Times New Roman"/>
-          <w:lang w:eastAsia="ru-RU"/>
-        </w:rPr>
-      </w:pPr>
-    </w:p>
-    <w:p>
-      <w:pPr>
-        <w:rPr>
-          <w:rFonts w:cs="Times New Roman"/>
-          <w:lang w:eastAsia="ru-RU"/>
-        </w:rPr>
-      </w:pPr>
-      <w:r>
-        <w:rPr>
-          <w:rFonts w:cs="Times New Roman"/>
-          <w:b/>
-          <w:bCs/>
-          <w:lang w:eastAsia="ru-RU"/>
-        </w:rPr>
-        <w:t>Робототехника</w:t>
-      </w:r>
-      <w:r>
-        <w:rPr>
-          <w:rFonts w:cs="Times New Roman"/>
-          <w:lang w:eastAsia="ru-RU"/>
-        </w:rPr>
-        <w:t>: Фреймворк активно применяется в исследованиях в области робототехники, позволяя создавать и обучать модели для управления роботами.</w:t>
-      </w:r>
-    </w:p>
-    <w:p>
-      <w:pPr>
-        <w:rPr>
-          <w:rFonts w:cs="Times New Roman"/>
-          <w:lang w:eastAsia="ru-RU"/>
-        </w:rPr>
-      </w:pPr>
-      <w:r>
-        <w:rPr>
-          <w:rFonts w:cs="Times New Roman"/>
-          <w:b/>
-          <w:bCs/>
-          <w:lang w:eastAsia="ru-RU"/>
-        </w:rPr>
-        <w:t>Эксперименты с Искусственным Интеллектом</w:t>
-      </w:r>
-      <w:r>
-        <w:rPr>
-          <w:rFonts w:cs="Times New Roman"/>
-          <w:lang w:eastAsia="ru-RU"/>
-        </w:rPr>
-        <w:t>: Unity ML-</w:t>
-      </w:r>
-      <w:proofErr w:type="spellStart"/>
-      <w:r>
-        <w:rPr>
-          <w:rFonts w:cs="Times New Roman"/>
-          <w:lang w:eastAsia="ru-RU"/>
-        </w:rPr>
-        <w:t>Agents</w:t>
-      </w:r>
-      <w:proofErr w:type="spellEnd"/>
-      <w:r>
-        <w:rPr>
-          <w:rFonts w:cs="Times New Roman"/>
-          <w:lang w:eastAsia="ru-RU"/>
-        </w:rPr>
-        <w:t xml:space="preserve"> становится платформой для проведения экспериментов с различными подходами к обучению искусственного интеллекта в виртуальных средах.</w:t>
-      </w:r>
-    </w:p>
-    <w:p>
-      <w:pPr>
-        <w:rPr>
-          <w:rFonts w:cs="Times New Roman"/>
-          <w:b/>
-          <w:bCs/>
-          <w:lang w:eastAsia="ru-RU"/>
-        </w:rPr>
-      </w:pPr>
-      <w:r>
-        <w:rPr>
-          <w:rFonts w:cs="Times New Roman"/>
-          <w:b/>
-          <w:bCs/>
-          <w:lang w:eastAsia="ru-RU"/>
-        </w:rPr>
-        <w:t>Ограничения и Перспективы</w:t>
-      </w:r>
-    </w:p>
-    <w:p>
-      <w:pPr>
-        <w:rPr>
-          <w:rFonts w:cs="Times New Roman"/>
-          <w:lang w:eastAsia="ru-RU"/>
-        </w:rPr>
-      </w:pPr>
-      <w:r>
-        <w:rPr>
-          <w:rFonts w:cs="Times New Roman"/>
-          <w:b/>
-          <w:bCs/>
-          <w:lang w:eastAsia="ru-RU"/>
-        </w:rPr>
-        <w:t>Производительность</w:t>
-      </w:r>
-      <w:r>
-        <w:rPr>
-          <w:rFonts w:cs="Times New Roman"/>
-          <w:lang w:eastAsia="ru-RU"/>
-        </w:rPr>
-        <w:t>: С процессорной и графической нагрузкой, связанной с созданием сложных сценариев, возможны ограничения производительности.</w:t>
-      </w:r>
-    </w:p>
-    <w:p>
-      <w:pPr>
-        <w:rPr>
-          <w:rFonts w:cs="Times New Roman"/>
-          <w:lang w:eastAsia="ru-RU"/>
-        </w:rPr>
-      </w:pPr>
-      <w:r>
-        <w:rPr>
-          <w:rFonts w:cs="Times New Roman"/>
-          <w:b/>
-          <w:bCs/>
-          <w:lang w:eastAsia="ru-RU"/>
-        </w:rPr>
         <w:t>Необходимость Дополнительных Ресурсов</w:t>
       </w:r>
-      <w:proofErr w:type="gramStart"/>
-      <w:r>
-        <w:rPr>
-          <w:rFonts w:cs="Times New Roman"/>
-          <w:lang w:eastAsia="ru-RU"/>
-        </w:rPr>
-        <w:t>: Для</w:t>
-      </w:r>
-      <w:proofErr w:type="gramEnd"/>
-      <w:r>
-        <w:rPr>
-          <w:rFonts w:cs="Times New Roman"/>
-          <w:lang w:eastAsia="ru-RU"/>
-        </w:rPr>
-        <w:t xml:space="preserve"> использования Unity ML-</w:t>
-      </w:r>
-      <w:proofErr w:type="spellStart"/>
-      <w:r>
-        <w:rPr>
-          <w:rFonts w:cs="Times New Roman"/>
-          <w:lang w:eastAsia="ru-RU"/>
-        </w:rPr>
-        <w:t>Agents</w:t>
-      </w:r>
-      <w:proofErr w:type="spellEnd"/>
-      <w:r>
-        <w:rPr>
-          <w:rFonts w:cs="Times New Roman"/>
-          <w:lang w:eastAsia="ru-RU"/>
-        </w:rPr>
-        <w:t xml:space="preserve"> в больших проектах могут потребоваться дополнительные ресурсы для обучения и экспериментов.</w:t>
+      <w:r>
+        <w:rPr>
+          <w:rFonts w:cs="Times New Roman"/>
+          <w:lang w:eastAsia="ru-RU"/>
+        </w:rPr>
+        <w:t>: Для использования Unity ML-Agents в больших проектах могут потребоваться дополнительные ресурсы для обучения и экспериментов.</w:t>
       </w:r>
     </w:p>
     <w:p>
@@ -5607,23 +4914,7 @@
           <w:rFonts w:cs="Times New Roman"/>
           <w:lang w:eastAsia="ru-RU"/>
         </w:rPr>
-        <w:t xml:space="preserve">На рисунках </w:t>
-      </w:r>
-      <w:proofErr w:type="gramStart"/>
-      <w:r>
-        <w:rPr>
-          <w:rFonts w:cs="Times New Roman"/>
-          <w:lang w:eastAsia="ru-RU"/>
-        </w:rPr>
-        <w:t>2-3</w:t>
-      </w:r>
-      <w:proofErr w:type="gramEnd"/>
-      <w:r>
-        <w:rPr>
-          <w:rFonts w:cs="Times New Roman"/>
-          <w:lang w:eastAsia="ru-RU"/>
-        </w:rPr>
-        <w:t xml:space="preserve"> показаны основные компоненты и их области в </w:t>
+        <w:t xml:space="preserve">На рисунках 2-3 показаны основные компоненты и их области в </w:t>
       </w:r>
       <w:r>
         <w:rPr>
@@ -5844,23 +5135,7 @@
           <w:rFonts w:cs="Times New Roman"/>
           <w:lang w:eastAsia="ru-RU"/>
         </w:rPr>
-        <w:t>Unity ML-</w:t>
-      </w:r>
-      <w:proofErr w:type="spellStart"/>
-      <w:r>
-        <w:rPr>
-          <w:rFonts w:cs="Times New Roman"/>
-          <w:lang w:eastAsia="ru-RU"/>
-        </w:rPr>
-        <w:t>Agents</w:t>
-      </w:r>
-      <w:proofErr w:type="spellEnd"/>
-      <w:r>
-        <w:rPr>
-          <w:rFonts w:cs="Times New Roman"/>
-          <w:lang w:eastAsia="ru-RU"/>
-        </w:rPr>
-        <w:t xml:space="preserve"> представляет собой перспективный инструмент для исследований в области машинного обучения и искусственного интеллекта. Его гибкие возможности, интеграция с Unity и современные методы обучения делают его важным инструментом для разработчиков и исследователей, стремящихся решить сложные задачи в виртуальных средах.</w:t>
+        <w:t>Unity ML-Agents представляет собой перспективный инструмент для исследований в области машинного обучения и искусственного интеллекта. Его гибкие возможности, интеграция с Unity и современные методы обучения делают его важным инструментом для разработчиков и исследователей, стремящихся решить сложные задачи в виртуальных средах.</w:t>
       </w:r>
     </w:p>
     <w:p>
@@ -5988,20 +5263,8 @@
           <w:szCs w:val="26"/>
           <w:shd w:val="clear" w:color="auto" w:fill="FFFFFF"/>
         </w:rPr>
-        <w:t xml:space="preserve">Физическая модель: Точная модель физического поведения транспортных средств, включая динамику движения, трение, аэродинамику и </w:t>
-      </w:r>
-      <w:proofErr w:type="gramStart"/>
-      <w:r>
-        <w:rPr>
-          <w:rFonts w:cs="Times New Roman"/>
-          <w:color w:val="000000"/>
-          <w:sz w:val="26"/>
-          <w:szCs w:val="26"/>
-          <w:shd w:val="clear" w:color="auto" w:fill="FFFFFF"/>
-        </w:rPr>
-        <w:t>т.д.</w:t>
-      </w:r>
-      <w:proofErr w:type="gramEnd"/>
+        <w:t>Физическая модель: Точная модель физического поведения транспортных средств, включая динамику движения, трение, аэродинамику и т.д.</w:t>
+      </w:r>
     </w:p>
     <w:p>
       <w:pPr>
@@ -6351,15 +5614,7 @@
     </w:p>
     <w:p>
       <w:r>
-        <w:t xml:space="preserve">С целью создания эффективной среды для обучения нейронных сетей было решено разработать Unity-симуляцию, внутри которой функционирует </w:t>
-      </w:r>
-      <w:proofErr w:type="spellStart"/>
-      <w:r>
-        <w:t>gRPC</w:t>
-      </w:r>
-      <w:proofErr w:type="spellEnd"/>
-      <w:r>
-        <w:t>-сервер. Этот сервер будет играть ключевую роль в управлении симуляцией, а также обеспечивать обмен данными между Unity-средой и клиентским приложением на языке Python.</w:t>
+        <w:t>С целью создания эффективной среды для обучения нейронных сетей было решено разработать Unity-симуляцию, внутри которой функционирует gRPC-сервер. Этот сервер будет играть ключевую роль в управлении симуляцией, а также обеспечивать обмен данными между Unity-средой и клиентским приложением на языке Python.</w:t>
       </w:r>
     </w:p>
     <w:p>
@@ -6374,7 +5629,6 @@
         </w:rPr>
         <w:t xml:space="preserve">На рисунке 4 показана прототип архитектуры симулятора без использования </w:t>
       </w:r>
-      <w:proofErr w:type="spellStart"/>
       <w:r>
         <w:rPr>
           <w:rFonts w:cs="Times New Roman"/>
@@ -6382,7 +5636,6 @@
         </w:rPr>
         <w:t>UnityML</w:t>
       </w:r>
-      <w:proofErr w:type="spellEnd"/>
       <w:r>
         <w:rPr>
           <w:rFonts w:cs="Times New Roman"/>
@@ -6501,62 +5754,20 @@
         <w:rPr>
           <w:lang w:eastAsia="ru-RU"/>
         </w:rPr>
-        <w:t xml:space="preserve">Внутри Unity-симуляции будут реализованы различные сценарии и визуальные элементы, обеспечивающие разнообразные условия для обучения. </w:t>
-      </w:r>
-      <w:proofErr w:type="spellStart"/>
-      <w:r>
-        <w:rPr>
-          <w:lang w:eastAsia="ru-RU"/>
-        </w:rPr>
-        <w:t>gRPC</w:t>
-      </w:r>
-      <w:proofErr w:type="spellEnd"/>
-      <w:r>
-        <w:rPr>
-          <w:lang w:eastAsia="ru-RU"/>
-        </w:rPr>
-        <w:t>-сервер будет ответственен за принятие команд от Python-клиента, воздействие на параметры симуляции и передачу данных об окружении обратно клиентскому приложению.</w:t>
-      </w:r>
-    </w:p>
-    <w:p>
-      <w:pPr>
-        <w:rPr>
-          <w:lang w:eastAsia="ru-RU"/>
-        </w:rPr>
-      </w:pPr>
-      <w:r>
-        <w:rPr>
-          <w:lang w:eastAsia="ru-RU"/>
-        </w:rPr>
-        <w:t xml:space="preserve">На стороне Python будут использоваться современные библиотеки и фреймворки для обучения нейросетевых моделей. Процесс обучения будет включать в себя получение данных от </w:t>
-      </w:r>
-      <w:proofErr w:type="spellStart"/>
-      <w:r>
-        <w:rPr>
-          <w:lang w:eastAsia="ru-RU"/>
-        </w:rPr>
-        <w:t>gRPC</w:t>
-      </w:r>
-      <w:proofErr w:type="spellEnd"/>
-      <w:r>
-        <w:rPr>
-          <w:lang w:eastAsia="ru-RU"/>
-        </w:rPr>
-        <w:t xml:space="preserve">-сервера, обработку их входов, тренировку моделей и отправку обратной связи обратно в Unity-симуляцию. </w:t>
-      </w:r>
-      <w:proofErr w:type="gramStart"/>
-      <w:r>
-        <w:rPr>
-          <w:lang w:eastAsia="ru-RU"/>
-        </w:rPr>
-        <w:t>Благодаря такому взаимодействию,</w:t>
-      </w:r>
-      <w:proofErr w:type="gramEnd"/>
-      <w:r>
-        <w:rPr>
-          <w:lang w:eastAsia="ru-RU"/>
-        </w:rPr>
-        <w:t xml:space="preserve"> Python-клиент сможет эффективно влиять на обучение моделей в реальном времени, что сделает процесс более интерактивным и адаптированным под требования конкретных задач обучения.</w:t>
+        <w:t>Внутри Unity-симуляции будут реализованы различные сценарии и визуальные элементы, обеспечивающие разнообразные условия для обучения. gRPC-сервер будет ответственен за принятие команд от Python-клиента, воздействие на параметры симуляции и передачу данных об окружении обратно клиентскому приложению.</w:t>
+      </w:r>
+    </w:p>
+    <w:p>
+      <w:pPr>
+        <w:rPr>
+          <w:lang w:eastAsia="ru-RU"/>
+        </w:rPr>
+      </w:pPr>
+      <w:r>
+        <w:rPr>
+          <w:lang w:eastAsia="ru-RU"/>
+        </w:rPr>
+        <w:t>На стороне Python будут использоваться современные библиотеки и фреймворки для обучения нейросетевых моделей. Процесс обучения будет включать в себя получение данных от gRPC-сервера, обработку их входов, тренировку моделей и отправку обратной связи обратно в Unity-симуляцию. Благодаря такому взаимодействию, Python-клиент сможет эффективно влиять на обучение моделей в реальном времени, что сделает процесс более интерактивным и адаптированным под требования конкретных задач обучения.</w:t>
       </w:r>
     </w:p>
     <w:p>
@@ -6629,104 +5840,47 @@
           <w:b/>
           <w:bCs/>
         </w:rPr>
-        <w:t>Unity ML-</w:t>
-      </w:r>
-      <w:proofErr w:type="spellStart"/>
-      <w:r>
+        <w:t>Unity ML-Agents || gRPC:</w:t>
+      </w:r>
+    </w:p>
+    <w:p>
+      <w:r>
+        <w:t>Unity ML-Agents для взаимодействия с Unity и реализации сценариев обучения. gRPC для обеспечения эффективного взаимодействия между Unity и Python.</w:t>
+      </w:r>
+    </w:p>
+    <w:p>
+      <w:pPr>
         <w:rPr>
           <w:b/>
           <w:bCs/>
         </w:rPr>
-        <w:t>Agents</w:t>
-      </w:r>
-      <w:proofErr w:type="spellEnd"/>
+      </w:pPr>
       <w:r>
         <w:rPr>
           <w:b/>
           <w:bCs/>
         </w:rPr>
-        <w:t xml:space="preserve"> || </w:t>
-      </w:r>
-      <w:proofErr w:type="spellStart"/>
-      <w:r>
+        <w:t>Python API:</w:t>
+      </w:r>
+    </w:p>
+    <w:p>
+      <w:r>
+        <w:t>Интерфейс для взаимодействия с Unity средствами языка программирования Python.</w:t>
+      </w:r>
+    </w:p>
+    <w:p>
+      <w:pPr>
         <w:rPr>
           <w:b/>
           <w:bCs/>
         </w:rPr>
-        <w:t>gRPC</w:t>
-      </w:r>
-      <w:proofErr w:type="spellEnd"/>
+      </w:pPr>
       <w:r>
         <w:rPr>
           <w:b/>
           <w:bCs/>
         </w:rPr>
-        <w:t>:</w:t>
-      </w:r>
-    </w:p>
-    <w:p>
-      <w:r>
-        <w:t>Unity ML-</w:t>
-      </w:r>
-      <w:proofErr w:type="spellStart"/>
-      <w:r>
-        <w:t>Agents</w:t>
-      </w:r>
-      <w:proofErr w:type="spellEnd"/>
-      <w:r>
-        <w:t xml:space="preserve"> для взаимодействия с Unity и реализации сценариев обучения. </w:t>
-      </w:r>
-      <w:proofErr w:type="spellStart"/>
-      <w:r>
-        <w:t>gRPC</w:t>
-      </w:r>
-      <w:proofErr w:type="spellEnd"/>
-      <w:r>
-        <w:t xml:space="preserve"> для обеспечения эффективного взаимодействия между Unity и Python.</w:t>
-      </w:r>
-    </w:p>
-    <w:p>
-      <w:pPr>
-        <w:rPr>
-          <w:b/>
-          <w:bCs/>
-        </w:rPr>
-      </w:pPr>
-      <w:r>
-        <w:rPr>
-          <w:b/>
-          <w:bCs/>
-        </w:rPr>
-        <w:t>Python API:</w:t>
-      </w:r>
-    </w:p>
-    <w:p>
-      <w:r>
-        <w:t>Интерфейс для взаимодействия с Unity средствами языка программирования Python.</w:t>
-      </w:r>
-    </w:p>
-    <w:p>
-      <w:pPr>
-        <w:rPr>
-          <w:b/>
-          <w:bCs/>
-        </w:rPr>
-      </w:pPr>
-      <w:proofErr w:type="spellStart"/>
-      <w:r>
-        <w:rPr>
-          <w:b/>
-          <w:bCs/>
-        </w:rPr>
-        <w:t>PyTorch</w:t>
-      </w:r>
-      <w:proofErr w:type="spellEnd"/>
-      <w:r>
-        <w:rPr>
-          <w:b/>
-          <w:bCs/>
-        </w:rPr>
-        <w:t>:</w:t>
+        <w:t>PyTorch:</w:t>
       </w:r>
     </w:p>
     <w:p>
@@ -6763,21 +5917,12 @@
           <w:bCs/>
         </w:rPr>
       </w:pPr>
-      <w:proofErr w:type="spellStart"/>
       <w:r>
         <w:rPr>
           <w:b/>
           <w:bCs/>
         </w:rPr>
-        <w:t>TensorFlow</w:t>
-      </w:r>
-      <w:proofErr w:type="spellEnd"/>
-      <w:r>
-        <w:rPr>
-          <w:b/>
-          <w:bCs/>
-        </w:rPr>
-        <w:t>:</w:t>
+        <w:t>TensorFlow:</w:t>
       </w:r>
     </w:p>
     <w:p>
@@ -6812,15 +5957,7 @@
         <w:t xml:space="preserve"> </w:t>
       </w:r>
       <w:r>
-        <w:t xml:space="preserve">был разработан </w:t>
-      </w:r>
-      <w:proofErr w:type="spellStart"/>
-      <w:r>
-        <w:t>префаб</w:t>
-      </w:r>
-      <w:proofErr w:type="spellEnd"/>
-      <w:r>
-        <w:t xml:space="preserve"> с картой и машинкой. На рисунке 5 показан скриншот из </w:t>
+        <w:t xml:space="preserve">был разработан префаб с картой и машинкой. На рисунке 5 показан скриншот из </w:t>
       </w:r>
       <w:r>
         <w:rPr>
@@ -6837,6 +5974,9 @@
         <w:ind w:firstLine="0"/>
       </w:pPr>
       <w:r>
+        <w:rPr>
+          <w:noProof/>
+        </w:rPr>
         <w:lastRenderedPageBreak/>
         <w:drawing>
           <wp:inline distT="0" distB="0" distL="0" distR="0" wp14:anchorId="4D57D3AB" wp14:editId="0E95C719">
@@ -6879,1147 +6019,514 @@
       <w:pPr>
         <w:ind w:firstLine="0"/>
         <w:jc w:val="center"/>
+      </w:pPr>
+      <w:r>
+        <w:t xml:space="preserve">Рисунок 6 – Скриншот сцены из </w:t>
+      </w:r>
+      <w:r>
         <w:rPr>
           <w:lang w:val="en-US"/>
         </w:rPr>
-      </w:pPr>
-      <w:r>
-        <w:t xml:space="preserve">Рисунок 6 – Скриншот сцены из </w:t>
-      </w:r>
-      <w:r>
+        <w:t>Unity</w:t>
+      </w:r>
+      <w:r>
+        <w:t>.</w:t>
+      </w:r>
+    </w:p>
+    <w:p>
+      <w:pPr>
+        <w:ind w:firstLine="0"/>
+      </w:pPr>
+      <w:r>
+        <w:t>На данный момент были написаны скрипты для управления машинкой с клавиатуры, а также следования камеры за машинкой относительной самой машинки.</w:t>
+      </w:r>
+    </w:p>
+    <w:p>
+      <w:pPr>
+        <w:ind w:firstLine="0"/>
         <w:rPr>
           <w:lang w:val="en-US"/>
         </w:rPr>
-        <w:t>Unity</w:t>
-      </w:r>
-      <w:r>
-        <w:t>.</w:t>
+      </w:pPr>
+      <w:r>
+        <w:t>Листинг</w:t>
+      </w:r>
+      <w:r>
+        <w:rPr>
+          <w:lang w:val="en-US"/>
+        </w:rPr>
+        <w:t xml:space="preserve"> 1 – </w:t>
+      </w:r>
+      <w:r>
+        <w:rPr>
+          <w:lang w:val="en-US"/>
+        </w:rPr>
+        <w:t>CarController</w:t>
+      </w:r>
+    </w:p>
+    <w:p>
+      <w:pPr>
+        <w:pStyle w:val="aff1"/>
+      </w:pPr>
+      <w:r>
+        <w:t>public class CarController : MonoBehaviour</w:t>
+      </w:r>
+    </w:p>
+    <w:p>
+      <w:pPr>
+        <w:pStyle w:val="aff1"/>
+      </w:pPr>
+      <w:r>
+        <w:t>{</w:t>
+      </w:r>
+    </w:p>
+    <w:p>
+      <w:pPr>
+        <w:pStyle w:val="aff1"/>
+      </w:pPr>
+      <w:r>
+        <w:t xml:space="preserve">    [SerializeField] private Transform _transformFL;</w:t>
+      </w:r>
+    </w:p>
+    <w:p>
+      <w:pPr>
+        <w:pStyle w:val="aff1"/>
+      </w:pPr>
+      <w:r>
+        <w:t xml:space="preserve">    [SerializeField] private Transform _transformFR;</w:t>
+      </w:r>
+    </w:p>
+    <w:p>
+      <w:pPr>
+        <w:pStyle w:val="aff1"/>
+      </w:pPr>
+      <w:r>
+        <w:t xml:space="preserve">    [SerializeField] private Transform _transformBL;</w:t>
+      </w:r>
+    </w:p>
+    <w:p>
+      <w:pPr>
+        <w:pStyle w:val="aff1"/>
+      </w:pPr>
+      <w:r>
+        <w:t xml:space="preserve">    [SerializeField] private Transform _transformBR;</w:t>
+      </w:r>
+    </w:p>
+    <w:p>
+      <w:pPr>
+        <w:pStyle w:val="aff1"/>
+      </w:pPr>
+      <w:r>
+        <w:t xml:space="preserve"> </w:t>
+      </w:r>
+    </w:p>
+    <w:p>
+      <w:pPr>
+        <w:pStyle w:val="aff1"/>
+      </w:pPr>
+      <w:r>
+        <w:t xml:space="preserve">    [SerializeField] private WheelCollider _colliderFL;</w:t>
+      </w:r>
+    </w:p>
+    <w:p>
+      <w:pPr>
+        <w:pStyle w:val="aff1"/>
+      </w:pPr>
+      <w:r>
+        <w:t xml:space="preserve">    [SerializeField] private WheelCollider _colliderFR;</w:t>
+      </w:r>
+    </w:p>
+    <w:p>
+      <w:pPr>
+        <w:pStyle w:val="aff1"/>
+      </w:pPr>
+      <w:r>
+        <w:t xml:space="preserve">    [SerializeField] private WheelCollider _colliderBL;</w:t>
+      </w:r>
+    </w:p>
+    <w:p>
+      <w:pPr>
+        <w:pStyle w:val="aff1"/>
+      </w:pPr>
+      <w:r>
+        <w:t xml:space="preserve">    [SerializeField] private WheelCollider _colliderBR;</w:t>
+      </w:r>
+    </w:p>
+    <w:p>
+      <w:pPr>
+        <w:pStyle w:val="aff1"/>
+      </w:pPr>
+      <w:r>
+        <w:t xml:space="preserve"> </w:t>
+      </w:r>
+    </w:p>
+    <w:p>
+      <w:pPr>
+        <w:pStyle w:val="aff1"/>
+      </w:pPr>
+      <w:r>
+        <w:t xml:space="preserve">    [SerializeField] private float _force;</w:t>
+      </w:r>
+    </w:p>
+    <w:p>
+      <w:pPr>
+        <w:pStyle w:val="aff1"/>
+      </w:pPr>
+      <w:r>
+        <w:t xml:space="preserve">    [SerializeField] private float _maxAngle;</w:t>
+      </w:r>
+    </w:p>
+    <w:p>
+      <w:pPr>
+        <w:pStyle w:val="aff1"/>
+      </w:pPr>
+      <w:r>
+        <w:t xml:space="preserve"> </w:t>
+      </w:r>
+    </w:p>
+    <w:p>
+      <w:pPr>
+        <w:pStyle w:val="aff1"/>
+      </w:pPr>
+      <w:r>
+        <w:t xml:space="preserve">    private void FixedUpdate()</w:t>
+      </w:r>
+    </w:p>
+    <w:p>
+      <w:pPr>
+        <w:pStyle w:val="aff1"/>
+      </w:pPr>
+      <w:r>
+        <w:t xml:space="preserve">    {</w:t>
+      </w:r>
+    </w:p>
+    <w:p>
+      <w:pPr>
+        <w:pStyle w:val="aff1"/>
+      </w:pPr>
+      <w:r>
+        <w:t xml:space="preserve">        _colliderFL.motorTorque = Input.GetAxis("Vertical") * _force;</w:t>
+      </w:r>
+    </w:p>
+    <w:p>
+      <w:pPr>
+        <w:pStyle w:val="aff1"/>
+      </w:pPr>
+      <w:r>
+        <w:t xml:space="preserve">        _colliderFR.motorTorque = Input.GetAxis("Vertical") * _force;</w:t>
+      </w:r>
+    </w:p>
+    <w:p>
+      <w:pPr>
+        <w:pStyle w:val="aff1"/>
+      </w:pPr>
+      <w:r>
+        <w:t xml:space="preserve"> </w:t>
+      </w:r>
+    </w:p>
+    <w:p>
+      <w:pPr>
+        <w:pStyle w:val="aff1"/>
+      </w:pPr>
+      <w:r>
+        <w:t xml:space="preserve">        if (Input.GetKey(KeyCode.Space))</w:t>
+      </w:r>
+    </w:p>
+    <w:p>
+      <w:pPr>
+        <w:pStyle w:val="aff1"/>
+      </w:pPr>
+      <w:r>
+        <w:t xml:space="preserve">        {</w:t>
+      </w:r>
+    </w:p>
+    <w:p>
+      <w:pPr>
+        <w:pStyle w:val="aff1"/>
+      </w:pPr>
+      <w:r>
+        <w:t xml:space="preserve">            _colliderFL.brakeTorque = 3000f;</w:t>
+      </w:r>
+    </w:p>
+    <w:p>
+      <w:pPr>
+        <w:pStyle w:val="aff1"/>
+      </w:pPr>
+      <w:r>
+        <w:t xml:space="preserve">            _colliderFR.brakeTorque = 3000f;</w:t>
+      </w:r>
+    </w:p>
+    <w:p>
+      <w:pPr>
+        <w:pStyle w:val="aff1"/>
+      </w:pPr>
+      <w:r>
+        <w:t xml:space="preserve">            _colliderBL.brakeTorque = 3000f;</w:t>
+      </w:r>
+    </w:p>
+    <w:p>
+      <w:pPr>
+        <w:pStyle w:val="aff1"/>
+      </w:pPr>
+      <w:r>
+        <w:t xml:space="preserve">            _colliderBR.brakeTorque = 3000f;</w:t>
+      </w:r>
+    </w:p>
+    <w:p>
+      <w:pPr>
+        <w:pStyle w:val="aff1"/>
+      </w:pPr>
+      <w:r>
+        <w:t xml:space="preserve">        }</w:t>
+      </w:r>
+    </w:p>
+    <w:p>
+      <w:pPr>
+        <w:pStyle w:val="aff1"/>
+      </w:pPr>
+      <w:r>
+        <w:t xml:space="preserve">        else</w:t>
+      </w:r>
+    </w:p>
+    <w:p>
+      <w:pPr>
+        <w:pStyle w:val="aff1"/>
+      </w:pPr>
+      <w:r>
+        <w:t xml:space="preserve">        {</w:t>
+      </w:r>
+    </w:p>
+    <w:p>
+      <w:pPr>
+        <w:pStyle w:val="aff1"/>
+      </w:pPr>
+      <w:r>
+        <w:t xml:space="preserve">            _colliderFL.brakeTorque = 0f;</w:t>
+      </w:r>
+    </w:p>
+    <w:p>
+      <w:pPr>
+        <w:pStyle w:val="aff1"/>
+      </w:pPr>
+      <w:r>
+        <w:lastRenderedPageBreak/>
+        <w:t xml:space="preserve">            _colliderFR.brakeTorque = 0f;</w:t>
+      </w:r>
+    </w:p>
+    <w:p>
+      <w:pPr>
+        <w:pStyle w:val="aff1"/>
+      </w:pPr>
+      <w:r>
+        <w:t xml:space="preserve">            _colliderBL.brakeTorque = 0f;</w:t>
+      </w:r>
+    </w:p>
+    <w:p>
+      <w:pPr>
+        <w:pStyle w:val="aff1"/>
+      </w:pPr>
+      <w:r>
+        <w:t xml:space="preserve">            _colliderBR.brakeTorque = 0f;</w:t>
+      </w:r>
+    </w:p>
+    <w:p>
+      <w:pPr>
+        <w:pStyle w:val="aff1"/>
+      </w:pPr>
+      <w:r>
+        <w:t xml:space="preserve">        }</w:t>
+      </w:r>
+    </w:p>
+    <w:p>
+      <w:pPr>
+        <w:pStyle w:val="aff1"/>
+      </w:pPr>
+      <w:r>
+        <w:t xml:space="preserve"> </w:t>
+      </w:r>
+    </w:p>
+    <w:p>
+      <w:pPr>
+        <w:pStyle w:val="aff1"/>
+      </w:pPr>
+      <w:r>
+        <w:t xml:space="preserve">        _colliderFL.steerAngle = _maxAngle * Input.GetAxis("Horizontal");</w:t>
+      </w:r>
+    </w:p>
+    <w:p>
+      <w:pPr>
+        <w:pStyle w:val="aff1"/>
+      </w:pPr>
+      <w:r>
+        <w:t xml:space="preserve">        _colliderFR.steerAngle = _maxAngle * Input.GetAxis("Horizontal");</w:t>
+      </w:r>
+    </w:p>
+    <w:p>
+      <w:pPr>
+        <w:pStyle w:val="aff1"/>
+      </w:pPr>
+      <w:r>
+        <w:t xml:space="preserve"> </w:t>
+      </w:r>
+    </w:p>
+    <w:p>
+      <w:pPr>
+        <w:pStyle w:val="aff1"/>
+      </w:pPr>
+      <w:r>
+        <w:t xml:space="preserve">        RotateWheel(_colliderFL, _transformFL);</w:t>
+      </w:r>
+    </w:p>
+    <w:p>
+      <w:pPr>
+        <w:pStyle w:val="aff1"/>
+      </w:pPr>
+      <w:r>
+        <w:t xml:space="preserve">        RotateWheel(_colliderFR, _transformFR);</w:t>
+      </w:r>
+    </w:p>
+    <w:p>
+      <w:pPr>
+        <w:pStyle w:val="aff1"/>
+      </w:pPr>
+      <w:r>
+        <w:t xml:space="preserve">        RotateWheel(_colliderBL, _transformBL);</w:t>
+      </w:r>
+    </w:p>
+    <w:p>
+      <w:pPr>
+        <w:pStyle w:val="aff1"/>
+      </w:pPr>
+      <w:r>
+        <w:t xml:space="preserve">        RotateWheel(_colliderBR, _transformBR);</w:t>
+      </w:r>
+    </w:p>
+    <w:p>
+      <w:pPr>
+        <w:pStyle w:val="aff1"/>
+      </w:pPr>
+      <w:r>
+        <w:t xml:space="preserve">    }</w:t>
+      </w:r>
+    </w:p>
+    <w:p>
+      <w:pPr>
+        <w:pStyle w:val="aff1"/>
+      </w:pPr>
+      <w:r>
+        <w:t xml:space="preserve"> </w:t>
+      </w:r>
+    </w:p>
+    <w:p>
+      <w:pPr>
+        <w:pStyle w:val="aff1"/>
+      </w:pPr>
+      <w:r>
+        <w:t xml:space="preserve">    private void RotateWheel(WheelCollider collider, Transform transform)</w:t>
+      </w:r>
+    </w:p>
+    <w:p>
+      <w:pPr>
+        <w:pStyle w:val="aff1"/>
+      </w:pPr>
+      <w:r>
+        <w:t xml:space="preserve">    {</w:t>
+      </w:r>
+    </w:p>
+    <w:p>
+      <w:pPr>
+        <w:pStyle w:val="aff1"/>
+      </w:pPr>
+      <w:r>
+        <w:t xml:space="preserve">        Vector3 position;</w:t>
+      </w:r>
+    </w:p>
+    <w:p>
+      <w:pPr>
+        <w:pStyle w:val="aff1"/>
+      </w:pPr>
+      <w:r>
+        <w:t xml:space="preserve">        Quaternion rotation;</w:t>
+      </w:r>
+    </w:p>
+    <w:p>
+      <w:pPr>
+        <w:pStyle w:val="aff1"/>
+      </w:pPr>
+      <w:r>
+        <w:t xml:space="preserve"> </w:t>
+      </w:r>
+    </w:p>
+    <w:p>
+      <w:pPr>
+        <w:pStyle w:val="aff1"/>
+      </w:pPr>
+      <w:r>
+        <w:t xml:space="preserve">        collider.GetWorldPose(out position, out rotation);</w:t>
+      </w:r>
+    </w:p>
+    <w:p>
+      <w:pPr>
+        <w:pStyle w:val="aff1"/>
+      </w:pPr>
+      <w:r>
+        <w:t xml:space="preserve"> </w:t>
+      </w:r>
+    </w:p>
+    <w:p>
+      <w:pPr>
+        <w:pStyle w:val="aff1"/>
+      </w:pPr>
+      <w:r>
+        <w:t xml:space="preserve">        transform.rotation = rotation;</w:t>
+      </w:r>
+    </w:p>
+    <w:p>
+      <w:pPr>
+        <w:pStyle w:val="aff1"/>
+      </w:pPr>
+      <w:r>
+        <w:t xml:space="preserve">        transform.position = position;</w:t>
+      </w:r>
+    </w:p>
+    <w:p>
+      <w:pPr>
+        <w:pStyle w:val="aff1"/>
+      </w:pPr>
+      <w:r>
+        <w:t xml:space="preserve">    }</w:t>
+      </w:r>
+    </w:p>
+    <w:p>
+      <w:pPr>
+        <w:pStyle w:val="aff1"/>
+      </w:pPr>
+      <w:r>
+        <w:t>}</w:t>
       </w:r>
     </w:p>
     <w:p>
       <w:pPr>
         <w:ind w:firstLine="0"/>
-      </w:pPr>
-      <w:r>
-        <w:t>На данный момент были написаны скрипты для управления машинкой с клавиатуры, а также следования камеры за машинкой относительной самой машинки.</w:t>
-      </w:r>
-    </w:p>
-    <w:p>
-      <w:pPr>
-        <w:ind w:firstLine="0"/>
         <w:rPr>
           <w:lang w:val="en-US"/>
         </w:rPr>
       </w:pPr>
       <w:r>
-        <w:t xml:space="preserve">Листинг 1 – </w:t>
-      </w:r>
-      <w:proofErr w:type="spellStart"/>
+        <w:t>Листинг</w:t>
+      </w:r>
       <w:r>
         <w:rPr>
           <w:lang w:val="en-US"/>
         </w:rPr>
-        <w:t>CarController</w:t>
-      </w:r>
-      <w:proofErr w:type="spellEnd"/>
-    </w:p>
-    <w:p>
-      <w:pPr>
-        <w:pStyle w:val="aff1"/>
-      </w:pPr>
-      <w:r>
-        <w:t xml:space="preserve">public class </w:t>
-      </w:r>
-      <w:proofErr w:type="spellStart"/>
-      <w:proofErr w:type="gramStart"/>
-      <w:r>
-        <w:t>CarController</w:t>
-      </w:r>
-      <w:proofErr w:type="spellEnd"/>
-      <w:r>
-        <w:t xml:space="preserve"> :</w:t>
-      </w:r>
-      <w:proofErr w:type="gramEnd"/>
-      <w:r>
-        <w:t xml:space="preserve"> </w:t>
-      </w:r>
-      <w:proofErr w:type="spellStart"/>
-      <w:r>
-        <w:t>MonoBehaviour</w:t>
-      </w:r>
-      <w:proofErr w:type="spellEnd"/>
-    </w:p>
-    <w:p>
-      <w:pPr>
-        <w:pStyle w:val="aff1"/>
-      </w:pPr>
-      <w:r>
-        <w:t>{</w:t>
-      </w:r>
-    </w:p>
-    <w:p>
-      <w:pPr>
-        <w:pStyle w:val="aff1"/>
-      </w:pPr>
-      <w:r>
-        <w:t xml:space="preserve">    [</w:t>
-      </w:r>
-      <w:proofErr w:type="spellStart"/>
-      <w:r>
-        <w:t>SerializeField</w:t>
-      </w:r>
-      <w:proofErr w:type="spellEnd"/>
-      <w:r>
-        <w:t>] private Transform _</w:t>
-      </w:r>
-      <w:proofErr w:type="spellStart"/>
-      <w:proofErr w:type="gramStart"/>
-      <w:r>
-        <w:t>transformFL</w:t>
-      </w:r>
-      <w:proofErr w:type="spellEnd"/>
-      <w:r>
-        <w:t>;</w:t>
-      </w:r>
-      <w:proofErr w:type="gramEnd"/>
-    </w:p>
-    <w:p>
-      <w:pPr>
-        <w:pStyle w:val="aff1"/>
-      </w:pPr>
-      <w:r>
-        <w:t xml:space="preserve">    [</w:t>
-      </w:r>
-      <w:proofErr w:type="spellStart"/>
-      <w:r>
-        <w:t>SerializeField</w:t>
-      </w:r>
-      <w:proofErr w:type="spellEnd"/>
-      <w:r>
-        <w:t>] private Transform _</w:t>
-      </w:r>
-      <w:proofErr w:type="spellStart"/>
-      <w:proofErr w:type="gramStart"/>
-      <w:r>
-        <w:t>transformFR</w:t>
-      </w:r>
-      <w:proofErr w:type="spellEnd"/>
-      <w:r>
-        <w:t>;</w:t>
-      </w:r>
-      <w:proofErr w:type="gramEnd"/>
-    </w:p>
-    <w:p>
-      <w:pPr>
-        <w:pStyle w:val="aff1"/>
-      </w:pPr>
-      <w:r>
-        <w:t xml:space="preserve">    [</w:t>
-      </w:r>
-      <w:proofErr w:type="spellStart"/>
-      <w:r>
-        <w:t>SerializeField</w:t>
-      </w:r>
-      <w:proofErr w:type="spellEnd"/>
-      <w:r>
-        <w:t>] private Transform _</w:t>
-      </w:r>
-      <w:proofErr w:type="spellStart"/>
-      <w:proofErr w:type="gramStart"/>
-      <w:r>
-        <w:t>transformBL</w:t>
-      </w:r>
-      <w:proofErr w:type="spellEnd"/>
-      <w:r>
-        <w:t>;</w:t>
-      </w:r>
-      <w:proofErr w:type="gramEnd"/>
-    </w:p>
-    <w:p>
-      <w:pPr>
-        <w:pStyle w:val="aff1"/>
-      </w:pPr>
-      <w:r>
-        <w:t xml:space="preserve">    [</w:t>
-      </w:r>
-      <w:proofErr w:type="spellStart"/>
-      <w:r>
-        <w:t>SerializeField</w:t>
-      </w:r>
-      <w:proofErr w:type="spellEnd"/>
-      <w:r>
-        <w:t>] private Transform _</w:t>
-      </w:r>
-      <w:proofErr w:type="spellStart"/>
-      <w:proofErr w:type="gramStart"/>
-      <w:r>
-        <w:t>transformBR</w:t>
-      </w:r>
-      <w:proofErr w:type="spellEnd"/>
-      <w:r>
-        <w:t>;</w:t>
-      </w:r>
-      <w:proofErr w:type="gramEnd"/>
-    </w:p>
-    <w:p>
-      <w:pPr>
-        <w:pStyle w:val="aff1"/>
-      </w:pPr>
-      <w:r>
-        <w:t xml:space="preserve"> </w:t>
-      </w:r>
-    </w:p>
-    <w:p>
-      <w:pPr>
-        <w:pStyle w:val="aff1"/>
-      </w:pPr>
-      <w:r>
-        <w:t xml:space="preserve">    [</w:t>
-      </w:r>
-      <w:proofErr w:type="spellStart"/>
-      <w:r>
-        <w:t>SerializeField</w:t>
-      </w:r>
-      <w:proofErr w:type="spellEnd"/>
-      <w:r>
-        <w:t xml:space="preserve">] private </w:t>
-      </w:r>
-      <w:proofErr w:type="spellStart"/>
-      <w:r>
-        <w:t>WheelCollider</w:t>
-      </w:r>
-      <w:proofErr w:type="spellEnd"/>
-      <w:r>
-        <w:t xml:space="preserve"> _</w:t>
-      </w:r>
-      <w:proofErr w:type="spellStart"/>
-      <w:proofErr w:type="gramStart"/>
-      <w:r>
-        <w:t>colliderFL</w:t>
-      </w:r>
-      <w:proofErr w:type="spellEnd"/>
-      <w:r>
-        <w:t>;</w:t>
-      </w:r>
-      <w:proofErr w:type="gramEnd"/>
-    </w:p>
-    <w:p>
-      <w:pPr>
-        <w:pStyle w:val="aff1"/>
-      </w:pPr>
-      <w:r>
-        <w:t xml:space="preserve">    [</w:t>
-      </w:r>
-      <w:proofErr w:type="spellStart"/>
-      <w:r>
-        <w:t>SerializeField</w:t>
-      </w:r>
-      <w:proofErr w:type="spellEnd"/>
-      <w:r>
-        <w:t xml:space="preserve">] private </w:t>
-      </w:r>
-      <w:proofErr w:type="spellStart"/>
-      <w:r>
-        <w:t>WheelCollider</w:t>
-      </w:r>
-      <w:proofErr w:type="spellEnd"/>
-      <w:r>
-        <w:t xml:space="preserve"> _</w:t>
-      </w:r>
-      <w:proofErr w:type="spellStart"/>
-      <w:proofErr w:type="gramStart"/>
-      <w:r>
-        <w:t>colliderFR</w:t>
-      </w:r>
-      <w:proofErr w:type="spellEnd"/>
-      <w:r>
-        <w:t>;</w:t>
-      </w:r>
-      <w:proofErr w:type="gramEnd"/>
-    </w:p>
-    <w:p>
-      <w:pPr>
-        <w:pStyle w:val="aff1"/>
-      </w:pPr>
-      <w:r>
-        <w:t xml:space="preserve">    [</w:t>
-      </w:r>
-      <w:proofErr w:type="spellStart"/>
-      <w:r>
-        <w:t>SerializeField</w:t>
-      </w:r>
-      <w:proofErr w:type="spellEnd"/>
-      <w:r>
-        <w:t xml:space="preserve">] private </w:t>
-      </w:r>
-      <w:proofErr w:type="spellStart"/>
-      <w:r>
-        <w:t>WheelCollider</w:t>
-      </w:r>
-      <w:proofErr w:type="spellEnd"/>
-      <w:r>
-        <w:t xml:space="preserve"> _</w:t>
-      </w:r>
-      <w:proofErr w:type="spellStart"/>
-      <w:proofErr w:type="gramStart"/>
-      <w:r>
-        <w:t>colliderBL</w:t>
-      </w:r>
-      <w:proofErr w:type="spellEnd"/>
-      <w:r>
-        <w:t>;</w:t>
-      </w:r>
-      <w:proofErr w:type="gramEnd"/>
-    </w:p>
-    <w:p>
-      <w:pPr>
-        <w:pStyle w:val="aff1"/>
-      </w:pPr>
-      <w:r>
-        <w:t xml:space="preserve">    [</w:t>
-      </w:r>
-      <w:proofErr w:type="spellStart"/>
-      <w:r>
-        <w:t>SerializeField</w:t>
-      </w:r>
-      <w:proofErr w:type="spellEnd"/>
-      <w:r>
-        <w:t xml:space="preserve">] private </w:t>
-      </w:r>
-      <w:proofErr w:type="spellStart"/>
-      <w:r>
-        <w:t>WheelCollider</w:t>
-      </w:r>
-      <w:proofErr w:type="spellEnd"/>
-      <w:r>
-        <w:t xml:space="preserve"> _</w:t>
-      </w:r>
-      <w:proofErr w:type="spellStart"/>
-      <w:proofErr w:type="gramStart"/>
-      <w:r>
-        <w:t>colliderBR</w:t>
-      </w:r>
-      <w:proofErr w:type="spellEnd"/>
-      <w:r>
-        <w:t>;</w:t>
-      </w:r>
-      <w:proofErr w:type="gramEnd"/>
-    </w:p>
-    <w:p>
-      <w:pPr>
-        <w:pStyle w:val="aff1"/>
-      </w:pPr>
-      <w:r>
-        <w:t xml:space="preserve"> </w:t>
-      </w:r>
-    </w:p>
-    <w:p>
-      <w:pPr>
-        <w:pStyle w:val="aff1"/>
-      </w:pPr>
-      <w:r>
-        <w:t xml:space="preserve">    [</w:t>
-      </w:r>
-      <w:proofErr w:type="spellStart"/>
-      <w:r>
-        <w:t>SerializeField</w:t>
-      </w:r>
-      <w:proofErr w:type="spellEnd"/>
-      <w:r>
-        <w:t>] private float _</w:t>
-      </w:r>
-      <w:proofErr w:type="gramStart"/>
-      <w:r>
-        <w:t>force;</w:t>
-      </w:r>
-      <w:proofErr w:type="gramEnd"/>
-    </w:p>
-    <w:p>
-      <w:pPr>
-        <w:pStyle w:val="aff1"/>
-      </w:pPr>
-      <w:r>
-        <w:t xml:space="preserve">    [</w:t>
-      </w:r>
-      <w:proofErr w:type="spellStart"/>
-      <w:r>
-        <w:t>SerializeField</w:t>
-      </w:r>
-      <w:proofErr w:type="spellEnd"/>
-      <w:r>
-        <w:t>] private float _</w:t>
-      </w:r>
-      <w:proofErr w:type="spellStart"/>
-      <w:proofErr w:type="gramStart"/>
-      <w:r>
-        <w:t>maxAngle</w:t>
-      </w:r>
-      <w:proofErr w:type="spellEnd"/>
-      <w:r>
-        <w:t>;</w:t>
-      </w:r>
-      <w:proofErr w:type="gramEnd"/>
-    </w:p>
-    <w:p>
-      <w:pPr>
-        <w:pStyle w:val="aff1"/>
-      </w:pPr>
-      <w:r>
-        <w:t xml:space="preserve"> </w:t>
-      </w:r>
-    </w:p>
-    <w:p>
-      <w:pPr>
-        <w:pStyle w:val="aff1"/>
-      </w:pPr>
-      <w:r>
-        <w:t xml:space="preserve">    private void </w:t>
-      </w:r>
-      <w:proofErr w:type="spellStart"/>
-      <w:proofErr w:type="gramStart"/>
-      <w:r>
-        <w:t>FixedUpdate</w:t>
-      </w:r>
-      <w:proofErr w:type="spellEnd"/>
-      <w:r>
-        <w:t>(</w:t>
-      </w:r>
-      <w:proofErr w:type="gramEnd"/>
-      <w:r>
-        <w:t>)</w:t>
-      </w:r>
-    </w:p>
-    <w:p>
-      <w:pPr>
-        <w:pStyle w:val="aff1"/>
-      </w:pPr>
-      <w:r>
-        <w:t xml:space="preserve">    {</w:t>
-      </w:r>
-    </w:p>
-    <w:p>
-      <w:pPr>
-        <w:pStyle w:val="aff1"/>
-      </w:pPr>
-      <w:r>
-        <w:t xml:space="preserve">        _</w:t>
-      </w:r>
-      <w:proofErr w:type="spellStart"/>
-      <w:r>
-        <w:t>colliderFL.motorTorque</w:t>
-      </w:r>
-      <w:proofErr w:type="spellEnd"/>
-      <w:r>
-        <w:t xml:space="preserve"> = </w:t>
-      </w:r>
-      <w:proofErr w:type="spellStart"/>
-      <w:r>
-        <w:t>Input.GetAxis</w:t>
-      </w:r>
-      <w:proofErr w:type="spellEnd"/>
-      <w:r>
-        <w:t>("Vertical") * _</w:t>
-      </w:r>
-      <w:proofErr w:type="gramStart"/>
-      <w:r>
-        <w:t>force;</w:t>
-      </w:r>
-      <w:proofErr w:type="gramEnd"/>
-    </w:p>
-    <w:p>
-      <w:pPr>
-        <w:pStyle w:val="aff1"/>
-      </w:pPr>
-      <w:r>
-        <w:t xml:space="preserve">        _</w:t>
-      </w:r>
-      <w:proofErr w:type="spellStart"/>
-      <w:r>
-        <w:t>colliderFR.motorTorque</w:t>
-      </w:r>
-      <w:proofErr w:type="spellEnd"/>
-      <w:r>
-        <w:t xml:space="preserve"> = </w:t>
-      </w:r>
-      <w:proofErr w:type="spellStart"/>
-      <w:r>
-        <w:t>Input.GetAxis</w:t>
-      </w:r>
-      <w:proofErr w:type="spellEnd"/>
-      <w:r>
-        <w:t>("Vertical") * _</w:t>
-      </w:r>
-      <w:proofErr w:type="gramStart"/>
-      <w:r>
-        <w:t>force;</w:t>
-      </w:r>
-      <w:proofErr w:type="gramEnd"/>
-    </w:p>
-    <w:p>
-      <w:pPr>
-        <w:pStyle w:val="aff1"/>
-      </w:pPr>
-      <w:r>
-        <w:t xml:space="preserve"> </w:t>
-      </w:r>
-    </w:p>
-    <w:p>
-      <w:pPr>
-        <w:pStyle w:val="aff1"/>
-      </w:pPr>
-      <w:r>
-        <w:t xml:space="preserve">        if (</w:t>
-      </w:r>
-      <w:proofErr w:type="spellStart"/>
-      <w:r>
-        <w:t>Input.GetKey</w:t>
-      </w:r>
-      <w:proofErr w:type="spellEnd"/>
-      <w:r>
-        <w:t>(</w:t>
-      </w:r>
-      <w:proofErr w:type="spellStart"/>
-      <w:r>
-        <w:t>KeyCode.Space</w:t>
-      </w:r>
-      <w:proofErr w:type="spellEnd"/>
-      <w:r>
-        <w:t>))</w:t>
-      </w:r>
-    </w:p>
-    <w:p>
-      <w:pPr>
-        <w:pStyle w:val="aff1"/>
-      </w:pPr>
-      <w:r>
-        <w:t xml:space="preserve">        {</w:t>
-      </w:r>
-    </w:p>
-    <w:p>
-      <w:pPr>
-        <w:pStyle w:val="aff1"/>
-      </w:pPr>
-      <w:r>
-        <w:t xml:space="preserve">            _</w:t>
-      </w:r>
-      <w:proofErr w:type="spellStart"/>
-      <w:r>
-        <w:t>colliderFL.brakeTorque</w:t>
-      </w:r>
-      <w:proofErr w:type="spellEnd"/>
-      <w:r>
-        <w:t xml:space="preserve"> = </w:t>
-      </w:r>
-      <w:proofErr w:type="gramStart"/>
-      <w:r>
-        <w:t>3000f;</w:t>
-      </w:r>
-      <w:proofErr w:type="gramEnd"/>
-    </w:p>
-    <w:p>
-      <w:pPr>
-        <w:pStyle w:val="aff1"/>
-      </w:pPr>
-      <w:r>
-        <w:t xml:space="preserve">            _</w:t>
-      </w:r>
-      <w:proofErr w:type="spellStart"/>
-      <w:r>
-        <w:t>colliderFR.brakeTorque</w:t>
-      </w:r>
-      <w:proofErr w:type="spellEnd"/>
-      <w:r>
-        <w:t xml:space="preserve"> = </w:t>
-      </w:r>
-      <w:proofErr w:type="gramStart"/>
-      <w:r>
-        <w:t>3000f;</w:t>
-      </w:r>
-      <w:proofErr w:type="gramEnd"/>
-    </w:p>
-    <w:p>
-      <w:pPr>
-        <w:pStyle w:val="aff1"/>
-      </w:pPr>
-      <w:r>
-        <w:t xml:space="preserve">            _</w:t>
-      </w:r>
-      <w:proofErr w:type="spellStart"/>
-      <w:r>
-        <w:t>colliderBL.brakeTorque</w:t>
-      </w:r>
-      <w:proofErr w:type="spellEnd"/>
-      <w:r>
-        <w:t xml:space="preserve"> = </w:t>
-      </w:r>
-      <w:proofErr w:type="gramStart"/>
-      <w:r>
-        <w:t>3000f;</w:t>
-      </w:r>
-      <w:proofErr w:type="gramEnd"/>
-    </w:p>
-    <w:p>
-      <w:pPr>
-        <w:pStyle w:val="aff1"/>
-      </w:pPr>
-      <w:r>
-        <w:t xml:space="preserve">            _</w:t>
-      </w:r>
-      <w:proofErr w:type="spellStart"/>
-      <w:r>
-        <w:t>colliderBR.brakeTorque</w:t>
-      </w:r>
-      <w:proofErr w:type="spellEnd"/>
-      <w:r>
-        <w:t xml:space="preserve"> = </w:t>
-      </w:r>
-      <w:proofErr w:type="gramStart"/>
-      <w:r>
-        <w:t>3000f;</w:t>
-      </w:r>
-      <w:proofErr w:type="gramEnd"/>
-    </w:p>
-    <w:p>
-      <w:pPr>
-        <w:pStyle w:val="aff1"/>
-      </w:pPr>
-      <w:r>
-        <w:t xml:space="preserve">        }</w:t>
-      </w:r>
-    </w:p>
-    <w:p>
-      <w:pPr>
-        <w:pStyle w:val="aff1"/>
-      </w:pPr>
-      <w:r>
-        <w:t xml:space="preserve">        else</w:t>
-      </w:r>
-    </w:p>
-    <w:p>
-      <w:pPr>
-        <w:pStyle w:val="aff1"/>
-      </w:pPr>
-      <w:r>
-        <w:t xml:space="preserve">        {</w:t>
-      </w:r>
-    </w:p>
-    <w:p>
-      <w:pPr>
-        <w:pStyle w:val="aff1"/>
-      </w:pPr>
-      <w:r>
-        <w:t xml:space="preserve">            _</w:t>
-      </w:r>
-      <w:proofErr w:type="spellStart"/>
-      <w:r>
-        <w:t>colliderFL.brakeTorque</w:t>
-      </w:r>
-      <w:proofErr w:type="spellEnd"/>
-      <w:r>
-        <w:t xml:space="preserve"> = </w:t>
-      </w:r>
-      <w:proofErr w:type="gramStart"/>
-      <w:r>
-        <w:t>0f;</w:t>
-      </w:r>
-      <w:proofErr w:type="gramEnd"/>
-    </w:p>
-    <w:p>
-      <w:pPr>
-        <w:pStyle w:val="aff1"/>
-      </w:pPr>
-      <w:r>
-        <w:lastRenderedPageBreak/>
-        <w:t xml:space="preserve">            _</w:t>
-      </w:r>
-      <w:proofErr w:type="spellStart"/>
-      <w:r>
-        <w:t>colliderFR.brakeTorque</w:t>
-      </w:r>
-      <w:proofErr w:type="spellEnd"/>
-      <w:r>
-        <w:t xml:space="preserve"> = </w:t>
-      </w:r>
-      <w:proofErr w:type="gramStart"/>
-      <w:r>
-        <w:t>0f;</w:t>
-      </w:r>
-      <w:proofErr w:type="gramEnd"/>
-    </w:p>
-    <w:p>
-      <w:pPr>
-        <w:pStyle w:val="aff1"/>
-      </w:pPr>
-      <w:r>
-        <w:t xml:space="preserve">            _</w:t>
-      </w:r>
-      <w:proofErr w:type="spellStart"/>
-      <w:r>
-        <w:t>colliderBL.brakeTorque</w:t>
-      </w:r>
-      <w:proofErr w:type="spellEnd"/>
-      <w:r>
-        <w:t xml:space="preserve"> = </w:t>
-      </w:r>
-      <w:proofErr w:type="gramStart"/>
-      <w:r>
-        <w:t>0f;</w:t>
-      </w:r>
-      <w:proofErr w:type="gramEnd"/>
-    </w:p>
-    <w:p>
-      <w:pPr>
-        <w:pStyle w:val="aff1"/>
-      </w:pPr>
-      <w:r>
-        <w:t xml:space="preserve">            _</w:t>
-      </w:r>
-      <w:proofErr w:type="spellStart"/>
-      <w:r>
-        <w:t>colliderBR.brakeTorque</w:t>
-      </w:r>
-      <w:proofErr w:type="spellEnd"/>
-      <w:r>
-        <w:t xml:space="preserve"> = </w:t>
-      </w:r>
-      <w:proofErr w:type="gramStart"/>
-      <w:r>
-        <w:t>0f;</w:t>
-      </w:r>
-      <w:proofErr w:type="gramEnd"/>
-    </w:p>
-    <w:p>
-      <w:pPr>
-        <w:pStyle w:val="aff1"/>
-      </w:pPr>
-      <w:r>
-        <w:t xml:space="preserve">        }</w:t>
-      </w:r>
-    </w:p>
-    <w:p>
-      <w:pPr>
-        <w:pStyle w:val="aff1"/>
-      </w:pPr>
-      <w:r>
-        <w:t xml:space="preserve"> </w:t>
-      </w:r>
-    </w:p>
-    <w:p>
-      <w:pPr>
-        <w:pStyle w:val="aff1"/>
-      </w:pPr>
-      <w:r>
-        <w:t xml:space="preserve">        _</w:t>
-      </w:r>
-      <w:proofErr w:type="spellStart"/>
-      <w:r>
-        <w:t>colliderFL.steerAngle</w:t>
-      </w:r>
-      <w:proofErr w:type="spellEnd"/>
-      <w:r>
-        <w:t xml:space="preserve"> = _</w:t>
-      </w:r>
-      <w:proofErr w:type="spellStart"/>
-      <w:r>
-        <w:t>maxAngle</w:t>
-      </w:r>
-      <w:proofErr w:type="spellEnd"/>
-      <w:r>
-        <w:t xml:space="preserve"> * </w:t>
-      </w:r>
-      <w:proofErr w:type="spellStart"/>
-      <w:r>
-        <w:t>Input.GetAxis</w:t>
-      </w:r>
-      <w:proofErr w:type="spellEnd"/>
-      <w:r>
-        <w:t>("Horizontal"</w:t>
-      </w:r>
-      <w:proofErr w:type="gramStart"/>
-      <w:r>
-        <w:t>);</w:t>
-      </w:r>
-      <w:proofErr w:type="gramEnd"/>
-    </w:p>
-    <w:p>
-      <w:pPr>
-        <w:pStyle w:val="aff1"/>
-      </w:pPr>
-      <w:r>
-        <w:t xml:space="preserve">        _</w:t>
-      </w:r>
-      <w:proofErr w:type="spellStart"/>
-      <w:r>
-        <w:t>colliderFR.steerAngle</w:t>
-      </w:r>
-      <w:proofErr w:type="spellEnd"/>
-      <w:r>
-        <w:t xml:space="preserve"> = _</w:t>
-      </w:r>
-      <w:proofErr w:type="spellStart"/>
-      <w:r>
-        <w:t>maxAngle</w:t>
-      </w:r>
-      <w:proofErr w:type="spellEnd"/>
-      <w:r>
-        <w:t xml:space="preserve"> * </w:t>
-      </w:r>
-      <w:proofErr w:type="spellStart"/>
-      <w:r>
-        <w:t>Input.GetAxis</w:t>
-      </w:r>
-      <w:proofErr w:type="spellEnd"/>
-      <w:r>
-        <w:t>("Horizontal"</w:t>
-      </w:r>
-      <w:proofErr w:type="gramStart"/>
-      <w:r>
-        <w:t>);</w:t>
-      </w:r>
-      <w:proofErr w:type="gramEnd"/>
-    </w:p>
-    <w:p>
-      <w:pPr>
-        <w:pStyle w:val="aff1"/>
-      </w:pPr>
-      <w:r>
-        <w:t xml:space="preserve"> </w:t>
-      </w:r>
-    </w:p>
-    <w:p>
-      <w:pPr>
-        <w:pStyle w:val="aff1"/>
-      </w:pPr>
-      <w:r>
-        <w:t xml:space="preserve">        </w:t>
-      </w:r>
-      <w:proofErr w:type="spellStart"/>
-      <w:proofErr w:type="gramStart"/>
-      <w:r>
-        <w:t>RotateWheel</w:t>
-      </w:r>
-      <w:proofErr w:type="spellEnd"/>
-      <w:r>
-        <w:t>(</w:t>
-      </w:r>
-      <w:proofErr w:type="gramEnd"/>
-      <w:r>
-        <w:t>_</w:t>
-      </w:r>
-      <w:proofErr w:type="spellStart"/>
-      <w:r>
-        <w:t>colliderFL</w:t>
-      </w:r>
-      <w:proofErr w:type="spellEnd"/>
-      <w:r>
-        <w:t>, _</w:t>
-      </w:r>
-      <w:proofErr w:type="spellStart"/>
-      <w:r>
-        <w:t>transformFL</w:t>
-      </w:r>
-      <w:proofErr w:type="spellEnd"/>
-      <w:r>
-        <w:t>);</w:t>
-      </w:r>
-    </w:p>
-    <w:p>
-      <w:pPr>
-        <w:pStyle w:val="aff1"/>
-      </w:pPr>
-      <w:r>
-        <w:t xml:space="preserve">        </w:t>
-      </w:r>
-      <w:proofErr w:type="spellStart"/>
-      <w:proofErr w:type="gramStart"/>
-      <w:r>
-        <w:t>RotateWheel</w:t>
-      </w:r>
-      <w:proofErr w:type="spellEnd"/>
-      <w:r>
-        <w:t>(</w:t>
-      </w:r>
-      <w:proofErr w:type="gramEnd"/>
-      <w:r>
-        <w:t>_</w:t>
-      </w:r>
-      <w:proofErr w:type="spellStart"/>
-      <w:r>
-        <w:t>colliderFR</w:t>
-      </w:r>
-      <w:proofErr w:type="spellEnd"/>
-      <w:r>
-        <w:t>, _</w:t>
-      </w:r>
-      <w:proofErr w:type="spellStart"/>
-      <w:r>
-        <w:t>transformFR</w:t>
-      </w:r>
-      <w:proofErr w:type="spellEnd"/>
-      <w:r>
-        <w:t>);</w:t>
-      </w:r>
-    </w:p>
-    <w:p>
-      <w:pPr>
-        <w:pStyle w:val="aff1"/>
-      </w:pPr>
-      <w:r>
-        <w:t xml:space="preserve">        </w:t>
-      </w:r>
-      <w:proofErr w:type="spellStart"/>
-      <w:proofErr w:type="gramStart"/>
-      <w:r>
-        <w:t>RotateWheel</w:t>
-      </w:r>
-      <w:proofErr w:type="spellEnd"/>
-      <w:r>
-        <w:t>(</w:t>
-      </w:r>
-      <w:proofErr w:type="gramEnd"/>
-      <w:r>
-        <w:t>_</w:t>
-      </w:r>
-      <w:proofErr w:type="spellStart"/>
-      <w:r>
-        <w:t>colliderBL</w:t>
-      </w:r>
-      <w:proofErr w:type="spellEnd"/>
-      <w:r>
-        <w:t>, _</w:t>
-      </w:r>
-      <w:proofErr w:type="spellStart"/>
-      <w:r>
-        <w:t>transformBL</w:t>
-      </w:r>
-      <w:proofErr w:type="spellEnd"/>
-      <w:r>
-        <w:t>);</w:t>
-      </w:r>
-    </w:p>
-    <w:p>
-      <w:pPr>
-        <w:pStyle w:val="aff1"/>
-      </w:pPr>
-      <w:r>
-        <w:t xml:space="preserve">        </w:t>
-      </w:r>
-      <w:proofErr w:type="spellStart"/>
-      <w:proofErr w:type="gramStart"/>
-      <w:r>
-        <w:t>RotateWheel</w:t>
-      </w:r>
-      <w:proofErr w:type="spellEnd"/>
-      <w:r>
-        <w:t>(</w:t>
-      </w:r>
-      <w:proofErr w:type="gramEnd"/>
-      <w:r>
-        <w:t>_</w:t>
-      </w:r>
-      <w:proofErr w:type="spellStart"/>
-      <w:r>
-        <w:t>colliderBR</w:t>
-      </w:r>
-      <w:proofErr w:type="spellEnd"/>
-      <w:r>
-        <w:t>, _</w:t>
-      </w:r>
-      <w:proofErr w:type="spellStart"/>
-      <w:r>
-        <w:t>transformBR</w:t>
-      </w:r>
-      <w:proofErr w:type="spellEnd"/>
-      <w:r>
-        <w:t>);</w:t>
-      </w:r>
-    </w:p>
-    <w:p>
-      <w:pPr>
-        <w:pStyle w:val="aff1"/>
-      </w:pPr>
-      <w:r>
-        <w:t xml:space="preserve">    }</w:t>
-      </w:r>
-    </w:p>
-    <w:p>
-      <w:pPr>
-        <w:pStyle w:val="aff1"/>
-      </w:pPr>
-      <w:r>
-        <w:t xml:space="preserve"> </w:t>
-      </w:r>
-    </w:p>
-    <w:p>
-      <w:pPr>
-        <w:pStyle w:val="aff1"/>
-      </w:pPr>
-      <w:r>
-        <w:t xml:space="preserve">    private void </w:t>
-      </w:r>
-      <w:proofErr w:type="spellStart"/>
-      <w:proofErr w:type="gramStart"/>
-      <w:r>
-        <w:t>RotateWheel</w:t>
-      </w:r>
-      <w:proofErr w:type="spellEnd"/>
-      <w:r>
-        <w:t>(</w:t>
-      </w:r>
-      <w:proofErr w:type="spellStart"/>
-      <w:proofErr w:type="gramEnd"/>
-      <w:r>
-        <w:t>WheelCollider</w:t>
-      </w:r>
-      <w:proofErr w:type="spellEnd"/>
-      <w:r>
-        <w:t xml:space="preserve"> collider, Transform transform)</w:t>
-      </w:r>
-    </w:p>
-    <w:p>
-      <w:pPr>
-        <w:pStyle w:val="aff1"/>
-      </w:pPr>
-      <w:r>
-        <w:t xml:space="preserve">    {</w:t>
-      </w:r>
-    </w:p>
-    <w:p>
-      <w:pPr>
-        <w:pStyle w:val="aff1"/>
-      </w:pPr>
-      <w:r>
-        <w:t xml:space="preserve">        Vector3 </w:t>
-      </w:r>
-      <w:proofErr w:type="gramStart"/>
-      <w:r>
-        <w:t>position;</w:t>
-      </w:r>
-      <w:proofErr w:type="gramEnd"/>
-    </w:p>
-    <w:p>
-      <w:pPr>
-        <w:pStyle w:val="aff1"/>
-      </w:pPr>
-      <w:r>
-        <w:t xml:space="preserve">        Quaternion </w:t>
-      </w:r>
-      <w:proofErr w:type="gramStart"/>
-      <w:r>
-        <w:t>rotation;</w:t>
-      </w:r>
-      <w:proofErr w:type="gramEnd"/>
-    </w:p>
-    <w:p>
-      <w:pPr>
-        <w:pStyle w:val="aff1"/>
-      </w:pPr>
-      <w:r>
-        <w:t xml:space="preserve"> </w:t>
-      </w:r>
-    </w:p>
-    <w:p>
-      <w:pPr>
-        <w:pStyle w:val="aff1"/>
-      </w:pPr>
-      <w:r>
-        <w:t xml:space="preserve">        </w:t>
-      </w:r>
-      <w:proofErr w:type="spellStart"/>
-      <w:proofErr w:type="gramStart"/>
-      <w:r>
-        <w:t>collider.GetWorldPose</w:t>
-      </w:r>
-      <w:proofErr w:type="spellEnd"/>
-      <w:proofErr w:type="gramEnd"/>
-      <w:r>
-        <w:t>(out position, out rotation);</w:t>
-      </w:r>
-    </w:p>
-    <w:p>
-      <w:pPr>
-        <w:pStyle w:val="aff1"/>
-      </w:pPr>
-      <w:r>
-        <w:t xml:space="preserve"> </w:t>
-      </w:r>
-    </w:p>
-    <w:p>
-      <w:pPr>
-        <w:pStyle w:val="aff1"/>
-      </w:pPr>
-      <w:r>
-        <w:t xml:space="preserve">        </w:t>
-      </w:r>
-      <w:proofErr w:type="spellStart"/>
-      <w:proofErr w:type="gramStart"/>
-      <w:r>
-        <w:t>transform.rotation</w:t>
-      </w:r>
-      <w:proofErr w:type="spellEnd"/>
-      <w:proofErr w:type="gramEnd"/>
-      <w:r>
-        <w:t xml:space="preserve"> = rotation;</w:t>
-      </w:r>
-    </w:p>
-    <w:p>
-      <w:pPr>
-        <w:pStyle w:val="aff1"/>
-      </w:pPr>
-      <w:r>
-        <w:t xml:space="preserve">        </w:t>
-      </w:r>
-      <w:proofErr w:type="spellStart"/>
-      <w:proofErr w:type="gramStart"/>
-      <w:r>
-        <w:t>transform.position</w:t>
-      </w:r>
-      <w:proofErr w:type="spellEnd"/>
-      <w:proofErr w:type="gramEnd"/>
-      <w:r>
-        <w:t xml:space="preserve"> = position;</w:t>
-      </w:r>
-    </w:p>
-    <w:p>
-      <w:pPr>
-        <w:pStyle w:val="aff1"/>
-      </w:pPr>
-      <w:r>
-        <w:t xml:space="preserve">    }</w:t>
-      </w:r>
-    </w:p>
-    <w:p>
-      <w:pPr>
-        <w:pStyle w:val="aff1"/>
-      </w:pPr>
-      <w:r>
-        <w:t>}</w:t>
-      </w:r>
-    </w:p>
-    <w:p>
-      <w:pPr>
-        <w:ind w:firstLine="0"/>
+        <w:t xml:space="preserve"> 2 – </w:t>
+      </w:r>
+      <w:r>
         <w:rPr>
           <w:lang w:val="en-US"/>
         </w:rPr>
-      </w:pPr>
-      <w:r>
-        <w:t>Листинг</w:t>
-      </w:r>
-      <w:r>
-        <w:rPr>
-          <w:lang w:val="en-US"/>
-        </w:rPr>
-        <w:t xml:space="preserve"> 2 – </w:t>
-      </w:r>
-      <w:proofErr w:type="spellStart"/>
-      <w:r>
-        <w:rPr>
-          <w:lang w:val="en-US"/>
-        </w:rPr>
         <w:t>CameraController</w:t>
       </w:r>
-      <w:proofErr w:type="spellEnd"/>
     </w:p>
     <w:p>
       <w:pPr>
@@ -8027,21 +6534,8 @@
         <w:jc w:val="left"/>
       </w:pPr>
       <w:r>
-        <w:t xml:space="preserve">public class </w:t>
-      </w:r>
-      <w:proofErr w:type="spellStart"/>
-      <w:r>
-        <w:t>CameraScript</w:t>
-      </w:r>
-      <w:proofErr w:type="spellEnd"/>
-      <w:r>
-        <w:t xml:space="preserve"> : </w:t>
-      </w:r>
-      <w:proofErr w:type="spellStart"/>
-      <w:r>
-        <w:t>MonoBehaviour</w:t>
-      </w:r>
-      <w:proofErr w:type="spellEnd"/>
+        <w:t>public class CameraScript : MonoBehaviour</w:t>
+      </w:r>
       <w:r>
         <w:br/>
         <w:t>{</w:t>
@@ -8051,57 +6545,25 @@
       </w:r>
       <w:r>
         <w:br/>
-        <w:t xml:space="preserve">    [</w:t>
-      </w:r>
-      <w:proofErr w:type="spellStart"/>
-      <w:r>
-        <w:t>SerializeField</w:t>
-      </w:r>
-      <w:proofErr w:type="spellEnd"/>
-      <w:r>
-        <w:t>] private Transform _car;</w:t>
+        <w:t xml:space="preserve">    [SerializeField] private Transform _car;</w:t>
       </w:r>
       <w:r>
         <w:br/>
       </w:r>
       <w:r>
         <w:br/>
-        <w:t xml:space="preserve">    [</w:t>
-      </w:r>
-      <w:proofErr w:type="spellStart"/>
-      <w:r>
-        <w:t>SerializeField</w:t>
-      </w:r>
-      <w:proofErr w:type="spellEnd"/>
-      <w:r>
-        <w:t>] private Vector3 _offset = new Vector3(7f, 2f, -4f);</w:t>
+        <w:t xml:space="preserve">    [SerializeField] private Vector3 _offset = new Vector3(7f, 2f, -4f);</w:t>
       </w:r>
       <w:r>
         <w:br/>
-        <w:t xml:space="preserve">    [</w:t>
-      </w:r>
-      <w:proofErr w:type="spellStart"/>
-      <w:r>
-        <w:t>SerializeField</w:t>
-      </w:r>
-      <w:proofErr w:type="spellEnd"/>
-      <w:r>
-        <w:t>] private float _speed = 10f;</w:t>
+        <w:t xml:space="preserve">    [SerializeField] private float _speed = 10f;</w:t>
       </w:r>
       <w:r>
         <w:br/>
       </w:r>
       <w:r>
         <w:br/>
-        <w:t xml:space="preserve">    private void </w:t>
-      </w:r>
-      <w:proofErr w:type="spellStart"/>
-      <w:r>
-        <w:t>FixedUpdate</w:t>
-      </w:r>
-      <w:proofErr w:type="spellEnd"/>
-      <w:r>
-        <w:t>()</w:t>
+        <w:t xml:space="preserve">    private void FixedUpdate()</w:t>
       </w:r>
       <w:r>
         <w:br/>
@@ -8109,130 +6571,26 @@
       </w:r>
       <w:r>
         <w:br/>
-        <w:t xml:space="preserve">        var </w:t>
-      </w:r>
-      <w:proofErr w:type="spellStart"/>
-      <w:r>
-        <w:t>targetPosition</w:t>
-      </w:r>
-      <w:proofErr w:type="spellEnd"/>
-      <w:r>
-        <w:t xml:space="preserve"> = _</w:t>
-      </w:r>
-      <w:proofErr w:type="spellStart"/>
-      <w:r>
-        <w:t>car.TransformPoint</w:t>
-      </w:r>
-      <w:proofErr w:type="spellEnd"/>
-      <w:r>
-        <w:t>(_offset);</w:t>
+        <w:t xml:space="preserve">        var targetPosition = _car.TransformPoint(_offset);</w:t>
       </w:r>
       <w:r>
         <w:br/>
-        <w:t xml:space="preserve">        </w:t>
-      </w:r>
-      <w:proofErr w:type="spellStart"/>
-      <w:r>
-        <w:t>transform.position</w:t>
-      </w:r>
-      <w:proofErr w:type="spellEnd"/>
-      <w:r>
-        <w:t xml:space="preserve"> = Vector3.Lerp(</w:t>
-      </w:r>
-      <w:proofErr w:type="spellStart"/>
-      <w:r>
-        <w:t>transform.position</w:t>
-      </w:r>
-      <w:proofErr w:type="spellEnd"/>
-      <w:r>
-        <w:t xml:space="preserve">, </w:t>
-      </w:r>
-      <w:proofErr w:type="spellStart"/>
-      <w:r>
-        <w:t>targetPosition</w:t>
-      </w:r>
-      <w:proofErr w:type="spellEnd"/>
-      <w:r>
-        <w:t xml:space="preserve">, _speed * </w:t>
-      </w:r>
-      <w:proofErr w:type="spellStart"/>
-      <w:r>
-        <w:t>Time.deltaTime</w:t>
-      </w:r>
-      <w:proofErr w:type="spellEnd"/>
-      <w:r>
-        <w:t>);</w:t>
+        <w:t xml:space="preserve">        transform.position = Vector3.Lerp(transform.position, targetPosition, _speed * Time.deltaTime);</w:t>
       </w:r>
       <w:r>
         <w:br/>
       </w:r>
       <w:r>
         <w:br/>
-        <w:t xml:space="preserve">        var direction = _</w:t>
-      </w:r>
-      <w:proofErr w:type="spellStart"/>
-      <w:r>
-        <w:t>car.position</w:t>
-      </w:r>
-      <w:proofErr w:type="spellEnd"/>
-      <w:r>
-        <w:t xml:space="preserve"> - </w:t>
-      </w:r>
-      <w:proofErr w:type="spellStart"/>
-      <w:r>
-        <w:t>transform.position</w:t>
-      </w:r>
-      <w:proofErr w:type="spellEnd"/>
-      <w:r>
-        <w:t>;</w:t>
+        <w:t xml:space="preserve">        var direction = _car.position - transform.position;</w:t>
       </w:r>
       <w:r>
         <w:br/>
-        <w:t xml:space="preserve">        var rotation = </w:t>
-      </w:r>
-      <w:proofErr w:type="spellStart"/>
-      <w:r>
-        <w:t>Quaternion.LookRotation</w:t>
-      </w:r>
-      <w:proofErr w:type="spellEnd"/>
-      <w:r>
-        <w:t>(direction, Vector3.up);</w:t>
+        <w:t xml:space="preserve">        var rotation = Quaternion.LookRotation(direction, Vector3.up);</w:t>
       </w:r>
       <w:r>
         <w:br/>
-        <w:t xml:space="preserve">        </w:t>
-      </w:r>
-      <w:proofErr w:type="spellStart"/>
-      <w:r>
-        <w:t>transform.rotation</w:t>
-      </w:r>
-      <w:proofErr w:type="spellEnd"/>
-      <w:r>
-        <w:t xml:space="preserve"> = </w:t>
-      </w:r>
-      <w:proofErr w:type="spellStart"/>
-      <w:r>
-        <w:t>Quaternion.Lerp</w:t>
-      </w:r>
-      <w:proofErr w:type="spellEnd"/>
-      <w:r>
-        <w:t>(</w:t>
-      </w:r>
-      <w:proofErr w:type="spellStart"/>
-      <w:r>
-        <w:t>transform.rotation</w:t>
-      </w:r>
-      <w:proofErr w:type="spellEnd"/>
-      <w:r>
-        <w:t xml:space="preserve">, rotation, _speed * </w:t>
-      </w:r>
-      <w:proofErr w:type="spellStart"/>
-      <w:r>
-        <w:t>Time.deltaTime</w:t>
-      </w:r>
-      <w:proofErr w:type="spellEnd"/>
-      <w:r>
-        <w:t>);</w:t>
+        <w:t xml:space="preserve">        transform.rotation = Quaternion.Lerp(transform.rotation, rotation, _speed * Time.deltaTime);</w:t>
       </w:r>
       <w:r>
         <w:br/>
@@ -8256,24 +6614,14 @@
         <w:ind w:firstLine="708"/>
       </w:pPr>
       <w:r>
-        <w:t xml:space="preserve">Также были выбраны бесплатные </w:t>
-      </w:r>
-      <w:proofErr w:type="spellStart"/>
-      <w:r>
-        <w:t>ассеты</w:t>
-      </w:r>
-      <w:proofErr w:type="spellEnd"/>
-      <w:r>
-        <w:t xml:space="preserve"> из </w:t>
-      </w:r>
-      <w:proofErr w:type="spellStart"/>
+        <w:t xml:space="preserve">Также были выбраны бесплатные ассеты из </w:t>
+      </w:r>
       <w:r>
         <w:rPr>
           <w:lang w:val="en-US"/>
         </w:rPr>
         <w:t>Untiy</w:t>
       </w:r>
-      <w:proofErr w:type="spellEnd"/>
       <w:r>
         <w:t xml:space="preserve"> </w:t>
       </w:r>
@@ -8304,176 +6652,202 @@
         <w:ind w:firstLine="708"/>
       </w:pPr>
       <w:r>
-        <w:t xml:space="preserve">Для управления машинкой в Unity из Python кода, с использованием </w:t>
-      </w:r>
-      <w:proofErr w:type="spellStart"/>
-      <w:r>
-        <w:t>gRPC</w:t>
-      </w:r>
-      <w:proofErr w:type="spellEnd"/>
-      <w:r>
-        <w:t xml:space="preserve">, </w:t>
-      </w:r>
-      <w:r>
-        <w:t xml:space="preserve">были </w:t>
-      </w:r>
-      <w:proofErr w:type="spellStart"/>
-      <w:r>
-        <w:t>разработны</w:t>
-      </w:r>
-      <w:proofErr w:type="spellEnd"/>
-      <w:r>
-        <w:t xml:space="preserve"> контракты -</w:t>
-      </w:r>
-      <w:r>
+        <w:t>Для управления машинкой в Unity из Python кода, с использованием gRPC, были разработны контракты - Proto файлы для взаимодействия между клиентом и сервером.</w:t>
+      </w:r>
+    </w:p>
+    <w:p>
+      <w:pPr>
+        <w:ind w:firstLine="0"/>
+      </w:pPr>
+    </w:p>
+    <w:p>
+      <w:pPr>
+        <w:ind w:firstLine="0"/>
+      </w:pPr>
+      <w:r>
+        <w:lastRenderedPageBreak/>
+        <w:t>Proto файлы описывают структуру данных и сервисы, которые будут использоваться для взаимодействия. В данном случае, будет три основных сервиса:</w:t>
+      </w:r>
+    </w:p>
+    <w:p>
+      <w:pPr>
+        <w:ind w:firstLine="0"/>
+      </w:pPr>
+      <w:r>
+        <w:t>- Установка угла поворота колес</w:t>
+      </w:r>
+      <w:r>
+        <w:t>;</w:t>
+      </w:r>
+    </w:p>
+    <w:p>
+      <w:pPr>
+        <w:ind w:firstLine="0"/>
+      </w:pPr>
+      <w:r>
+        <w:t>- Установка силы нажатия на педаль газа</w:t>
+      </w:r>
+      <w:r>
+        <w:t>;</w:t>
+      </w:r>
+    </w:p>
+    <w:p>
+      <w:pPr>
+        <w:ind w:firstLine="0"/>
+        <w:rPr>
+          <w:lang w:val="en-US"/>
+        </w:rPr>
+      </w:pPr>
+      <w:r>
+        <w:rPr>
+          <w:lang w:val="en-US"/>
+        </w:rPr>
+        <w:t xml:space="preserve">- </w:t>
+      </w:r>
+      <w:r>
+        <w:t>Получение изображения с камеры.</w:t>
+      </w:r>
+    </w:p>
+    <w:p>
+      <w:pPr>
+        <w:ind w:firstLine="0"/>
+      </w:pPr>
+      <w:r>
+        <w:t xml:space="preserve">Листинг 3 – </w:t>
+      </w:r>
+      <w:r>
+        <w:rPr>
+          <w:lang w:val="en-US"/>
+        </w:rPr>
+        <w:t>CarExternalApi</w:t>
+      </w:r>
+      <w:r>
+        <w:t>.</w:t>
+      </w:r>
+      <w:r>
+        <w:rPr>
+          <w:lang w:val="en-US"/>
+        </w:rPr>
+        <w:t>proto</w:t>
+      </w:r>
+    </w:p>
+    <w:p>
+      <w:pPr>
+        <w:pStyle w:val="aff1"/>
+      </w:pPr>
+      <w:r>
+        <w:t>syntax</w:t>
+      </w:r>
+      <w:r>
+        <w:rPr>
+          <w:lang w:val="ru-RU"/>
+        </w:rPr>
+        <w:t xml:space="preserve"> = "</w:t>
+      </w:r>
+      <w:r>
+        <w:t>proto</w:t>
+      </w:r>
+      <w:r>
+        <w:rPr>
+          <w:lang w:val="ru-RU"/>
+        </w:rPr>
+        <w:t>3";</w:t>
+      </w:r>
+    </w:p>
+    <w:p>
+      <w:pPr>
+        <w:pStyle w:val="aff1"/>
+        <w:rPr>
+          <w:lang w:val="ru-RU"/>
+        </w:rPr>
+      </w:pPr>
+      <w:r>
+        <w:t>package</w:t>
+      </w:r>
+      <w:r>
+        <w:rPr>
+          <w:lang w:val="ru-RU"/>
+        </w:rPr>
         <w:t xml:space="preserve"> </w:t>
       </w:r>
-      <w:proofErr w:type="spellStart"/>
-      <w:r>
-        <w:t>Proto</w:t>
-      </w:r>
-      <w:proofErr w:type="spellEnd"/>
-      <w:r>
-        <w:t xml:space="preserve"> файлы для взаимодействия между клиентом и сервером.</w:t>
-      </w:r>
-    </w:p>
-    <w:p>
-      <w:pPr>
-        <w:ind w:firstLine="0"/>
-      </w:pPr>
-    </w:p>
-    <w:p>
-      <w:pPr>
-        <w:ind w:firstLine="0"/>
-      </w:pPr>
-      <w:proofErr w:type="spellStart"/>
-      <w:r>
-        <w:lastRenderedPageBreak/>
-        <w:t>Proto</w:t>
-      </w:r>
-      <w:proofErr w:type="spellEnd"/>
-      <w:r>
-        <w:t xml:space="preserve"> файлы описывают структуру данных и сервисы, которые будут использоваться для взаимодействия. </w:t>
-      </w:r>
-      <w:proofErr w:type="gramStart"/>
-      <w:r>
-        <w:t>В данном случае,</w:t>
-      </w:r>
-      <w:proofErr w:type="gramEnd"/>
-      <w:r>
-        <w:t xml:space="preserve"> будет три основных сервиса:</w:t>
-      </w:r>
-    </w:p>
-    <w:p>
-      <w:pPr>
-        <w:ind w:firstLine="0"/>
-      </w:pPr>
-      <w:r>
-        <w:t xml:space="preserve">- </w:t>
-      </w:r>
-      <w:r>
-        <w:t>Установка угла поворота колес</w:t>
-      </w:r>
-      <w:r>
+      <w:r>
+        <w:t>carcontrol</w:t>
+      </w:r>
+      <w:r>
+        <w:rPr>
+          <w:lang w:val="ru-RU"/>
+        </w:rPr>
         <w:t>;</w:t>
       </w:r>
     </w:p>
     <w:p>
       <w:pPr>
-        <w:ind w:firstLine="0"/>
-      </w:pPr>
-      <w:r>
-        <w:t xml:space="preserve">- </w:t>
-      </w:r>
-      <w:r>
-        <w:t>Установка силы нажатия на педаль газа</w:t>
-      </w:r>
-      <w:r>
-        <w:t>;</w:t>
-      </w:r>
-    </w:p>
-    <w:p>
-      <w:pPr>
-        <w:ind w:firstLine="0"/>
-        <w:rPr>
-          <w:lang w:val="en-US"/>
-        </w:rPr>
-      </w:pPr>
-      <w:r>
-        <w:rPr>
-          <w:lang w:val="en-US"/>
-        </w:rPr>
-        <w:t xml:space="preserve">- </w:t>
-      </w:r>
-      <w:r>
-        <w:t>Получение изображения с камеры.</w:t>
-      </w:r>
-    </w:p>
-    <w:p>
-      <w:pPr>
-        <w:ind w:firstLine="0"/>
-      </w:pPr>
-      <w:r>
-        <w:t xml:space="preserve">Листинг 3 – </w:t>
-      </w:r>
-      <w:proofErr w:type="spellStart"/>
-      <w:r>
-        <w:rPr>
-          <w:lang w:val="en-US"/>
-        </w:rPr>
-        <w:t>CarExternalApi</w:t>
-      </w:r>
-      <w:proofErr w:type="spellEnd"/>
-      <w:r>
-        <w:t>.</w:t>
-      </w:r>
-      <w:r>
-        <w:rPr>
-          <w:lang w:val="en-US"/>
-        </w:rPr>
-        <w:t>proto</w:t>
-      </w:r>
-    </w:p>
-    <w:p>
-      <w:pPr>
         <w:pStyle w:val="aff1"/>
-      </w:pPr>
-      <w:r>
-        <w:t>syntax</w:t>
-      </w:r>
-      <w:r>
         <w:rPr>
           <w:lang w:val="ru-RU"/>
         </w:rPr>
-        <w:t xml:space="preserve"> = "</w:t>
-      </w:r>
-      <w:r>
-        <w:t>proto</w:t>
-      </w:r>
-      <w:r>
+      </w:pPr>
+    </w:p>
+    <w:p>
+      <w:pPr>
+        <w:pStyle w:val="aff1"/>
         <w:rPr>
           <w:lang w:val="ru-RU"/>
         </w:rPr>
-        <w:t>3</w:t>
-      </w:r>
-      <w:proofErr w:type="gramStart"/>
+      </w:pPr>
       <w:r>
         <w:rPr>
           <w:lang w:val="ru-RU"/>
         </w:rPr>
-        <w:t>";</w:t>
-      </w:r>
-      <w:proofErr w:type="gramEnd"/>
+        <w:t>// Сообщение для установки угла поворота колес</w:t>
+      </w:r>
     </w:p>
     <w:p>
       <w:pPr>
         <w:pStyle w:val="aff1"/>
+      </w:pPr>
+      <w:r>
+        <w:t>message SetSteeringAngleRequest {</w:t>
+      </w:r>
+    </w:p>
+    <w:p>
+      <w:pPr>
+        <w:pStyle w:val="aff1"/>
+      </w:pPr>
+      <w:r>
+        <w:t xml:space="preserve">    float angle = 1;</w:t>
+      </w:r>
+    </w:p>
+    <w:p>
+      <w:pPr>
+        <w:pStyle w:val="aff1"/>
+      </w:pPr>
+      <w:r>
+        <w:t>}</w:t>
+      </w:r>
+    </w:p>
+    <w:p>
+      <w:pPr>
+        <w:pStyle w:val="aff1"/>
+      </w:pPr>
+    </w:p>
+    <w:p>
+      <w:pPr>
+        <w:pStyle w:val="aff1"/>
+      </w:pPr>
+      <w:r>
+        <w:t>message SetSteeringAngleResponse {</w:t>
+      </w:r>
+    </w:p>
+    <w:p>
+      <w:pPr>
+        <w:pStyle w:val="aff1"/>
         <w:rPr>
           <w:lang w:val="ru-RU"/>
         </w:rPr>
       </w:pPr>
       <w:r>
-        <w:t>package</w:t>
+        <w:t xml:space="preserve">    bool</w:t>
       </w:r>
       <w:r>
         <w:rPr>
@@ -8481,19 +6855,15 @@
         </w:rPr>
         <w:t xml:space="preserve"> </w:t>
       </w:r>
-      <w:proofErr w:type="spellStart"/>
-      <w:proofErr w:type="gramStart"/>
-      <w:r>
-        <w:t>carcontrol</w:t>
-      </w:r>
-      <w:proofErr w:type="spellEnd"/>
+      <w:r>
+        <w:t>success</w:t>
+      </w:r>
       <w:r>
         <w:rPr>
           <w:lang w:val="ru-RU"/>
         </w:rPr>
-        <w:t>;</w:t>
-      </w:r>
-      <w:proofErr w:type="gramEnd"/>
+        <w:t xml:space="preserve"> = 1;</w:t>
+      </w:r>
     </w:p>
     <w:p>
       <w:pPr>
@@ -8502,6 +6872,12 @@
           <w:lang w:val="ru-RU"/>
         </w:rPr>
       </w:pPr>
+      <w:r>
+        <w:rPr>
+          <w:lang w:val="ru-RU"/>
+        </w:rPr>
+        <w:t>}</w:t>
+      </w:r>
     </w:p>
     <w:p>
       <w:pPr>
@@ -8510,11 +6886,19 @@
           <w:lang w:val="ru-RU"/>
         </w:rPr>
       </w:pPr>
-      <w:r>
+    </w:p>
+    <w:p>
+      <w:pPr>
+        <w:pStyle w:val="aff1"/>
         <w:rPr>
           <w:lang w:val="ru-RU"/>
         </w:rPr>
-        <w:t>// Сообщение для установки угла поворота колес</w:t>
+      </w:pPr>
+      <w:r>
+        <w:rPr>
+          <w:lang w:val="ru-RU"/>
+        </w:rPr>
+        <w:t>// Сообщение для установки силы нажатия на педаль газа</w:t>
       </w:r>
     </w:p>
     <w:p>
@@ -8522,57 +6906,266 @@
         <w:pStyle w:val="aff1"/>
       </w:pPr>
       <w:r>
-        <w:t xml:space="preserve">message </w:t>
-      </w:r>
-      <w:proofErr w:type="spellStart"/>
-      <w:r>
-        <w:t>SetSteeringAngleRequest</w:t>
-      </w:r>
-      <w:proofErr w:type="spellEnd"/>
-      <w:r>
+        <w:t>message SetThrottleRequest {</w:t>
+      </w:r>
+    </w:p>
+    <w:p>
+      <w:pPr>
+        <w:pStyle w:val="aff1"/>
+      </w:pPr>
+      <w:r>
+        <w:t xml:space="preserve">    float throttle = 1;</w:t>
+      </w:r>
+    </w:p>
+    <w:p>
+      <w:pPr>
+        <w:pStyle w:val="aff1"/>
+      </w:pPr>
+      <w:r>
+        <w:t>}</w:t>
+      </w:r>
+    </w:p>
+    <w:p>
+      <w:pPr>
+        <w:pStyle w:val="aff1"/>
+      </w:pPr>
+    </w:p>
+    <w:p>
+      <w:pPr>
+        <w:pStyle w:val="aff1"/>
+      </w:pPr>
+      <w:r>
+        <w:t>message SetThrottleResponse {</w:t>
+      </w:r>
+    </w:p>
+    <w:p>
+      <w:pPr>
+        <w:pStyle w:val="aff1"/>
+        <w:rPr>
+          <w:lang w:val="ru-RU"/>
+        </w:rPr>
+      </w:pPr>
+      <w:r>
+        <w:t xml:space="preserve">    bool</w:t>
+      </w:r>
+      <w:r>
+        <w:rPr>
+          <w:lang w:val="ru-RU"/>
+        </w:rPr>
+        <w:t xml:space="preserve"> </w:t>
+      </w:r>
+      <w:r>
+        <w:t>success</w:t>
+      </w:r>
+      <w:r>
+        <w:rPr>
+          <w:lang w:val="ru-RU"/>
+        </w:rPr>
+        <w:t xml:space="preserve"> = 1;</w:t>
+      </w:r>
+    </w:p>
+    <w:p>
+      <w:pPr>
+        <w:pStyle w:val="aff1"/>
+        <w:rPr>
+          <w:lang w:val="ru-RU"/>
+        </w:rPr>
+      </w:pPr>
+      <w:r>
+        <w:rPr>
+          <w:lang w:val="ru-RU"/>
+        </w:rPr>
+        <w:t>}</w:t>
+      </w:r>
+    </w:p>
+    <w:p>
+      <w:pPr>
+        <w:pStyle w:val="aff1"/>
+        <w:rPr>
+          <w:lang w:val="ru-RU"/>
+        </w:rPr>
+      </w:pPr>
+    </w:p>
+    <w:p>
+      <w:pPr>
+        <w:pStyle w:val="aff1"/>
+        <w:rPr>
+          <w:lang w:val="ru-RU"/>
+        </w:rPr>
+      </w:pPr>
+      <w:r>
+        <w:rPr>
+          <w:lang w:val="ru-RU"/>
+        </w:rPr>
+        <w:t>// Сообщение для получения изображения с камеры</w:t>
+      </w:r>
+    </w:p>
+    <w:p>
+      <w:pPr>
+        <w:pStyle w:val="aff1"/>
+      </w:pPr>
+      <w:r>
+        <w:t>message CameraImageRequest {}</w:t>
+      </w:r>
+    </w:p>
+    <w:p>
+      <w:pPr>
+        <w:pStyle w:val="aff1"/>
+      </w:pPr>
+    </w:p>
+    <w:p>
+      <w:pPr>
+        <w:pStyle w:val="aff1"/>
+      </w:pPr>
+      <w:r>
+        <w:t>message CameraImageResponse {</w:t>
+      </w:r>
+    </w:p>
+    <w:p>
+      <w:pPr>
+        <w:pStyle w:val="aff1"/>
+      </w:pPr>
+      <w:r>
+        <w:t xml:space="preserve">    bytes image_data = 1; // Данные изображения в формате bytes</w:t>
+      </w:r>
+    </w:p>
+    <w:p>
+      <w:pPr>
+        <w:pStyle w:val="aff1"/>
+        <w:rPr>
+          <w:lang w:val="ru-RU"/>
+        </w:rPr>
+      </w:pPr>
+      <w:r>
+        <w:rPr>
+          <w:lang w:val="ru-RU"/>
+        </w:rPr>
+        <w:t>}</w:t>
+      </w:r>
+    </w:p>
+    <w:p>
+      <w:pPr>
+        <w:pStyle w:val="aff1"/>
+        <w:rPr>
+          <w:lang w:val="ru-RU"/>
+        </w:rPr>
+      </w:pPr>
+    </w:p>
+    <w:p>
+      <w:pPr>
+        <w:pStyle w:val="aff1"/>
+        <w:rPr>
+          <w:lang w:val="ru-RU"/>
+        </w:rPr>
+      </w:pPr>
+      <w:r>
+        <w:rPr>
+          <w:lang w:val="ru-RU"/>
+        </w:rPr>
+        <w:t>// Сервис для управления машинкой</w:t>
+      </w:r>
+    </w:p>
+    <w:p>
+      <w:pPr>
+        <w:pStyle w:val="aff1"/>
+        <w:rPr>
+          <w:lang w:val="ru-RU"/>
+        </w:rPr>
+      </w:pPr>
+      <w:r>
+        <w:t>service</w:t>
+      </w:r>
+      <w:r>
+        <w:rPr>
+          <w:lang w:val="ru-RU"/>
+        </w:rPr>
+        <w:t xml:space="preserve"> </w:t>
+      </w:r>
+      <w:r>
+        <w:t>CarControl</w:t>
+      </w:r>
+      <w:r>
+        <w:rPr>
+          <w:lang w:val="ru-RU"/>
+        </w:rPr>
         <w:t xml:space="preserve"> {</w:t>
       </w:r>
     </w:p>
     <w:p>
       <w:pPr>
         <w:pStyle w:val="aff1"/>
-      </w:pPr>
-      <w:r>
-        <w:t xml:space="preserve">    float angle = </w:t>
-      </w:r>
-      <w:proofErr w:type="gramStart"/>
-      <w:r>
-        <w:t>1;</w:t>
-      </w:r>
-      <w:proofErr w:type="gramEnd"/>
+        <w:rPr>
+          <w:lang w:val="ru-RU"/>
+        </w:rPr>
+      </w:pPr>
+      <w:r>
+        <w:rPr>
+          <w:lang w:val="ru-RU"/>
+        </w:rPr>
+        <w:t xml:space="preserve">    // </w:t>
+      </w:r>
+      <w:r>
+        <w:t>RPC</w:t>
+      </w:r>
+      <w:r>
+        <w:rPr>
+          <w:lang w:val="ru-RU"/>
+        </w:rPr>
+        <w:t xml:space="preserve"> для установки угла поворота колес</w:t>
+      </w:r>
     </w:p>
     <w:p>
       <w:pPr>
         <w:pStyle w:val="aff1"/>
       </w:pPr>
       <w:r>
-        <w:t>}</w:t>
+        <w:rPr>
+          <w:lang w:val="ru-RU"/>
+        </w:rPr>
+        <w:t xml:space="preserve">    </w:t>
+      </w:r>
+      <w:r>
+        <w:t>rpc SetSteeringAngle (SetSteeringAngleRequest) returns (SetSteeringAngleResponse);</w:t>
       </w:r>
     </w:p>
     <w:p>
       <w:pPr>
         <w:pStyle w:val="aff1"/>
-      </w:pPr>
+        <w:rPr>
+          <w:lang w:val="ru-RU"/>
+        </w:rPr>
+      </w:pPr>
+      <w:r>
+        <w:t xml:space="preserve">    </w:t>
+      </w:r>
+      <w:r>
+        <w:rPr>
+          <w:lang w:val="ru-RU"/>
+        </w:rPr>
+        <w:t xml:space="preserve">// </w:t>
+      </w:r>
+      <w:r>
+        <w:t>RPC</w:t>
+      </w:r>
+      <w:r>
+        <w:rPr>
+          <w:lang w:val="ru-RU"/>
+        </w:rPr>
+        <w:t xml:space="preserve"> для установки силы нажатия на педаль газа</w:t>
+      </w:r>
     </w:p>
     <w:p>
       <w:pPr>
         <w:pStyle w:val="aff1"/>
       </w:pPr>
       <w:r>
-        <w:t xml:space="preserve">message </w:t>
-      </w:r>
-      <w:proofErr w:type="spellStart"/>
-      <w:r>
-        <w:t>SetSteeringAngleResponse</w:t>
-      </w:r>
-      <w:proofErr w:type="spellEnd"/>
-      <w:r>
-        <w:t xml:space="preserve"> {</w:t>
+        <w:rPr>
+          <w:lang w:val="ru-RU"/>
+        </w:rPr>
+        <w:t xml:space="preserve">    </w:t>
+      </w:r>
+      <w:r>
+        <w:t>rpc SetThrottle (SetThrottleRequest) returns (SetThrottleResponse);</w:t>
       </w:r>
     </w:p>
     <w:p>
@@ -8583,546 +7176,37 @@
         </w:rPr>
       </w:pPr>
       <w:r>
-        <w:t xml:space="preserve">    bool</w:t>
+        <w:t xml:space="preserve">    </w:t>
       </w:r>
       <w:r>
         <w:rPr>
           <w:lang w:val="ru-RU"/>
         </w:rPr>
-        <w:t xml:space="preserve"> </w:t>
-      </w:r>
-      <w:r>
-        <w:t>success</w:t>
+        <w:t xml:space="preserve">// </w:t>
+      </w:r>
+      <w:r>
+        <w:t>RPC</w:t>
       </w:r>
       <w:r>
         <w:rPr>
           <w:lang w:val="ru-RU"/>
         </w:rPr>
-        <w:t xml:space="preserve"> = </w:t>
-      </w:r>
-      <w:proofErr w:type="gramStart"/>
+        <w:t xml:space="preserve"> для получения изображения с камеры</w:t>
+      </w:r>
+    </w:p>
+    <w:p>
+      <w:pPr>
+        <w:pStyle w:val="aff1"/>
+      </w:pPr>
       <w:r>
         <w:rPr>
           <w:lang w:val="ru-RU"/>
         </w:rPr>
-        <w:t>1;</w:t>
-      </w:r>
-      <w:proofErr w:type="gramEnd"/>
-    </w:p>
-    <w:p>
-      <w:pPr>
-        <w:pStyle w:val="aff1"/>
-        <w:rPr>
-          <w:lang w:val="ru-RU"/>
-        </w:rPr>
-      </w:pPr>
-      <w:r>
-        <w:rPr>
-          <w:lang w:val="ru-RU"/>
-        </w:rPr>
-        <w:t>}</w:t>
-      </w:r>
-    </w:p>
-    <w:p>
-      <w:pPr>
-        <w:pStyle w:val="aff1"/>
-        <w:rPr>
-          <w:lang w:val="ru-RU"/>
-        </w:rPr>
-      </w:pPr>
-    </w:p>
-    <w:p>
-      <w:pPr>
-        <w:pStyle w:val="aff1"/>
-        <w:rPr>
-          <w:lang w:val="ru-RU"/>
-        </w:rPr>
-      </w:pPr>
-      <w:r>
-        <w:rPr>
-          <w:lang w:val="ru-RU"/>
-        </w:rPr>
-        <w:t>// Сообщение для установки силы нажатия на педаль газа</w:t>
-      </w:r>
-    </w:p>
-    <w:p>
-      <w:pPr>
-        <w:pStyle w:val="aff1"/>
-      </w:pPr>
-      <w:r>
-        <w:t xml:space="preserve">message </w:t>
-      </w:r>
-      <w:proofErr w:type="spellStart"/>
-      <w:r>
-        <w:t>SetThrottleRequest</w:t>
-      </w:r>
-      <w:proofErr w:type="spellEnd"/>
-      <w:r>
-        <w:t xml:space="preserve"> {</w:t>
-      </w:r>
-    </w:p>
-    <w:p>
-      <w:pPr>
-        <w:pStyle w:val="aff1"/>
-      </w:pPr>
-      <w:r>
-        <w:t xml:space="preserve">    float throttle = </w:t>
-      </w:r>
-      <w:proofErr w:type="gramStart"/>
-      <w:r>
-        <w:t>1;</w:t>
-      </w:r>
-      <w:proofErr w:type="gramEnd"/>
-    </w:p>
-    <w:p>
-      <w:pPr>
-        <w:pStyle w:val="aff1"/>
-      </w:pPr>
-      <w:r>
-        <w:t>}</w:t>
-      </w:r>
-    </w:p>
-    <w:p>
-      <w:pPr>
-        <w:pStyle w:val="aff1"/>
-      </w:pPr>
-    </w:p>
-    <w:p>
-      <w:pPr>
-        <w:pStyle w:val="aff1"/>
-      </w:pPr>
-      <w:r>
-        <w:t xml:space="preserve">message </w:t>
-      </w:r>
-      <w:proofErr w:type="spellStart"/>
-      <w:r>
-        <w:t>SetThrottleResponse</w:t>
-      </w:r>
-      <w:proofErr w:type="spellEnd"/>
-      <w:r>
-        <w:t xml:space="preserve"> {</w:t>
-      </w:r>
-    </w:p>
-    <w:p>
-      <w:pPr>
-        <w:pStyle w:val="aff1"/>
-        <w:rPr>
-          <w:lang w:val="ru-RU"/>
-        </w:rPr>
-      </w:pPr>
-      <w:r>
-        <w:t xml:space="preserve">    bool</w:t>
-      </w:r>
-      <w:r>
-        <w:rPr>
-          <w:lang w:val="ru-RU"/>
-        </w:rPr>
-        <w:t xml:space="preserve"> </w:t>
-      </w:r>
-      <w:r>
-        <w:t>success</w:t>
-      </w:r>
-      <w:r>
-        <w:rPr>
-          <w:lang w:val="ru-RU"/>
-        </w:rPr>
-        <w:t xml:space="preserve"> = </w:t>
-      </w:r>
-      <w:proofErr w:type="gramStart"/>
-      <w:r>
-        <w:rPr>
-          <w:lang w:val="ru-RU"/>
-        </w:rPr>
-        <w:t>1;</w:t>
-      </w:r>
-      <w:proofErr w:type="gramEnd"/>
-    </w:p>
-    <w:p>
-      <w:pPr>
-        <w:pStyle w:val="aff1"/>
-        <w:rPr>
-          <w:lang w:val="ru-RU"/>
-        </w:rPr>
-      </w:pPr>
-      <w:r>
-        <w:rPr>
-          <w:lang w:val="ru-RU"/>
-        </w:rPr>
-        <w:t>}</w:t>
-      </w:r>
-    </w:p>
-    <w:p>
-      <w:pPr>
-        <w:pStyle w:val="aff1"/>
-        <w:rPr>
-          <w:lang w:val="ru-RU"/>
-        </w:rPr>
-      </w:pPr>
-    </w:p>
-    <w:p>
-      <w:pPr>
-        <w:pStyle w:val="aff1"/>
-        <w:rPr>
-          <w:lang w:val="ru-RU"/>
-        </w:rPr>
-      </w:pPr>
-      <w:r>
-        <w:rPr>
-          <w:lang w:val="ru-RU"/>
-        </w:rPr>
-        <w:t>// Сообщение для получения изображения с камеры</w:t>
-      </w:r>
-    </w:p>
-    <w:p>
-      <w:pPr>
-        <w:pStyle w:val="aff1"/>
-      </w:pPr>
-      <w:r>
-        <w:t xml:space="preserve">message </w:t>
-      </w:r>
-      <w:proofErr w:type="spellStart"/>
-      <w:r>
-        <w:t>CameraImageRequest</w:t>
-      </w:r>
-      <w:proofErr w:type="spellEnd"/>
-      <w:r>
-        <w:t xml:space="preserve"> {}</w:t>
-      </w:r>
-    </w:p>
-    <w:p>
-      <w:pPr>
-        <w:pStyle w:val="aff1"/>
-      </w:pPr>
-    </w:p>
-    <w:p>
-      <w:pPr>
-        <w:pStyle w:val="aff1"/>
-      </w:pPr>
-      <w:r>
-        <w:t xml:space="preserve">message </w:t>
-      </w:r>
-      <w:proofErr w:type="spellStart"/>
-      <w:r>
-        <w:t>CameraImageResponse</w:t>
-      </w:r>
-      <w:proofErr w:type="spellEnd"/>
-      <w:r>
-        <w:t xml:space="preserve"> {</w:t>
-      </w:r>
-    </w:p>
-    <w:p>
-      <w:pPr>
-        <w:pStyle w:val="aff1"/>
-      </w:pPr>
-      <w:r>
-        <w:t xml:space="preserve">    bytes </w:t>
-      </w:r>
-      <w:proofErr w:type="spellStart"/>
-      <w:r>
-        <w:t>image_data</w:t>
-      </w:r>
-      <w:proofErr w:type="spellEnd"/>
-      <w:r>
-        <w:t xml:space="preserve"> = 1; // </w:t>
-      </w:r>
-      <w:proofErr w:type="spellStart"/>
-      <w:r>
-        <w:t>Данные</w:t>
-      </w:r>
-      <w:proofErr w:type="spellEnd"/>
-      <w:r>
-        <w:t xml:space="preserve"> </w:t>
-      </w:r>
-      <w:proofErr w:type="spellStart"/>
-      <w:r>
-        <w:t>изображения</w:t>
-      </w:r>
-      <w:proofErr w:type="spellEnd"/>
-      <w:r>
-        <w:t xml:space="preserve"> в </w:t>
-      </w:r>
-      <w:proofErr w:type="spellStart"/>
-      <w:r>
-        <w:t>формате</w:t>
-      </w:r>
-      <w:proofErr w:type="spellEnd"/>
-      <w:r>
-        <w:t xml:space="preserve"> bytes</w:t>
-      </w:r>
-    </w:p>
-    <w:p>
-      <w:pPr>
-        <w:pStyle w:val="aff1"/>
-        <w:rPr>
-          <w:lang w:val="ru-RU"/>
-        </w:rPr>
-      </w:pPr>
-      <w:r>
-        <w:rPr>
-          <w:lang w:val="ru-RU"/>
-        </w:rPr>
-        <w:t>}</w:t>
-      </w:r>
-    </w:p>
-    <w:p>
-      <w:pPr>
-        <w:pStyle w:val="aff1"/>
-        <w:rPr>
-          <w:lang w:val="ru-RU"/>
-        </w:rPr>
-      </w:pPr>
-    </w:p>
-    <w:p>
-      <w:pPr>
-        <w:pStyle w:val="aff1"/>
-        <w:rPr>
-          <w:lang w:val="ru-RU"/>
-        </w:rPr>
-      </w:pPr>
-      <w:r>
-        <w:rPr>
-          <w:lang w:val="ru-RU"/>
-        </w:rPr>
-        <w:t>// Сервис для управления машинкой</w:t>
-      </w:r>
-    </w:p>
-    <w:p>
-      <w:pPr>
-        <w:pStyle w:val="aff1"/>
-        <w:rPr>
-          <w:lang w:val="ru-RU"/>
-        </w:rPr>
-      </w:pPr>
-      <w:r>
-        <w:t>service</w:t>
-      </w:r>
-      <w:r>
-        <w:rPr>
-          <w:lang w:val="ru-RU"/>
-        </w:rPr>
-        <w:t xml:space="preserve"> </w:t>
-      </w:r>
-      <w:proofErr w:type="spellStart"/>
-      <w:r>
-        <w:t>CarControl</w:t>
-      </w:r>
-      <w:proofErr w:type="spellEnd"/>
-      <w:r>
-        <w:rPr>
-          <w:lang w:val="ru-RU"/>
-        </w:rPr>
-        <w:t xml:space="preserve"> {</w:t>
-      </w:r>
-    </w:p>
-    <w:p>
-      <w:pPr>
-        <w:pStyle w:val="aff1"/>
-        <w:rPr>
-          <w:lang w:val="ru-RU"/>
-        </w:rPr>
-      </w:pPr>
-      <w:r>
-        <w:rPr>
-          <w:lang w:val="ru-RU"/>
-        </w:rPr>
-        <w:t xml:space="preserve">    // </w:t>
-      </w:r>
-      <w:r>
-        <w:t>RPC</w:t>
-      </w:r>
-      <w:r>
-        <w:rPr>
-          <w:lang w:val="ru-RU"/>
-        </w:rPr>
-        <w:t xml:space="preserve"> для установки угла поворота колес</w:t>
-      </w:r>
-    </w:p>
-    <w:p>
-      <w:pPr>
-        <w:pStyle w:val="aff1"/>
-      </w:pPr>
-      <w:r>
-        <w:rPr>
-          <w:lang w:val="ru-RU"/>
-        </w:rPr>
         <w:t xml:space="preserve">    </w:t>
       </w:r>
-      <w:proofErr w:type="spellStart"/>
-      <w:r>
-        <w:t>rpc</w:t>
-      </w:r>
-      <w:proofErr w:type="spellEnd"/>
-      <w:r>
-        <w:t xml:space="preserve"> </w:t>
-      </w:r>
-      <w:proofErr w:type="spellStart"/>
-      <w:r>
-        <w:t>SetSteeringAngle</w:t>
-      </w:r>
-      <w:proofErr w:type="spellEnd"/>
-      <w:r>
-        <w:t xml:space="preserve"> (</w:t>
-      </w:r>
-      <w:proofErr w:type="spellStart"/>
-      <w:r>
-        <w:t>SetSteeringAngleRequest</w:t>
-      </w:r>
-      <w:proofErr w:type="spellEnd"/>
-      <w:r>
-        <w:t>) returns (</w:t>
-      </w:r>
-      <w:proofErr w:type="spellStart"/>
-      <w:r>
-        <w:t>SetSteeringAngleResponse</w:t>
-      </w:r>
-      <w:proofErr w:type="spellEnd"/>
-      <w:proofErr w:type="gramStart"/>
-      <w:r>
-        <w:t>);</w:t>
-      </w:r>
-      <w:proofErr w:type="gramEnd"/>
-    </w:p>
-    <w:p>
-      <w:pPr>
-        <w:pStyle w:val="aff1"/>
-        <w:rPr>
-          <w:lang w:val="ru-RU"/>
-        </w:rPr>
-      </w:pPr>
-      <w:r>
-        <w:t xml:space="preserve">    </w:t>
-      </w:r>
-      <w:r>
-        <w:rPr>
-          <w:lang w:val="ru-RU"/>
-        </w:rPr>
-        <w:t xml:space="preserve">// </w:t>
-      </w:r>
-      <w:r>
-        <w:t>RPC</w:t>
-      </w:r>
-      <w:r>
-        <w:rPr>
-          <w:lang w:val="ru-RU"/>
-        </w:rPr>
-        <w:t xml:space="preserve"> для установки силы нажатия на педаль газа</w:t>
-      </w:r>
-    </w:p>
-    <w:p>
-      <w:pPr>
-        <w:pStyle w:val="aff1"/>
-      </w:pPr>
-      <w:r>
-        <w:rPr>
-          <w:lang w:val="ru-RU"/>
-        </w:rPr>
-        <w:t xml:space="preserve">    </w:t>
-      </w:r>
-      <w:proofErr w:type="spellStart"/>
-      <w:r>
-        <w:t>rpc</w:t>
-      </w:r>
-      <w:proofErr w:type="spellEnd"/>
-      <w:r>
-        <w:t xml:space="preserve"> </w:t>
-      </w:r>
-      <w:proofErr w:type="spellStart"/>
-      <w:r>
-        <w:t>SetThrottle</w:t>
-      </w:r>
-      <w:proofErr w:type="spellEnd"/>
-      <w:r>
-        <w:t xml:space="preserve"> (</w:t>
-      </w:r>
-      <w:proofErr w:type="spellStart"/>
-      <w:r>
-        <w:t>SetThrottleRequest</w:t>
-      </w:r>
-      <w:proofErr w:type="spellEnd"/>
-      <w:r>
-        <w:t>) returns (</w:t>
-      </w:r>
-      <w:proofErr w:type="spellStart"/>
-      <w:r>
-        <w:t>SetThrottleResponse</w:t>
-      </w:r>
-      <w:proofErr w:type="spellEnd"/>
-      <w:proofErr w:type="gramStart"/>
-      <w:r>
-        <w:t>);</w:t>
-      </w:r>
-      <w:proofErr w:type="gramEnd"/>
-    </w:p>
-    <w:p>
-      <w:pPr>
-        <w:pStyle w:val="aff1"/>
-        <w:rPr>
-          <w:lang w:val="ru-RU"/>
-        </w:rPr>
-      </w:pPr>
-      <w:r>
-        <w:t xml:space="preserve">    </w:t>
-      </w:r>
-      <w:r>
-        <w:rPr>
-          <w:lang w:val="ru-RU"/>
-        </w:rPr>
-        <w:t xml:space="preserve">// </w:t>
-      </w:r>
-      <w:r>
-        <w:t>RPC</w:t>
-      </w:r>
-      <w:r>
-        <w:rPr>
-          <w:lang w:val="ru-RU"/>
-        </w:rPr>
-        <w:t xml:space="preserve"> для получения изображения с камеры</w:t>
-      </w:r>
-    </w:p>
-    <w:p>
-      <w:pPr>
-        <w:pStyle w:val="aff1"/>
-      </w:pPr>
-      <w:r>
-        <w:rPr>
-          <w:lang w:val="ru-RU"/>
-        </w:rPr>
-        <w:t xml:space="preserve">    </w:t>
-      </w:r>
-      <w:proofErr w:type="spellStart"/>
-      <w:r>
-        <w:t>rpc</w:t>
-      </w:r>
-      <w:proofErr w:type="spellEnd"/>
-      <w:r>
-        <w:t xml:space="preserve"> </w:t>
-      </w:r>
-      <w:proofErr w:type="spellStart"/>
-      <w:r>
-        <w:t>GetCameraImage</w:t>
-      </w:r>
-      <w:proofErr w:type="spellEnd"/>
-      <w:r>
-        <w:t xml:space="preserve"> (</w:t>
-      </w:r>
-      <w:proofErr w:type="spellStart"/>
-      <w:r>
-        <w:t>CameraImageRequest</w:t>
-      </w:r>
-      <w:proofErr w:type="spellEnd"/>
-      <w:r>
-        <w:t>) returns (</w:t>
-      </w:r>
-      <w:proofErr w:type="spellStart"/>
-      <w:r>
-        <w:t>CameraImageResponse</w:t>
-      </w:r>
-      <w:proofErr w:type="spellEnd"/>
-      <w:proofErr w:type="gramStart"/>
-      <w:r>
-        <w:t>);</w:t>
-      </w:r>
-      <w:proofErr w:type="gramEnd"/>
+      <w:r>
+        <w:t>rpc GetCameraImage (CameraImageRequest) returns (CameraImageResponse);</w:t>
+      </w:r>
     </w:p>
     <w:p>
       <w:pPr>
@@ -9175,188 +7259,60 @@
           <w:rFonts w:cs="Times New Roman"/>
           <w:lang w:eastAsia="ru-RU"/>
         </w:rPr>
-        <w:t xml:space="preserve">В ходе исследования были рассмотрены и сравнены три инструмента для создания симуляций и обучения нейронных сетей: CARLA, OpenAI </w:t>
-      </w:r>
-      <w:proofErr w:type="spellStart"/>
-      <w:r>
-        <w:rPr>
-          <w:rFonts w:cs="Times New Roman"/>
-          <w:lang w:eastAsia="ru-RU"/>
-        </w:rPr>
-        <w:t>Gym</w:t>
-      </w:r>
-      <w:proofErr w:type="spellEnd"/>
-      <w:r>
-        <w:rPr>
-          <w:rFonts w:cs="Times New Roman"/>
-          <w:lang w:eastAsia="ru-RU"/>
-        </w:rPr>
-        <w:t xml:space="preserve"> и Unity ML-</w:t>
-      </w:r>
-      <w:proofErr w:type="spellStart"/>
-      <w:r>
-        <w:rPr>
-          <w:rFonts w:cs="Times New Roman"/>
-          <w:lang w:eastAsia="ru-RU"/>
-        </w:rPr>
-        <w:t>Agents</w:t>
-      </w:r>
-      <w:proofErr w:type="spellEnd"/>
-      <w:r>
-        <w:rPr>
-          <w:rFonts w:cs="Times New Roman"/>
-          <w:lang w:eastAsia="ru-RU"/>
-        </w:rPr>
-        <w:t>. Каждый из них имеет свои особенности, преимущества и недостатки, что позволило выделить ключевые аспекты и выбрать подходящий инструмент для дальнейшей работы.</w:t>
-      </w:r>
-    </w:p>
-    <w:p>
-      <w:pPr>
-        <w:rPr>
-          <w:rFonts w:cs="Times New Roman"/>
-          <w:lang w:eastAsia="ru-RU"/>
-        </w:rPr>
-      </w:pPr>
-    </w:p>
-    <w:p>
-      <w:pPr>
-        <w:rPr>
-          <w:rFonts w:cs="Times New Roman"/>
-          <w:lang w:eastAsia="ru-RU"/>
-        </w:rPr>
-      </w:pPr>
-      <w:r>
-        <w:rPr>
-          <w:rFonts w:cs="Times New Roman"/>
-          <w:lang w:eastAsia="ru-RU"/>
-        </w:rPr>
-        <w:t>После анализа структуры и возможностей Unity ML-</w:t>
-      </w:r>
-      <w:proofErr w:type="spellStart"/>
-      <w:r>
-        <w:rPr>
-          <w:rFonts w:cs="Times New Roman"/>
-          <w:lang w:eastAsia="ru-RU"/>
-        </w:rPr>
-        <w:t>Agents</w:t>
-      </w:r>
-      <w:proofErr w:type="spellEnd"/>
-      <w:r>
-        <w:rPr>
-          <w:rFonts w:cs="Times New Roman"/>
-          <w:lang w:eastAsia="ru-RU"/>
-        </w:rPr>
-        <w:t xml:space="preserve"> было принято решение о создании собственного клиент-серверного приложения с использованием </w:t>
-      </w:r>
-      <w:proofErr w:type="spellStart"/>
-      <w:r>
-        <w:rPr>
-          <w:rFonts w:cs="Times New Roman"/>
-          <w:lang w:eastAsia="ru-RU"/>
-        </w:rPr>
-        <w:t>gRPC</w:t>
-      </w:r>
-      <w:proofErr w:type="spellEnd"/>
-      <w:r>
-        <w:rPr>
-          <w:rFonts w:cs="Times New Roman"/>
-          <w:lang w:eastAsia="ru-RU"/>
-        </w:rPr>
-        <w:t>. Этот выбор обусловлен необходимостью гибкости и управления над симуляцией, а также возможностью взаимодействия с Unity из Python-окружения.</w:t>
-      </w:r>
-    </w:p>
-    <w:p>
-      <w:pPr>
-        <w:rPr>
-          <w:rFonts w:cs="Times New Roman"/>
-          <w:lang w:eastAsia="ru-RU"/>
-        </w:rPr>
-      </w:pPr>
-      <w:r>
-        <w:rPr>
-          <w:rFonts w:cs="Times New Roman"/>
-          <w:lang w:eastAsia="ru-RU"/>
-        </w:rPr>
-        <w:t xml:space="preserve">Проектирование прототипа архитектуры позволило визуализировать концепцию создания собственной среды для обучения нейронных сетей. Гибкость </w:t>
-      </w:r>
-      <w:proofErr w:type="spellStart"/>
-      <w:r>
-        <w:rPr>
-          <w:rFonts w:cs="Times New Roman"/>
-          <w:lang w:eastAsia="ru-RU"/>
-        </w:rPr>
-        <w:t>gRPC</w:t>
-      </w:r>
-      <w:proofErr w:type="spellEnd"/>
-      <w:r>
-        <w:rPr>
-          <w:rFonts w:cs="Times New Roman"/>
-          <w:lang w:eastAsia="ru-RU"/>
-        </w:rPr>
-        <w:t xml:space="preserve"> и его эффективность в обеспечении взаимодействия между Python и Unity сделают разработку и экспериментирование более удобными и эффективными.</w:t>
-      </w:r>
-    </w:p>
-    <w:p>
-      <w:pPr>
-        <w:rPr>
-          <w:rFonts w:cs="Times New Roman"/>
-          <w:lang w:eastAsia="ru-RU"/>
-        </w:rPr>
-      </w:pPr>
-      <w:r>
-        <w:rPr>
-          <w:rFonts w:cs="Times New Roman"/>
-          <w:lang w:eastAsia="ru-RU"/>
-        </w:rPr>
-        <w:t xml:space="preserve">Составленный стек технологий включает </w:t>
-      </w:r>
-      <w:proofErr w:type="spellStart"/>
-      <w:r>
-        <w:rPr>
-          <w:rFonts w:cs="Times New Roman"/>
-          <w:lang w:eastAsia="ru-RU"/>
-        </w:rPr>
-        <w:t>gRPC</w:t>
-      </w:r>
-      <w:proofErr w:type="spellEnd"/>
-      <w:r>
-        <w:rPr>
-          <w:rFonts w:cs="Times New Roman"/>
-          <w:lang w:eastAsia="ru-RU"/>
-        </w:rPr>
-        <w:t xml:space="preserve">, Python и Unity, обеспечивая оптимальные условия для разработки и тестирования алгоритмов обучения нейронных сетей. Также был разработан </w:t>
-      </w:r>
-      <w:proofErr w:type="spellStart"/>
-      <w:r>
-        <w:rPr>
-          <w:rFonts w:cs="Times New Roman"/>
-          <w:lang w:eastAsia="ru-RU"/>
-        </w:rPr>
-        <w:t>префаб</w:t>
-      </w:r>
-      <w:proofErr w:type="spellEnd"/>
-      <w:r>
-        <w:rPr>
-          <w:rFonts w:cs="Times New Roman"/>
-          <w:lang w:eastAsia="ru-RU"/>
-        </w:rPr>
-        <w:t xml:space="preserve"> с машинкой и камерой, управляемый с клавиатуры, и </w:t>
-      </w:r>
-      <w:proofErr w:type="spellStart"/>
-      <w:r>
-        <w:rPr>
-          <w:rFonts w:cs="Times New Roman"/>
-          <w:lang w:eastAsia="ru-RU"/>
-        </w:rPr>
-        <w:t>proto</w:t>
-      </w:r>
-      <w:proofErr w:type="spellEnd"/>
-      <w:r>
-        <w:rPr>
-          <w:rFonts w:cs="Times New Roman"/>
-          <w:lang w:eastAsia="ru-RU"/>
-        </w:rPr>
-        <w:t>-файл для управления машинкой из Python.</w:t>
+        <w:t>В ходе исследования были рассмотрены и сравнены три инструмента для создания симуляций и обучения нейронных сетей: CARLA, OpenAI Gym и Unity ML-Agents. Каждый из них имеет свои особенности, преимущества и недостатки, что позволило выделить ключевые аспекты и выбрать подходящий инструмент для дальнейшей работы.</w:t>
+      </w:r>
+    </w:p>
+    <w:p>
+      <w:pPr>
+        <w:rPr>
+          <w:rFonts w:cs="Times New Roman"/>
+          <w:lang w:eastAsia="ru-RU"/>
+        </w:rPr>
+      </w:pPr>
+    </w:p>
+    <w:p>
+      <w:pPr>
+        <w:rPr>
+          <w:rFonts w:cs="Times New Roman"/>
+          <w:lang w:eastAsia="ru-RU"/>
+        </w:rPr>
+      </w:pPr>
+      <w:r>
+        <w:rPr>
+          <w:rFonts w:cs="Times New Roman"/>
+          <w:lang w:eastAsia="ru-RU"/>
+        </w:rPr>
+        <w:t>После анализа структуры и возможностей Unity ML-Agents было принято решение о создании собственного клиент-серверного приложения с использованием gRPC. Этот выбор обусловлен необходимостью гибкости и управления над симуляцией, а также возможностью взаимодействия с Unity из Python-окружения.</w:t>
+      </w:r>
+    </w:p>
+    <w:p>
+      <w:pPr>
+        <w:rPr>
+          <w:rFonts w:cs="Times New Roman"/>
+          <w:lang w:eastAsia="ru-RU"/>
+        </w:rPr>
+      </w:pPr>
+      <w:r>
+        <w:rPr>
+          <w:rFonts w:cs="Times New Roman"/>
+          <w:lang w:eastAsia="ru-RU"/>
+        </w:rPr>
+        <w:t>Проектирование прототипа архитектуры позволило визуализировать концепцию создания собственной среды для обучения нейронных сетей. Гибкость gRPC и его эффективность в обеспечении взаимодействия между Python и Unity сделают разработку и экспериментирование более удобными и эффективными.</w:t>
+      </w:r>
+    </w:p>
+    <w:p>
+      <w:pPr>
+        <w:rPr>
+          <w:rFonts w:cs="Times New Roman"/>
+          <w:lang w:eastAsia="ru-RU"/>
+        </w:rPr>
+      </w:pPr>
+      <w:r>
+        <w:rPr>
+          <w:rFonts w:cs="Times New Roman"/>
+          <w:lang w:eastAsia="ru-RU"/>
+        </w:rPr>
+        <w:t>Составленный стек технологий включает gRPC, Python и Unity, обеспечивая оптимальные условия для разработки и тестирования алгоритмов обучения нейронных сетей. Также был разработан префаб с машинкой и камерой, управляемый с клавиатуры, и proto-файл для управления машинкой из Python.</w:t>
       </w:r>
     </w:p>
     <w:p>
@@ -9427,35 +7383,7 @@
         <w:rPr>
           <w:rFonts w:cs="Times New Roman"/>
         </w:rPr>
-        <w:t xml:space="preserve">СТУ – 7.5-07-2021 Система менеджмента качества. Общие требования к построению и оформлению документов учебной деятельности. – </w:t>
-      </w:r>
-      <w:proofErr w:type="spellStart"/>
-      <w:r>
-        <w:rPr>
-          <w:rFonts w:cs="Times New Roman"/>
-        </w:rPr>
-        <w:t>Введ</w:t>
-      </w:r>
-      <w:proofErr w:type="spellEnd"/>
-      <w:r>
-        <w:rPr>
-          <w:rFonts w:cs="Times New Roman"/>
-        </w:rPr>
-        <w:t xml:space="preserve">. 07.12.2021г. №1301 – </w:t>
-      </w:r>
-      <w:proofErr w:type="gramStart"/>
-      <w:r>
-        <w:rPr>
-          <w:rFonts w:cs="Times New Roman"/>
-        </w:rPr>
-        <w:t>Красноярск :</w:t>
-      </w:r>
-      <w:proofErr w:type="gramEnd"/>
-      <w:r>
-        <w:rPr>
-          <w:rFonts w:cs="Times New Roman"/>
-        </w:rPr>
-        <w:t xml:space="preserve"> ИПК СФУ, 2021. – 61 с.</w:t>
+        <w:t>СТУ – 7.5-07-2021 Система менеджмента качества. Общие требования к построению и оформлению документов учебной деятельности. – Введ. 07.12.2021г. №1301 – Красноярск : ИПК СФУ, 2021. – 61 с.</w:t>
       </w:r>
     </w:p>
     <w:p>
@@ -9475,21 +7403,7 @@
         <w:rPr>
           <w:rFonts w:cs="Times New Roman"/>
         </w:rPr>
-        <w:t xml:space="preserve">Искусственный интеллект в действии: Познакомьтесь с OpenAI </w:t>
-      </w:r>
-      <w:proofErr w:type="spellStart"/>
-      <w:r>
-        <w:rPr>
-          <w:rFonts w:cs="Times New Roman"/>
-        </w:rPr>
-        <w:t>Gym</w:t>
-      </w:r>
-      <w:proofErr w:type="spellEnd"/>
-      <w:r>
-        <w:rPr>
-          <w:rFonts w:cs="Times New Roman"/>
-        </w:rPr>
-        <w:t xml:space="preserve"> и узнайте, как использовать его для разработки и обучения алгоритмов </w:t>
+        <w:t xml:space="preserve">Искусственный интеллект в действии: Познакомьтесь с OpenAI Gym и узнайте, как использовать его для разработки и обучения алгоритмов </w:t>
       </w:r>
       <w:r>
         <w:rPr>
@@ -9514,7 +7428,6 @@
           </w:rPr>
           <w:t>://</w:t>
         </w:r>
-        <w:proofErr w:type="spellStart"/>
         <w:r>
           <w:rPr>
             <w:rStyle w:val="aff0"/>
@@ -9523,7 +7436,6 @@
           </w:rPr>
           <w:t>nauchniestati</w:t>
         </w:r>
-        <w:proofErr w:type="spellEnd"/>
         <w:r>
           <w:rPr>
             <w:rStyle w:val="aff0"/>
@@ -9532,7 +7444,6 @@
           </w:rPr>
           <w:t>.</w:t>
         </w:r>
-        <w:proofErr w:type="spellStart"/>
         <w:r>
           <w:rPr>
             <w:rStyle w:val="aff0"/>
@@ -9541,7 +7452,6 @@
           </w:rPr>
           <w:t>ru</w:t>
         </w:r>
-        <w:proofErr w:type="spellEnd"/>
         <w:r>
           <w:rPr>
             <w:rStyle w:val="aff0"/>
@@ -9550,7 +7460,6 @@
           </w:rPr>
           <w:t>/</w:t>
         </w:r>
-        <w:proofErr w:type="spellStart"/>
         <w:r>
           <w:rPr>
             <w:rStyle w:val="aff0"/>
@@ -9559,7 +7468,6 @@
           </w:rPr>
           <w:t>spravka</w:t>
         </w:r>
-        <w:proofErr w:type="spellEnd"/>
         <w:r>
           <w:rPr>
             <w:rStyle w:val="aff0"/>
@@ -9568,7 +7476,6 @@
           </w:rPr>
           <w:t>/</w:t>
         </w:r>
-        <w:proofErr w:type="spellStart"/>
         <w:r>
           <w:rPr>
             <w:rStyle w:val="aff0"/>
@@ -9577,7 +7484,6 @@
           </w:rPr>
           <w:t>vzaimodejstvie</w:t>
         </w:r>
-        <w:proofErr w:type="spellEnd"/>
         <w:r>
           <w:rPr>
             <w:rStyle w:val="aff0"/>
@@ -9602,7 +7508,6 @@
           </w:rPr>
           <w:t>-</w:t>
         </w:r>
-        <w:proofErr w:type="spellStart"/>
         <w:r>
           <w:rPr>
             <w:rStyle w:val="aff0"/>
@@ -9611,7 +7516,6 @@
           </w:rPr>
           <w:t>okruzheniem</w:t>
         </w:r>
-        <w:proofErr w:type="spellEnd"/>
         <w:r>
           <w:rPr>
             <w:rStyle w:val="aff0"/>
@@ -9620,7 +7524,6 @@
           </w:rPr>
           <w:t>-</w:t>
         </w:r>
-        <w:proofErr w:type="spellStart"/>
         <w:r>
           <w:rPr>
             <w:rStyle w:val="aff0"/>
@@ -9629,7 +7532,6 @@
           </w:rPr>
           <w:t>openai</w:t>
         </w:r>
-        <w:proofErr w:type="spellEnd"/>
         <w:r>
           <w:rPr>
             <w:rStyle w:val="aff0"/>
@@ -9705,7 +7607,6 @@
           </w:rPr>
           <w:t>://</w:t>
         </w:r>
-        <w:proofErr w:type="spellStart"/>
         <w:r>
           <w:rPr>
             <w:rStyle w:val="aff0"/>
@@ -9714,7 +7615,6 @@
           </w:rPr>
           <w:t>habr</w:t>
         </w:r>
-        <w:proofErr w:type="spellEnd"/>
         <w:r>
           <w:rPr>
             <w:rStyle w:val="aff0"/>
@@ -9739,7 +7639,6 @@
           </w:rPr>
           <w:t>/</w:t>
         </w:r>
-        <w:proofErr w:type="spellStart"/>
         <w:r>
           <w:rPr>
             <w:rStyle w:val="aff0"/>
@@ -9748,7 +7647,6 @@
           </w:rPr>
           <w:t>ru</w:t>
         </w:r>
-        <w:proofErr w:type="spellEnd"/>
         <w:r>
           <w:rPr>
             <w:rStyle w:val="aff0"/>
@@ -9773,7 +7671,6 @@
           </w:rPr>
           <w:t>/</w:t>
         </w:r>
-        <w:proofErr w:type="spellStart"/>
         <w:r>
           <w:rPr>
             <w:rStyle w:val="aff0"/>
@@ -9782,7 +7679,6 @@
           </w:rPr>
           <w:t>ruvds</w:t>
         </w:r>
-        <w:proofErr w:type="spellEnd"/>
         <w:r>
           <w:rPr>
             <w:rStyle w:val="aff0"/>
@@ -9848,37 +7744,21 @@
           <w:rFonts w:cs="Times New Roman"/>
           <w:lang w:val="en-US"/>
         </w:rPr>
+        <w:t xml:space="preserve"> Mirror </w:t>
+      </w:r>
+      <w:r>
+        <w:rPr>
+          <w:rFonts w:cs="Times New Roman"/>
+          <w:lang w:val="en-US"/>
+        </w:rPr>
         <w:t xml:space="preserve"> </w:t>
       </w:r>
-      <w:proofErr w:type="gramStart"/>
       <w:r>
         <w:rPr>
           <w:rFonts w:cs="Times New Roman"/>
           <w:lang w:val="en-US"/>
         </w:rPr>
-        <w:t xml:space="preserve">Mirror </w:t>
-      </w:r>
-      <w:r>
-        <w:rPr>
-          <w:rFonts w:cs="Times New Roman"/>
-          <w:lang w:val="en-US"/>
-        </w:rPr>
-        <w:t xml:space="preserve"> </w:t>
-      </w:r>
-      <w:r>
-        <w:rPr>
-          <w:rFonts w:cs="Times New Roman"/>
-          <w:lang w:val="en-US"/>
-        </w:rPr>
-        <w:t>–</w:t>
-      </w:r>
-      <w:proofErr w:type="gramEnd"/>
-      <w:r>
-        <w:rPr>
-          <w:rFonts w:cs="Times New Roman"/>
-          <w:lang w:val="en-US"/>
-        </w:rPr>
-        <w:t xml:space="preserve"> URL: </w:t>
+        <w:t xml:space="preserve">– URL: </w:t>
       </w:r>
       <w:hyperlink r:id="rId15" w:history="1">
         <w:r>
@@ -9925,30 +7805,14 @@
           <w:rFonts w:cs="Times New Roman"/>
           <w:lang w:val="en-US"/>
         </w:rPr>
-        <w:t xml:space="preserve">Unity Server </w:t>
-      </w:r>
-      <w:proofErr w:type="gramStart"/>
+        <w:t xml:space="preserve">Unity Server RPC </w:t>
+      </w:r>
       <w:r>
         <w:rPr>
           <w:rFonts w:cs="Times New Roman"/>
           <w:lang w:val="en-US"/>
         </w:rPr>
-        <w:t xml:space="preserve">RPC </w:t>
-      </w:r>
-      <w:r>
-        <w:rPr>
-          <w:rFonts w:cs="Times New Roman"/>
-          <w:lang w:val="en-US"/>
-        </w:rPr>
-        <w:t>:</w:t>
-      </w:r>
-      <w:proofErr w:type="gramEnd"/>
-      <w:r>
-        <w:rPr>
-          <w:rFonts w:cs="Times New Roman"/>
-          <w:lang w:val="en-US"/>
-        </w:rPr>
-        <w:t xml:space="preserve"> [</w:t>
+        <w:t>: [</w:t>
       </w:r>
       <w:r>
         <w:rPr>
@@ -9991,30 +7855,14 @@
           <w:rFonts w:cs="Times New Roman"/>
           <w:lang w:val="en-US"/>
         </w:rPr>
-        <w:t xml:space="preserve">OpenAI GYM </w:t>
-      </w:r>
-      <w:proofErr w:type="gramStart"/>
+        <w:t xml:space="preserve">OpenAI GYM documentation </w:t>
+      </w:r>
       <w:r>
         <w:rPr>
           <w:rFonts w:cs="Times New Roman"/>
           <w:lang w:val="en-US"/>
         </w:rPr>
-        <w:t xml:space="preserve">documentation </w:t>
-      </w:r>
-      <w:r>
-        <w:rPr>
-          <w:rFonts w:cs="Times New Roman"/>
-          <w:lang w:val="en-US"/>
-        </w:rPr>
-        <w:t>:</w:t>
-      </w:r>
-      <w:proofErr w:type="gramEnd"/>
-      <w:r>
-        <w:rPr>
-          <w:rFonts w:cs="Times New Roman"/>
-          <w:lang w:val="en-US"/>
-        </w:rPr>
-        <w:t xml:space="preserve"> [</w:t>
+        <w:t>: [</w:t>
       </w:r>
       <w:r>
         <w:rPr>
@@ -10107,7 +7955,6 @@
           <w:lang w:val="en-US" w:eastAsia="ru-RU"/>
         </w:rPr>
       </w:pPr>
-      <w:proofErr w:type="spellStart"/>
       <w:r>
         <w:rPr>
           <w:rStyle w:val="aff0"/>
@@ -10116,62 +7963,7 @@
           <w:u w:val="none"/>
           <w:lang w:val="en-US" w:eastAsia="ru-RU"/>
         </w:rPr>
-        <w:t>Kleppmann</w:t>
-      </w:r>
-      <w:proofErr w:type="spellEnd"/>
-      <w:r>
-        <w:rPr>
-          <w:rStyle w:val="aff0"/>
-          <w:rFonts w:cs="Times New Roman"/>
-          <w:color w:val="auto"/>
-          <w:u w:val="none"/>
-          <w:lang w:val="en-US" w:eastAsia="ru-RU"/>
-        </w:rPr>
-        <w:t xml:space="preserve">, M. Designing Data-Intensive Applications / M. </w:t>
-      </w:r>
-      <w:proofErr w:type="spellStart"/>
-      <w:r>
-        <w:rPr>
-          <w:rStyle w:val="aff0"/>
-          <w:rFonts w:cs="Times New Roman"/>
-          <w:color w:val="auto"/>
-          <w:u w:val="none"/>
-          <w:lang w:val="en-US" w:eastAsia="ru-RU"/>
-        </w:rPr>
-        <w:t>Kleppmann</w:t>
-      </w:r>
-      <w:proofErr w:type="spellEnd"/>
-      <w:r>
-        <w:rPr>
-          <w:rStyle w:val="aff0"/>
-          <w:rFonts w:cs="Times New Roman"/>
-          <w:color w:val="auto"/>
-          <w:u w:val="none"/>
-          <w:lang w:val="en-US" w:eastAsia="ru-RU"/>
-        </w:rPr>
-        <w:t xml:space="preserve">. – </w:t>
-      </w:r>
-      <w:proofErr w:type="gramStart"/>
-      <w:r>
-        <w:rPr>
-          <w:rStyle w:val="aff0"/>
-          <w:rFonts w:cs="Times New Roman"/>
-          <w:color w:val="auto"/>
-          <w:u w:val="none"/>
-          <w:lang w:val="en-US" w:eastAsia="ru-RU"/>
-        </w:rPr>
-        <w:t>Beijing :</w:t>
-      </w:r>
-      <w:proofErr w:type="gramEnd"/>
-      <w:r>
-        <w:rPr>
-          <w:rStyle w:val="aff0"/>
-          <w:rFonts w:cs="Times New Roman"/>
-          <w:color w:val="auto"/>
-          <w:u w:val="none"/>
-          <w:lang w:val="en-US" w:eastAsia="ru-RU"/>
-        </w:rPr>
-        <w:t xml:space="preserve"> O'Reilly, 2017. – 616 </w:t>
+        <w:t xml:space="preserve">Kleppmann, M. Designing Data-Intensive Applications / M. Kleppmann. – Beijing : O'Reilly, 2017. – 616 </w:t>
       </w:r>
       <w:r>
         <w:rPr>
@@ -10218,29 +8010,7 @@
           <w:u w:val="none"/>
           <w:lang w:val="en-US" w:eastAsia="ru-RU"/>
         </w:rPr>
-        <w:t xml:space="preserve">Kurose, J., Ross, K. Computer Networking: A Top-Down Approach / J. Kurose, K. Ross. – </w:t>
-      </w:r>
-      <w:proofErr w:type="gramStart"/>
-      <w:r>
-        <w:rPr>
-          <w:rStyle w:val="aff0"/>
-          <w:rFonts w:cs="Times New Roman"/>
-          <w:color w:val="auto"/>
-          <w:u w:val="none"/>
-          <w:lang w:val="en-US" w:eastAsia="ru-RU"/>
-        </w:rPr>
-        <w:t>Harlow :</w:t>
-      </w:r>
-      <w:proofErr w:type="gramEnd"/>
-      <w:r>
-        <w:rPr>
-          <w:rStyle w:val="aff0"/>
-          <w:rFonts w:cs="Times New Roman"/>
-          <w:color w:val="auto"/>
-          <w:u w:val="none"/>
-          <w:lang w:val="en-US" w:eastAsia="ru-RU"/>
-        </w:rPr>
-        <w:t xml:space="preserve"> Pearson, 2017. – 864 </w:t>
+        <w:t xml:space="preserve">Kurose, J., Ross, K. Computer Networking: A Top-Down Approach / J. Kurose, K. Ross. – Harlow : Pearson, 2017. – 864 </w:t>
       </w:r>
       <w:r>
         <w:rPr>
@@ -10279,7 +8049,6 @@
           <w:lang w:val="en-US" w:eastAsia="ru-RU"/>
         </w:rPr>
       </w:pPr>
-      <w:proofErr w:type="spellStart"/>
       <w:r>
         <w:rPr>
           <w:rStyle w:val="aff0"/>
@@ -10288,84 +8057,7 @@
           <w:u w:val="none"/>
           <w:lang w:val="en-US" w:eastAsia="ru-RU"/>
         </w:rPr>
-        <w:t>Indrasiri</w:t>
-      </w:r>
-      <w:proofErr w:type="spellEnd"/>
-      <w:r>
-        <w:rPr>
-          <w:rStyle w:val="aff0"/>
-          <w:rFonts w:cs="Times New Roman"/>
-          <w:color w:val="auto"/>
-          <w:u w:val="none"/>
-          <w:lang w:val="en-US" w:eastAsia="ru-RU"/>
-        </w:rPr>
-        <w:t xml:space="preserve">, K., Kuruppu, D. </w:t>
-      </w:r>
-      <w:proofErr w:type="spellStart"/>
-      <w:r>
-        <w:rPr>
-          <w:rStyle w:val="aff0"/>
-          <w:rFonts w:cs="Times New Roman"/>
-          <w:color w:val="auto"/>
-          <w:u w:val="none"/>
-          <w:lang w:val="en-US" w:eastAsia="ru-RU"/>
-        </w:rPr>
-        <w:t>gRPC</w:t>
-      </w:r>
-      <w:proofErr w:type="spellEnd"/>
-      <w:r>
-        <w:rPr>
-          <w:rStyle w:val="aff0"/>
-          <w:rFonts w:cs="Times New Roman"/>
-          <w:color w:val="auto"/>
-          <w:u w:val="none"/>
-          <w:lang w:val="en-US" w:eastAsia="ru-RU"/>
-        </w:rPr>
-        <w:t xml:space="preserve">: Up and Running / K. </w:t>
-      </w:r>
-      <w:proofErr w:type="spellStart"/>
-      <w:r>
-        <w:rPr>
-          <w:rStyle w:val="aff0"/>
-          <w:rFonts w:cs="Times New Roman"/>
-          <w:color w:val="auto"/>
-          <w:u w:val="none"/>
-          <w:lang w:val="en-US" w:eastAsia="ru-RU"/>
-        </w:rPr>
-        <w:t>Indrasiri</w:t>
-      </w:r>
-      <w:proofErr w:type="spellEnd"/>
-      <w:r>
-        <w:rPr>
-          <w:rStyle w:val="aff0"/>
-          <w:rFonts w:cs="Times New Roman"/>
-          <w:color w:val="auto"/>
-          <w:u w:val="none"/>
-          <w:lang w:val="en-US" w:eastAsia="ru-RU"/>
-        </w:rPr>
-        <w:t xml:space="preserve">, D. Kuruppu. – </w:t>
-      </w:r>
-      <w:proofErr w:type="gramStart"/>
-      <w:r>
-        <w:rPr>
-          <w:rStyle w:val="aff0"/>
-          <w:rFonts w:cs="Times New Roman"/>
-          <w:color w:val="auto"/>
-          <w:u w:val="none"/>
-          <w:lang w:val="en-US" w:eastAsia="ru-RU"/>
-        </w:rPr>
-        <w:t>Beijing :</w:t>
-      </w:r>
-      <w:proofErr w:type="gramEnd"/>
-      <w:r>
-        <w:rPr>
-          <w:rStyle w:val="aff0"/>
-          <w:rFonts w:cs="Times New Roman"/>
-          <w:color w:val="auto"/>
-          <w:u w:val="none"/>
-          <w:lang w:val="en-US" w:eastAsia="ru-RU"/>
-        </w:rPr>
-        <w:t xml:space="preserve"> O'Reilly, 2020. – 282 </w:t>
+        <w:t xml:space="preserve">Indrasiri, K., Kuruppu, D. gRPC: Up and Running / K. Indrasiri, D. Kuruppu. – Beijing : O'Reilly, 2020. – 282 </w:t>
       </w:r>
       <w:r>
         <w:rPr>
@@ -10417,25 +8109,7 @@
         <w:rPr>
           <w:lang w:val="en-US"/>
         </w:rPr>
-        <w:t>.</w:t>
-      </w:r>
-      <w:r>
-        <w:rPr>
-          <w:lang w:val="en-US"/>
-        </w:rPr>
-        <w:t xml:space="preserve"> </w:t>
-      </w:r>
-      <w:r>
-        <w:rPr>
-          <w:lang w:val="en-US"/>
-        </w:rPr>
-        <w:t>ISBN 978-1-80020-780-6</w:t>
-      </w:r>
-      <w:r>
-        <w:rPr>
-          <w:lang w:val="en-US"/>
-        </w:rPr>
-        <w:t>.</w:t>
+        <w:t>. ISBN 978-1-80020-780-6.</w:t>
       </w:r>
     </w:p>
     <w:p>
@@ -10454,7 +8128,6 @@
           <w:lang w:val="en-US" w:eastAsia="ru-RU"/>
         </w:rPr>
       </w:pPr>
-      <w:proofErr w:type="spellStart"/>
       <w:r>
         <w:rPr>
           <w:rStyle w:val="aff0"/>
@@ -10463,9 +8136,8 @@
           <w:u w:val="none"/>
           <w:lang w:val="en-US" w:eastAsia="ru-RU"/>
         </w:rPr>
-        <w:t>AirSim</w:t>
-      </w:r>
-      <w:proofErr w:type="spellEnd"/>
+        <w:t xml:space="preserve">AirSim: High-Fidelity Visual and Physical Simulation for Autonomous Vehicles. – 2017. </w:t>
+      </w:r>
       <w:r>
         <w:rPr>
           <w:rStyle w:val="aff0"/>
@@ -10474,7 +8146,17 @@
           <w:u w:val="none"/>
           <w:lang w:val="en-US" w:eastAsia="ru-RU"/>
         </w:rPr>
-        <w:t>: High-Fidelity Visual and Physical Simulation for Autonomous Vehicles. – 2017.</w:t>
+        <w:t>[</w:t>
+      </w:r>
+      <w:r>
+        <w:rPr>
+          <w:rStyle w:val="aff0"/>
+          <w:rFonts w:cs="Times New Roman"/>
+          <w:color w:val="auto"/>
+          <w:u w:val="none"/>
+          <w:lang w:eastAsia="ru-RU"/>
+        </w:rPr>
+        <w:t>сайт</w:t>
       </w:r>
       <w:r>
         <w:rPr>
@@ -10484,7 +8166,7 @@
           <w:u w:val="none"/>
           <w:lang w:val="en-US" w:eastAsia="ru-RU"/>
         </w:rPr>
-        <w:t xml:space="preserve"> </w:t>
+        <w:t>]</w:t>
       </w:r>
       <w:r>
         <w:rPr>
@@ -10494,49 +8176,7 @@
           <w:u w:val="none"/>
           <w:lang w:val="en-US" w:eastAsia="ru-RU"/>
         </w:rPr>
-        <w:t>[</w:t>
-      </w:r>
-      <w:proofErr w:type="gramStart"/>
-      <w:r>
-        <w:rPr>
-          <w:rStyle w:val="aff0"/>
-          <w:rFonts w:cs="Times New Roman"/>
-          <w:color w:val="auto"/>
-          <w:u w:val="none"/>
-          <w:lang w:eastAsia="ru-RU"/>
-        </w:rPr>
-        <w:t>сайт</w:t>
-      </w:r>
-      <w:r>
-        <w:rPr>
-          <w:rStyle w:val="aff0"/>
-          <w:rFonts w:cs="Times New Roman"/>
-          <w:color w:val="auto"/>
-          <w:u w:val="none"/>
-          <w:lang w:val="en-US" w:eastAsia="ru-RU"/>
-        </w:rPr>
-        <w:t>]</w:t>
-      </w:r>
-      <w:r>
-        <w:rPr>
-          <w:rStyle w:val="aff0"/>
-          <w:rFonts w:cs="Times New Roman"/>
-          <w:color w:val="auto"/>
-          <w:u w:val="none"/>
-          <w:lang w:val="en-US" w:eastAsia="ru-RU"/>
-        </w:rPr>
-        <w:t xml:space="preserve">  –</w:t>
-      </w:r>
-      <w:proofErr w:type="gramEnd"/>
-      <w:r>
-        <w:rPr>
-          <w:rStyle w:val="aff0"/>
-          <w:rFonts w:cs="Times New Roman"/>
-          <w:color w:val="auto"/>
-          <w:u w:val="none"/>
-          <w:lang w:val="en-US" w:eastAsia="ru-RU"/>
-        </w:rPr>
-        <w:t xml:space="preserve"> URL: https://www.microsoft.com/en-us/research/publication/airsim-high-fidelity-visual-and-physical-simulation-for-autonomous-vehicles/</w:t>
+        <w:t xml:space="preserve">  – URL: https://www.microsoft.com/en-us/research/publication/airsim-high-fidelity-visual-and-physical-simulation-for-autonomous-vehicles/</w:t>
       </w:r>
     </w:p>
     <w:p>
@@ -10641,7 +8281,7 @@
           <w:u w:val="none"/>
           <w:lang w:val="en-US" w:eastAsia="ru-RU"/>
         </w:rPr>
-        <w:t>Simulation for Autonomous Vehicles: A Review. – 2019.</w:t>
+        <w:t xml:space="preserve">Simulation for Autonomous Vehicles: A Review. – 2019. </w:t>
       </w:r>
       <w:r>
         <w:rPr>
@@ -10651,7 +8291,17 @@
           <w:u w:val="none"/>
           <w:lang w:val="en-US" w:eastAsia="ru-RU"/>
         </w:rPr>
-        <w:t xml:space="preserve"> </w:t>
+        <w:t>[</w:t>
+      </w:r>
+      <w:r>
+        <w:rPr>
+          <w:rStyle w:val="aff0"/>
+          <w:rFonts w:cs="Times New Roman"/>
+          <w:color w:val="auto"/>
+          <w:u w:val="none"/>
+          <w:lang w:eastAsia="ru-RU"/>
+        </w:rPr>
+        <w:t>сайт</w:t>
       </w:r>
       <w:r>
         <w:rPr>
@@ -10661,18 +8311,7 @@
           <w:u w:val="none"/>
           <w:lang w:val="en-US" w:eastAsia="ru-RU"/>
         </w:rPr>
-        <w:t>[</w:t>
-      </w:r>
-      <w:proofErr w:type="gramStart"/>
-      <w:r>
-        <w:rPr>
-          <w:rStyle w:val="aff0"/>
-          <w:rFonts w:cs="Times New Roman"/>
-          <w:color w:val="auto"/>
-          <w:u w:val="none"/>
-          <w:lang w:eastAsia="ru-RU"/>
-        </w:rPr>
-        <w:t>сайт</w:t>
+        <w:t>]</w:t>
       </w:r>
       <w:r>
         <w:rPr>
@@ -10682,28 +8321,7 @@
           <w:u w:val="none"/>
           <w:lang w:val="en-US" w:eastAsia="ru-RU"/>
         </w:rPr>
-        <w:t>]</w:t>
-      </w:r>
-      <w:r>
-        <w:rPr>
-          <w:rStyle w:val="aff0"/>
-          <w:rFonts w:cs="Times New Roman"/>
-          <w:color w:val="auto"/>
-          <w:u w:val="none"/>
-          <w:lang w:val="en-US" w:eastAsia="ru-RU"/>
-        </w:rPr>
-        <w:t xml:space="preserve">  –</w:t>
-      </w:r>
-      <w:proofErr w:type="gramEnd"/>
-      <w:r>
-        <w:rPr>
-          <w:rStyle w:val="aff0"/>
-          <w:rFonts w:cs="Times New Roman"/>
-          <w:color w:val="auto"/>
-          <w:u w:val="none"/>
-          <w:lang w:val="en-US" w:eastAsia="ru-RU"/>
-        </w:rPr>
-        <w:t xml:space="preserve"> URL: https://ieeexplore.ieee.org/document/8625969</w:t>
+        <w:t xml:space="preserve">  – URL: https://ieeexplore.ieee.org/document/8625969</w:t>
       </w:r>
     </w:p>
     <w:p>
@@ -10730,17 +8348,7 @@
           <w:u w:val="none"/>
           <w:lang w:val="en-US" w:eastAsia="ru-RU"/>
         </w:rPr>
-        <w:t>Autonomous Vehicle Simulation with CARLA. – 2020.</w:t>
-      </w:r>
-      <w:r>
-        <w:rPr>
-          <w:rStyle w:val="aff0"/>
-          <w:rFonts w:cs="Times New Roman"/>
-          <w:color w:val="auto"/>
-          <w:u w:val="none"/>
-          <w:lang w:val="en-US" w:eastAsia="ru-RU"/>
-        </w:rPr>
-        <w:t xml:space="preserve"> </w:t>
+        <w:t xml:space="preserve">Autonomous Vehicle Simulation with CARLA. – 2020. </w:t>
       </w:r>
       <w:r>
         <w:rPr>
@@ -10822,7 +8430,7 @@
 </file>
 
 <file path=word/endnotes.xml><?xml version="1.0" encoding="utf-8"?>
-<w:endnotes xmlns:wpc="http://schemas.microsoft.com/office/word/2010/wordprocessingCanvas" xmlns:cx="http://schemas.microsoft.com/office/drawing/2014/chartex" xmlns:cx1="http://schemas.microsoft.com/office/drawing/2015/9/8/chartex" xmlns:cx2="http://schemas.microsoft.com/office/drawing/2015/10/21/chartex" xmlns:cx3="http://schemas.microsoft.com/office/drawing/2016/5/9/chartex" xmlns:cx4="http://schemas.microsoft.com/office/drawing/2016/5/10/chartex" xmlns:cx5="http://schemas.microsoft.com/office/drawing/2016/5/11/chartex" xmlns:cx6="http://schemas.microsoft.com/office/drawing/2016/5/12/chartex" xmlns:cx7="http://schemas.microsoft.com/office/drawing/2016/5/13/chartex" xmlns:cx8="http://schemas.microsoft.com/office/drawing/2016/5/14/chartex" xmlns:mc="http://schemas.openxmlformats.org/markup-compatibility/2006" xmlns:aink="http://schemas.microsoft.com/office/drawing/2016/ink" xmlns:am3d="http://schemas.microsoft.com/office/drawing/2017/model3d" xmlns:o="urn:schemas-microsoft-com:office:office" xmlns:oel="http://schemas.microsoft.com/office/2019/extlst" xmlns:r="http://schemas.openxmlformats.org/officeDocument/2006/relationships" xmlns:m="http://schemas.openxmlformats.org/officeDocument/2006/math" xmlns:v="urn:schemas-microsoft-com:vml" xmlns:wp14="http://schemas.microsoft.com/office/word/2010/wordprocessingDrawing" xmlns:wp="http://schemas.openxmlformats.org/drawingml/2006/wordprocessingDrawing" xmlns:w10="urn:schemas-microsoft-com:office:word" xmlns:w="http://schemas.openxmlformats.org/wordprocessingml/2006/main" xmlns:w14="http://schemas.microsoft.com/office/word/2010/wordml" xmlns:w15="http://schemas.microsoft.com/office/word/2012/wordml" xmlns:w16cex="http://schemas.microsoft.com/office/word/2018/wordml/cex" xmlns:w16cid="http://schemas.microsoft.com/office/word/2016/wordml/cid" xmlns:w16="http://schemas.microsoft.com/office/word/2018/wordml" xmlns:w16du="http://schemas.microsoft.com/office/word/2023/wordml/word16du" xmlns:w16sdtdh="http://schemas.microsoft.com/office/word/2020/wordml/sdtdatahash" xmlns:w16se="http://schemas.microsoft.com/office/word/2015/wordml/symex" xmlns:wpg="http://schemas.microsoft.com/office/word/2010/wordprocessingGroup" xmlns:wpi="http://schemas.microsoft.com/office/word/2010/wordprocessingInk" xmlns:wne="http://schemas.microsoft.com/office/word/2006/wordml" xmlns:wps="http://schemas.microsoft.com/office/word/2010/wordprocessingShape" mc:Ignorable="w14 w15 w16se w16cid w16 w16cex w16sdtdh w16du wp14">
+<w:endnotes xmlns:wpc="http://schemas.microsoft.com/office/word/2010/wordprocessingCanvas" xmlns:cx="http://schemas.microsoft.com/office/drawing/2014/chartex" xmlns:cx1="http://schemas.microsoft.com/office/drawing/2015/9/8/chartex" xmlns:cx2="http://schemas.microsoft.com/office/drawing/2015/10/21/chartex" xmlns:cx3="http://schemas.microsoft.com/office/drawing/2016/5/9/chartex" xmlns:cx4="http://schemas.microsoft.com/office/drawing/2016/5/10/chartex" xmlns:cx5="http://schemas.microsoft.com/office/drawing/2016/5/11/chartex" xmlns:cx6="http://schemas.microsoft.com/office/drawing/2016/5/12/chartex" xmlns:cx7="http://schemas.microsoft.com/office/drawing/2016/5/13/chartex" xmlns:cx8="http://schemas.microsoft.com/office/drawing/2016/5/14/chartex" xmlns:mc="http://schemas.openxmlformats.org/markup-compatibility/2006" xmlns:aink="http://schemas.microsoft.com/office/drawing/2016/ink" xmlns:am3d="http://schemas.microsoft.com/office/drawing/2017/model3d" xmlns:o="urn:schemas-microsoft-com:office:office" xmlns:oel="http://schemas.microsoft.com/office/2019/extlst" xmlns:r="http://schemas.openxmlformats.org/officeDocument/2006/relationships" xmlns:m="http://schemas.openxmlformats.org/officeDocument/2006/math" xmlns:v="urn:schemas-microsoft-com:vml" xmlns:wp14="http://schemas.microsoft.com/office/word/2010/wordprocessingDrawing" xmlns:wp="http://schemas.openxmlformats.org/drawingml/2006/wordprocessingDrawing" xmlns:w10="urn:schemas-microsoft-com:office:word" xmlns:w="http://schemas.openxmlformats.org/wordprocessingml/2006/main" xmlns:w14="http://schemas.microsoft.com/office/word/2010/wordml" xmlns:w15="http://schemas.microsoft.com/office/word/2012/wordml" xmlns:w16cex="http://schemas.microsoft.com/office/word/2018/wordml/cex" xmlns:w16cid="http://schemas.microsoft.com/office/word/2016/wordml/cid" xmlns:w16="http://schemas.microsoft.com/office/word/2018/wordml" xmlns:w16du="http://schemas.microsoft.com/office/word/2023/wordml/word16du" xmlns:w16sdtdh="http://schemas.microsoft.com/office/word/2020/wordml/sdtdatahash" xmlns:w16sdtfl="http://schemas.microsoft.com/office/word/2024/wordml/sdtformatlock" xmlns:w16se="http://schemas.microsoft.com/office/word/2015/wordml/symex" xmlns:wpg="http://schemas.microsoft.com/office/word/2010/wordprocessingGroup" xmlns:wpi="http://schemas.microsoft.com/office/word/2010/wordprocessingInk" xmlns:wne="http://schemas.microsoft.com/office/word/2006/wordml" xmlns:wps="http://schemas.microsoft.com/office/word/2010/wordprocessingShape" mc:Ignorable="w14 w15 w16se w16cid w16 w16cex w16sdtdh w16sdtfl w16du wp14">
   <w:endnote w:type="separator" w:id="-1">
     <w:p>
       <w:pPr>
@@ -10847,7 +8455,7 @@
 </file>
 
 <file path=word/footer1.xml><?xml version="1.0" encoding="utf-8"?>
-<w:ftr xmlns:wpc="http://schemas.microsoft.com/office/word/2010/wordprocessingCanvas" xmlns:cx="http://schemas.microsoft.com/office/drawing/2014/chartex" xmlns:cx1="http://schemas.microsoft.com/office/drawing/2015/9/8/chartex" xmlns:cx2="http://schemas.microsoft.com/office/drawing/2015/10/21/chartex" xmlns:cx3="http://schemas.microsoft.com/office/drawing/2016/5/9/chartex" xmlns:cx4="http://schemas.microsoft.com/office/drawing/2016/5/10/chartex" xmlns:cx5="http://schemas.microsoft.com/office/drawing/2016/5/11/chartex" xmlns:cx6="http://schemas.microsoft.com/office/drawing/2016/5/12/chartex" xmlns:cx7="http://schemas.microsoft.com/office/drawing/2016/5/13/chartex" xmlns:cx8="http://schemas.microsoft.com/office/drawing/2016/5/14/chartex" xmlns:mc="http://schemas.openxmlformats.org/markup-compatibility/2006" xmlns:aink="http://schemas.microsoft.com/office/drawing/2016/ink" xmlns:am3d="http://schemas.microsoft.com/office/drawing/2017/model3d" xmlns:o="urn:schemas-microsoft-com:office:office" xmlns:oel="http://schemas.microsoft.com/office/2019/extlst" xmlns:r="http://schemas.openxmlformats.org/officeDocument/2006/relationships" xmlns:m="http://schemas.openxmlformats.org/officeDocument/2006/math" xmlns:v="urn:schemas-microsoft-com:vml" xmlns:wp14="http://schemas.microsoft.com/office/word/2010/wordprocessingDrawing" xmlns:wp="http://schemas.openxmlformats.org/drawingml/2006/wordprocessingDrawing" xmlns:w10="urn:schemas-microsoft-com:office:word" xmlns:w="http://schemas.openxmlformats.org/wordprocessingml/2006/main" xmlns:w14="http://schemas.microsoft.com/office/word/2010/wordml" xmlns:w15="http://schemas.microsoft.com/office/word/2012/wordml" xmlns:w16cex="http://schemas.microsoft.com/office/word/2018/wordml/cex" xmlns:w16cid="http://schemas.microsoft.com/office/word/2016/wordml/cid" xmlns:w16="http://schemas.microsoft.com/office/word/2018/wordml" xmlns:w16du="http://schemas.microsoft.com/office/word/2023/wordml/word16du" xmlns:w16sdtdh="http://schemas.microsoft.com/office/word/2020/wordml/sdtdatahash" xmlns:w16se="http://schemas.microsoft.com/office/word/2015/wordml/symex" xmlns:wpg="http://schemas.microsoft.com/office/word/2010/wordprocessingGroup" xmlns:wpi="http://schemas.microsoft.com/office/word/2010/wordprocessingInk" xmlns:wne="http://schemas.microsoft.com/office/word/2006/wordml" xmlns:wps="http://schemas.microsoft.com/office/word/2010/wordprocessingShape" mc:Ignorable="w14 w15 w16se w16cid w16 w16cex w16sdtdh w16du wp14">
+<w:ftr xmlns:wpc="http://schemas.microsoft.com/office/word/2010/wordprocessingCanvas" xmlns:cx="http://schemas.microsoft.com/office/drawing/2014/chartex" xmlns:cx1="http://schemas.microsoft.com/office/drawing/2015/9/8/chartex" xmlns:cx2="http://schemas.microsoft.com/office/drawing/2015/10/21/chartex" xmlns:cx3="http://schemas.microsoft.com/office/drawing/2016/5/9/chartex" xmlns:cx4="http://schemas.microsoft.com/office/drawing/2016/5/10/chartex" xmlns:cx5="http://schemas.microsoft.com/office/drawing/2016/5/11/chartex" xmlns:cx6="http://schemas.microsoft.com/office/drawing/2016/5/12/chartex" xmlns:cx7="http://schemas.microsoft.com/office/drawing/2016/5/13/chartex" xmlns:cx8="http://schemas.microsoft.com/office/drawing/2016/5/14/chartex" xmlns:mc="http://schemas.openxmlformats.org/markup-compatibility/2006" xmlns:aink="http://schemas.microsoft.com/office/drawing/2016/ink" xmlns:am3d="http://schemas.microsoft.com/office/drawing/2017/model3d" xmlns:o="urn:schemas-microsoft-com:office:office" xmlns:oel="http://schemas.microsoft.com/office/2019/extlst" xmlns:r="http://schemas.openxmlformats.org/officeDocument/2006/relationships" xmlns:m="http://schemas.openxmlformats.org/officeDocument/2006/math" xmlns:v="urn:schemas-microsoft-com:vml" xmlns:wp14="http://schemas.microsoft.com/office/word/2010/wordprocessingDrawing" xmlns:wp="http://schemas.openxmlformats.org/drawingml/2006/wordprocessingDrawing" xmlns:w10="urn:schemas-microsoft-com:office:word" xmlns:w="http://schemas.openxmlformats.org/wordprocessingml/2006/main" xmlns:w14="http://schemas.microsoft.com/office/word/2010/wordml" xmlns:w15="http://schemas.microsoft.com/office/word/2012/wordml" xmlns:w16cex="http://schemas.microsoft.com/office/word/2018/wordml/cex" xmlns:w16cid="http://schemas.microsoft.com/office/word/2016/wordml/cid" xmlns:w16="http://schemas.microsoft.com/office/word/2018/wordml" xmlns:w16du="http://schemas.microsoft.com/office/word/2023/wordml/word16du" xmlns:w16sdtdh="http://schemas.microsoft.com/office/word/2020/wordml/sdtdatahash" xmlns:w16sdtfl="http://schemas.microsoft.com/office/word/2024/wordml/sdtformatlock" xmlns:w16se="http://schemas.microsoft.com/office/word/2015/wordml/symex" xmlns:wpg="http://schemas.microsoft.com/office/word/2010/wordprocessingGroup" xmlns:wpi="http://schemas.microsoft.com/office/word/2010/wordprocessingInk" xmlns:wne="http://schemas.microsoft.com/office/word/2006/wordml" xmlns:wps="http://schemas.microsoft.com/office/word/2010/wordprocessingShape" mc:Ignorable="w14 w15 w16se w16cid w16 w16cex w16sdtdh w16sdtfl w16du wp14">
   <w:sdt>
     <w:sdtPr>
       <w:id w:val="-1746252810"/>
@@ -10893,7 +8501,7 @@
 </file>
 
 <file path=word/footnotes.xml><?xml version="1.0" encoding="utf-8"?>
-<w:footnotes xmlns:wpc="http://schemas.microsoft.com/office/word/2010/wordprocessingCanvas" xmlns:cx="http://schemas.microsoft.com/office/drawing/2014/chartex" xmlns:cx1="http://schemas.microsoft.com/office/drawing/2015/9/8/chartex" xmlns:cx2="http://schemas.microsoft.com/office/drawing/2015/10/21/chartex" xmlns:cx3="http://schemas.microsoft.com/office/drawing/2016/5/9/chartex" xmlns:cx4="http://schemas.microsoft.com/office/drawing/2016/5/10/chartex" xmlns:cx5="http://schemas.microsoft.com/office/drawing/2016/5/11/chartex" xmlns:cx6="http://schemas.microsoft.com/office/drawing/2016/5/12/chartex" xmlns:cx7="http://schemas.microsoft.com/office/drawing/2016/5/13/chartex" xmlns:cx8="http://schemas.microsoft.com/office/drawing/2016/5/14/chartex" xmlns:mc="http://schemas.openxmlformats.org/markup-compatibility/2006" xmlns:aink="http://schemas.microsoft.com/office/drawing/2016/ink" xmlns:am3d="http://schemas.microsoft.com/office/drawing/2017/model3d" xmlns:o="urn:schemas-microsoft-com:office:office" xmlns:oel="http://schemas.microsoft.com/office/2019/extlst" xmlns:r="http://schemas.openxmlformats.org/officeDocument/2006/relationships" xmlns:m="http://schemas.openxmlformats.org/officeDocument/2006/math" xmlns:v="urn:schemas-microsoft-com:vml" xmlns:wp14="http://schemas.microsoft.com/office/word/2010/wordprocessingDrawing" xmlns:wp="http://schemas.openxmlformats.org/drawingml/2006/wordprocessingDrawing" xmlns:w10="urn:schemas-microsoft-com:office:word" xmlns:w="http://schemas.openxmlformats.org/wordprocessingml/2006/main" xmlns:w14="http://schemas.microsoft.com/office/word/2010/wordml" xmlns:w15="http://schemas.microsoft.com/office/word/2012/wordml" xmlns:w16cex="http://schemas.microsoft.com/office/word/2018/wordml/cex" xmlns:w16cid="http://schemas.microsoft.com/office/word/2016/wordml/cid" xmlns:w16="http://schemas.microsoft.com/office/word/2018/wordml" xmlns:w16du="http://schemas.microsoft.com/office/word/2023/wordml/word16du" xmlns:w16sdtdh="http://schemas.microsoft.com/office/word/2020/wordml/sdtdatahash" xmlns:w16se="http://schemas.microsoft.com/office/word/2015/wordml/symex" xmlns:wpg="http://schemas.microsoft.com/office/word/2010/wordprocessingGroup" xmlns:wpi="http://schemas.microsoft.com/office/word/2010/wordprocessingInk" xmlns:wne="http://schemas.microsoft.com/office/word/2006/wordml" xmlns:wps="http://schemas.microsoft.com/office/word/2010/wordprocessingShape" mc:Ignorable="w14 w15 w16se w16cid w16 w16cex w16sdtdh w16du wp14">
+<w:footnotes xmlns:wpc="http://schemas.microsoft.com/office/word/2010/wordprocessingCanvas" xmlns:cx="http://schemas.microsoft.com/office/drawing/2014/chartex" xmlns:cx1="http://schemas.microsoft.com/office/drawing/2015/9/8/chartex" xmlns:cx2="http://schemas.microsoft.com/office/drawing/2015/10/21/chartex" xmlns:cx3="http://schemas.microsoft.com/office/drawing/2016/5/9/chartex" xmlns:cx4="http://schemas.microsoft.com/office/drawing/2016/5/10/chartex" xmlns:cx5="http://schemas.microsoft.com/office/drawing/2016/5/11/chartex" xmlns:cx6="http://schemas.microsoft.com/office/drawing/2016/5/12/chartex" xmlns:cx7="http://schemas.microsoft.com/office/drawing/2016/5/13/chartex" xmlns:cx8="http://schemas.microsoft.com/office/drawing/2016/5/14/chartex" xmlns:mc="http://schemas.openxmlformats.org/markup-compatibility/2006" xmlns:aink="http://schemas.microsoft.com/office/drawing/2016/ink" xmlns:am3d="http://schemas.microsoft.com/office/drawing/2017/model3d" xmlns:o="urn:schemas-microsoft-com:office:office" xmlns:oel="http://schemas.microsoft.com/office/2019/extlst" xmlns:r="http://schemas.openxmlformats.org/officeDocument/2006/relationships" xmlns:m="http://schemas.openxmlformats.org/officeDocument/2006/math" xmlns:v="urn:schemas-microsoft-com:vml" xmlns:wp14="http://schemas.microsoft.com/office/word/2010/wordprocessingDrawing" xmlns:wp="http://schemas.openxmlformats.org/drawingml/2006/wordprocessingDrawing" xmlns:w10="urn:schemas-microsoft-com:office:word" xmlns:w="http://schemas.openxmlformats.org/wordprocessingml/2006/main" xmlns:w14="http://schemas.microsoft.com/office/word/2010/wordml" xmlns:w15="http://schemas.microsoft.com/office/word/2012/wordml" xmlns:w16cex="http://schemas.microsoft.com/office/word/2018/wordml/cex" xmlns:w16cid="http://schemas.microsoft.com/office/word/2016/wordml/cid" xmlns:w16="http://schemas.microsoft.com/office/word/2018/wordml" xmlns:w16du="http://schemas.microsoft.com/office/word/2023/wordml/word16du" xmlns:w16sdtdh="http://schemas.microsoft.com/office/word/2020/wordml/sdtdatahash" xmlns:w16sdtfl="http://schemas.microsoft.com/office/word/2024/wordml/sdtformatlock" xmlns:w16se="http://schemas.microsoft.com/office/word/2015/wordml/symex" xmlns:wpg="http://schemas.microsoft.com/office/word/2010/wordprocessingGroup" xmlns:wpi="http://schemas.microsoft.com/office/word/2010/wordprocessingInk" xmlns:wne="http://schemas.microsoft.com/office/word/2006/wordml" xmlns:wps="http://schemas.microsoft.com/office/word/2010/wordprocessingShape" mc:Ignorable="w14 w15 w16se w16cid w16 w16cex w16sdtdh w16sdtfl w16du wp14">
   <w:footnote w:type="separator" w:id="-1">
     <w:p>
       <w:pPr>
@@ -10918,7 +8526,7 @@
 </file>
 
 <file path=word/numbering.xml><?xml version="1.0" encoding="utf-8"?>
-<w:numbering xmlns:wpc="http://schemas.microsoft.com/office/word/2010/wordprocessingCanvas" xmlns:cx="http://schemas.microsoft.com/office/drawing/2014/chartex" xmlns:cx1="http://schemas.microsoft.com/office/drawing/2015/9/8/chartex" xmlns:cx2="http://schemas.microsoft.com/office/drawing/2015/10/21/chartex" xmlns:cx3="http://schemas.microsoft.com/office/drawing/2016/5/9/chartex" xmlns:cx4="http://schemas.microsoft.com/office/drawing/2016/5/10/chartex" xmlns:cx5="http://schemas.microsoft.com/office/drawing/2016/5/11/chartex" xmlns:cx6="http://schemas.microsoft.com/office/drawing/2016/5/12/chartex" xmlns:cx7="http://schemas.microsoft.com/office/drawing/2016/5/13/chartex" xmlns:cx8="http://schemas.microsoft.com/office/drawing/2016/5/14/chartex" xmlns:mc="http://schemas.openxmlformats.org/markup-compatibility/2006" xmlns:aink="http://schemas.microsoft.com/office/drawing/2016/ink" xmlns:am3d="http://schemas.microsoft.com/office/drawing/2017/model3d" xmlns:o="urn:schemas-microsoft-com:office:office" xmlns:oel="http://schemas.microsoft.com/office/2019/extlst" xmlns:r="http://schemas.openxmlformats.org/officeDocument/2006/relationships" xmlns:m="http://schemas.openxmlformats.org/officeDocument/2006/math" xmlns:v="urn:schemas-microsoft-com:vml" xmlns:wp14="http://schemas.microsoft.com/office/word/2010/wordprocessingDrawing" xmlns:wp="http://schemas.openxmlformats.org/drawingml/2006/wordprocessingDrawing" xmlns:w10="urn:schemas-microsoft-com:office:word" xmlns:w="http://schemas.openxmlformats.org/wordprocessingml/2006/main" xmlns:w14="http://schemas.microsoft.com/office/word/2010/wordml" xmlns:w15="http://schemas.microsoft.com/office/word/2012/wordml" xmlns:w16cex="http://schemas.microsoft.com/office/word/2018/wordml/cex" xmlns:w16cid="http://schemas.microsoft.com/office/word/2016/wordml/cid" xmlns:w16="http://schemas.microsoft.com/office/word/2018/wordml" xmlns:w16du="http://schemas.microsoft.com/office/word/2023/wordml/word16du" xmlns:w16sdtdh="http://schemas.microsoft.com/office/word/2020/wordml/sdtdatahash" xmlns:w16se="http://schemas.microsoft.com/office/word/2015/wordml/symex" xmlns:wpg="http://schemas.microsoft.com/office/word/2010/wordprocessingGroup" xmlns:wpi="http://schemas.microsoft.com/office/word/2010/wordprocessingInk" xmlns:wne="http://schemas.microsoft.com/office/word/2006/wordml" xmlns:wps="http://schemas.microsoft.com/office/word/2010/wordprocessingShape" mc:Ignorable="w14 w15 w16se w16cid w16 w16cex w16sdtdh w16du wp14">
+<w:numbering xmlns:wpc="http://schemas.microsoft.com/office/word/2010/wordprocessingCanvas" xmlns:cx="http://schemas.microsoft.com/office/drawing/2014/chartex" xmlns:cx1="http://schemas.microsoft.com/office/drawing/2015/9/8/chartex" xmlns:cx2="http://schemas.microsoft.com/office/drawing/2015/10/21/chartex" xmlns:cx3="http://schemas.microsoft.com/office/drawing/2016/5/9/chartex" xmlns:cx4="http://schemas.microsoft.com/office/drawing/2016/5/10/chartex" xmlns:cx5="http://schemas.microsoft.com/office/drawing/2016/5/11/chartex" xmlns:cx6="http://schemas.microsoft.com/office/drawing/2016/5/12/chartex" xmlns:cx7="http://schemas.microsoft.com/office/drawing/2016/5/13/chartex" xmlns:cx8="http://schemas.microsoft.com/office/drawing/2016/5/14/chartex" xmlns:mc="http://schemas.openxmlformats.org/markup-compatibility/2006" xmlns:aink="http://schemas.microsoft.com/office/drawing/2016/ink" xmlns:am3d="http://schemas.microsoft.com/office/drawing/2017/model3d" xmlns:o="urn:schemas-microsoft-com:office:office" xmlns:oel="http://schemas.microsoft.com/office/2019/extlst" xmlns:r="http://schemas.openxmlformats.org/officeDocument/2006/relationships" xmlns:m="http://schemas.openxmlformats.org/officeDocument/2006/math" xmlns:v="urn:schemas-microsoft-com:vml" xmlns:wp14="http://schemas.microsoft.com/office/word/2010/wordprocessingDrawing" xmlns:wp="http://schemas.openxmlformats.org/drawingml/2006/wordprocessingDrawing" xmlns:w10="urn:schemas-microsoft-com:office:word" xmlns:w="http://schemas.openxmlformats.org/wordprocessingml/2006/main" xmlns:w14="http://schemas.microsoft.com/office/word/2010/wordml" xmlns:w15="http://schemas.microsoft.com/office/word/2012/wordml" xmlns:w16cex="http://schemas.microsoft.com/office/word/2018/wordml/cex" xmlns:w16cid="http://schemas.microsoft.com/office/word/2016/wordml/cid" xmlns:w16="http://schemas.microsoft.com/office/word/2018/wordml" xmlns:w16du="http://schemas.microsoft.com/office/word/2023/wordml/word16du" xmlns:w16sdtdh="http://schemas.microsoft.com/office/word/2020/wordml/sdtdatahash" xmlns:w16sdtfl="http://schemas.microsoft.com/office/word/2024/wordml/sdtformatlock" xmlns:w16se="http://schemas.microsoft.com/office/word/2015/wordml/symex" xmlns:wpg="http://schemas.microsoft.com/office/word/2010/wordprocessingGroup" xmlns:wpi="http://schemas.microsoft.com/office/word/2010/wordprocessingInk" xmlns:wne="http://schemas.microsoft.com/office/word/2006/wordml" xmlns:wps="http://schemas.microsoft.com/office/word/2010/wordprocessingShape" mc:Ignorable="w14 w15 w16se w16cid w16 w16cex w16sdtdh w16sdtfl w16du wp14">
   <w:abstractNum w:abstractNumId="0" w15:restartNumberingAfterBreak="0">
     <w:nsid w:val="072E1D81"/>
     <w:multiLevelType w:val="hybridMultilevel"/>
@@ -12856,7 +10464,7 @@
 </file>
 
 <file path=word/styles.xml><?xml version="1.0" encoding="utf-8"?>
-<w:styles xmlns:mc="http://schemas.openxmlformats.org/markup-compatibility/2006" xmlns:r="http://schemas.openxmlformats.org/officeDocument/2006/relationships" xmlns:w="http://schemas.openxmlformats.org/wordprocessingml/2006/main" xmlns:w14="http://schemas.microsoft.com/office/word/2010/wordml" xmlns:w15="http://schemas.microsoft.com/office/word/2012/wordml" xmlns:w16cex="http://schemas.microsoft.com/office/word/2018/wordml/cex" xmlns:w16cid="http://schemas.microsoft.com/office/word/2016/wordml/cid" xmlns:w16="http://schemas.microsoft.com/office/word/2018/wordml" xmlns:w16du="http://schemas.microsoft.com/office/word/2023/wordml/word16du" xmlns:w16sdtdh="http://schemas.microsoft.com/office/word/2020/wordml/sdtdatahash" xmlns:w16se="http://schemas.microsoft.com/office/word/2015/wordml/symex" mc:Ignorable="w14 w15 w16se w16cid w16 w16cex w16sdtdh w16du">
+<w:styles xmlns:mc="http://schemas.openxmlformats.org/markup-compatibility/2006" xmlns:r="http://schemas.openxmlformats.org/officeDocument/2006/relationships" xmlns:w="http://schemas.openxmlformats.org/wordprocessingml/2006/main" xmlns:w14="http://schemas.microsoft.com/office/word/2010/wordml" xmlns:w15="http://schemas.microsoft.com/office/word/2012/wordml" xmlns:w16cex="http://schemas.microsoft.com/office/word/2018/wordml/cex" xmlns:w16cid="http://schemas.microsoft.com/office/word/2016/wordml/cid" xmlns:w16="http://schemas.microsoft.com/office/word/2018/wordml" xmlns:w16du="http://schemas.microsoft.com/office/word/2023/wordml/word16du" xmlns:w16sdtdh="http://schemas.microsoft.com/office/word/2020/wordml/sdtdatahash" xmlns:w16sdtfl="http://schemas.microsoft.com/office/word/2024/wordml/sdtformatlock" xmlns:w16se="http://schemas.microsoft.com/office/word/2015/wordml/symex" mc:Ignorable="w14 w15 w16se w16cid w16 w16cex w16sdtdh w16sdtfl w16du">
   <w:docDefaults>
     <w:rPrDefault>
       <w:rPr>
